--- a/engine/adnocdrill_study/ADNOCDRILL_Bibliography_09-08-2026.docx
+++ b/engine/adnocdrill_study/ADNOCDRILL_Bibliography_09-08-2026.docx
@@ -1757,6 +1757,97 @@
                 <w:sz w:val="16"/>
               </w:rPr>
               <w:t>Supplied price file</w:t>
+            </w:r>
+          </w:p>
+        </w:tc>
+      </w:tr>
+      <w:tr>
+        <w:tc>
+          <w:tcPr>
+            <w:tcW w:type="dxa" w:w="2457"/>
+          </w:tcPr>
+          <w:p>
+            <w:pPr>
+              <w:spacing w:after="20"/>
+            </w:pPr>
+            <w:r>
+              <w:rPr>
+                <w:color w:val="1C3A36"/>
+                <w:sz w:val="16"/>
+              </w:rPr>
+              <w:t>FTSE ADX General Index daily history, January 2011 to July 2026</w:t>
+            </w:r>
+          </w:p>
+        </w:tc>
+        <w:tc>
+          <w:tcPr>
+            <w:tcW w:type="dxa" w:w="1827"/>
+          </w:tcPr>
+          <w:p>
+            <w:pPr>
+              <w:spacing w:after="20"/>
+              <w:jc w:val="right"/>
+            </w:pPr>
+            <w:r>
+              <w:rPr>
+                <w:color w:val="1C3A36"/>
+                <w:sz w:val="16"/>
+              </w:rPr>
+              <w:t>Market data</w:t>
+            </w:r>
+          </w:p>
+        </w:tc>
+        <w:tc>
+          <w:tcPr>
+            <w:tcW w:type="dxa" w:w="2331"/>
+          </w:tcPr>
+          <w:p>
+            <w:pPr>
+              <w:spacing w:after="20"/>
+              <w:jc w:val="right"/>
+            </w:pPr>
+            <w:r>
+              <w:rPr>
+                <w:color w:val="1C3A36"/>
+                <w:sz w:val="16"/>
+              </w:rPr>
+              <w:t>3,884 sessions; screened before use for blank prices, duplicate dates, any single-session move beyond the exchange limit, and trading-day density against the real exchange calendar (238–253 sessions a year, 2021–2025). It is the regressor for the equity beta</w:t>
+            </w:r>
+          </w:p>
+        </w:tc>
+        <w:tc>
+          <w:tcPr>
+            <w:tcW w:type="dxa" w:w="1323"/>
+          </w:tcPr>
+          <w:p>
+            <w:pPr>
+              <w:spacing w:after="20"/>
+              <w:jc w:val="right"/>
+            </w:pPr>
+            <w:r>
+              <w:rPr>
+                <w:color w:val="1C3A36"/>
+                <w:sz w:val="16"/>
+              </w:rPr>
+              <w:t>24 July 2026</w:t>
+            </w:r>
+          </w:p>
+        </w:tc>
+        <w:tc>
+          <w:tcPr>
+            <w:tcW w:type="dxa" w:w="2142"/>
+          </w:tcPr>
+          <w:p>
+            <w:pPr>
+              <w:spacing w:after="20"/>
+              <w:jc w:val="right"/>
+            </w:pPr>
+            <w:r>
+              <w:rPr>
+                <w:color w:val="1C3A36"/>
+                <w:sz w:val="16"/>
+              </w:rPr>
+              <w:t>Supplied index file</w:t>
             </w:r>
           </w:p>
         </w:tc>
@@ -16539,7 +16630,7 @@
                 <w:color w:val="1C3A36"/>
                 <w:sz w:val="16"/>
               </w:rPr>
-              <w:t>0.6640</w:t>
+              <w:t>0.7950</w:t>
             </w:r>
           </w:p>
         </w:tc>
@@ -16557,7 +16648,7 @@
                 <w:color w:val="1C3A36"/>
                 <w:sz w:val="16"/>
               </w:rPr>
-              <w:t>2026-08-07</w:t>
+              <w:t>2026-07-24</w:t>
             </w:r>
           </w:p>
         </w:tc>
@@ -16575,7 +16666,7 @@
                 <w:color w:val="1C3A36"/>
                 <w:sz w:val="16"/>
               </w:rPr>
-              <w:t>Own-stock 5-year weekly regression against an equal-weight ADX composite built from the full committed 18-name UAE price library; n=249 weekly observations, R-squared 0.160, standard error 0.097, 90% interval 0.50 to 0.82. Clears the regression usability gate (n&gt;=24, R-squared&gt;=5%, standard error below the absolute beta), so the first tier of the beta hierarchy applies and no peer beta is needed. Source: engine/adnocdrill_study/beta_reg.py</w:t>
+              <w:t>Own-stock 5-year weekly regression against the FTSE ADX General Index — the headline index of the exchange the stock actually trades on, held at engine/raw_indices/AE/ADXGENERAL.csv (3,884 sessions, 02-Jan-2011 to 24-Jul-2026, screened for blanks, duplicate dates, limit-exceeding single-session moves and trading-day density before use). n=247 weekly observations, R-squared 0.128, standard error 0.133, 90% interval 0.58 to 1.01. Clears the regression usability gate (n&gt;=24, R-squared&gt;=5%, standard error below the absolute beta), so the first tier of the beta hierarchy applies and no peer beta is needed. SUPERSEDES a prior 0.664 measured against an equal-weight composite of the 18-name UAE price library; that composite under-weights the large-capitalisation names the published index is concentrated in, and it is retained as a robustness check rather than as the regressor. The index series ends 24-Jul-2026 against a 07-Aug-2026 price anchor, a 14-day gap that costs the regression two of roughly 250 weekly observations. Source: engine/adnocdrill_study/beta_reg.py</w:t>
             </w:r>
           </w:p>
         </w:tc>
@@ -17508,7 +17599,7 @@
                 <w:color w:val="1C3A36"/>
                 <w:sz w:val="16"/>
               </w:rPr>
-              <w:t>The beta is the company's own regression</w:t>
+              <w:t>The beta is regressed against the published index, not a constructed composite</w:t>
             </w:r>
           </w:p>
         </w:tc>
@@ -17526,7 +17617,7 @@
                 <w:color w:val="1C3A36"/>
                 <w:sz w:val="16"/>
               </w:rPr>
-              <w:t>0.664, from a five-year weekly regression against a local composite</w:t>
+              <w:t>0.795, from a five-year weekly regression against the FTSE ADX General Index</w:t>
             </w:r>
           </w:p>
         </w:tc>
@@ -17544,7 +17635,7 @@
                 <w:color w:val="1C3A36"/>
                 <w:sz w:val="16"/>
               </w:rPr>
-              <w:t>The listing dates from October 2021, so a full five-year window exists and clears the usability standard: 249 observations, R-squared 0.160, standard error 0.097</w:t>
+              <w:t>The listing dates from October 2021, so a full five-year window exists and clears the usability standard: 247 observations, R-squared 0.128, standard error 0.133. This SUPERSEDES an earlier 0.664 measured against an equal-weight composite of the market's listed names. A composite of that kind under-weights the large-capitalisation constituents the published index is concentrated in, and the difference is worth +0.132 of beta despite a weekly return correlation of 0.84 between the two series</w:t>
             </w:r>
           </w:p>
         </w:tc>
@@ -17562,7 +17653,7 @@
                 <w:color w:val="1C3A36"/>
                 <w:sz w:val="16"/>
               </w:rPr>
-              <w:t>A materially different beta from a longer record, or a stress episode that breaks the historical correlation. The valuation is more sensitive to this than to any other input</w:t>
+              <w:t>A materially different beta from a longer record, or a stress episode that breaks the historical correlation. The valuation is more sensitive to this than to any other input, and the estimate is not stable across windows — the three-year run gives 1.025 and the monthly run 0.471</w:t>
             </w:r>
           </w:p>
         </w:tc>
@@ -18657,6 +18748,79 @@
                 <w:sz w:val="16"/>
               </w:rPr>
               <w:t>Not required for the valuation, which is built in US dollars because the cash flows are. A dirham-basis cross-check would need this curve and is therefore not published rather than being estimated</w:t>
+            </w:r>
+          </w:p>
+        </w:tc>
+      </w:tr>
+      <w:tr>
+        <w:tc>
+          <w:tcPr>
+            <w:tcW w:type="dxa" w:w="1953"/>
+          </w:tcPr>
+          <w:p>
+            <w:pPr>
+              <w:spacing w:after="20"/>
+            </w:pPr>
+            <w:r>
+              <w:rPr>
+                <w:color w:val="1C3A36"/>
+                <w:sz w:val="16"/>
+              </w:rPr>
+              <w:t>An index series running to the valuation anchor</w:t>
+            </w:r>
+          </w:p>
+        </w:tc>
+        <w:tc>
+          <w:tcPr>
+            <w:tcW w:type="dxa" w:w="1953"/>
+          </w:tcPr>
+          <w:p>
+            <w:pPr>
+              <w:spacing w:after="20"/>
+              <w:jc w:val="right"/>
+            </w:pPr>
+            <w:r>
+              <w:rPr>
+                <w:color w:val="1C3A36"/>
+                <w:sz w:val="16"/>
+              </w:rPr>
+              <w:t>The supplied index history for the exchange</w:t>
+            </w:r>
+          </w:p>
+        </w:tc>
+        <w:tc>
+          <w:tcPr>
+            <w:tcW w:type="dxa" w:w="2961"/>
+          </w:tcPr>
+          <w:p>
+            <w:pPr>
+              <w:spacing w:after="20"/>
+              <w:jc w:val="right"/>
+            </w:pPr>
+            <w:r>
+              <w:rPr>
+                <w:color w:val="1C3A36"/>
+                <w:sz w:val="16"/>
+              </w:rPr>
+              <w:t>Obtained, but it ends 2026-07-24 against a price anchor of 2026-08-07 — a 14-day gap</w:t>
+            </w:r>
+          </w:p>
+        </w:tc>
+        <w:tc>
+          <w:tcPr>
+            <w:tcW w:type="dxa" w:w="3213"/>
+          </w:tcPr>
+          <w:p>
+            <w:pPr>
+              <w:spacing w:after="20"/>
+              <w:jc w:val="right"/>
+            </w:pPr>
+            <w:r>
+              <w:rPr>
+                <w:color w:val="1C3A36"/>
+                <w:sz w:val="16"/>
+              </w:rPr>
+              <w:t>Used as it stands. The regression's overlap simply ends at the index's last full week, costing two of roughly 250 weekly observations, which does not move the estimate. The gap is stated in the study and the index should be refreshed alongside the price series</w:t>
             </w:r>
           </w:p>
         </w:tc>

--- a/engine/adnocdrill_study/ADNOCDRILL_Bibliography_09-08-2026.docx
+++ b/engine/adnocdrill_study/ADNOCDRILL_Bibliography_09-08-2026.docx
@@ -2039,7 +2039,7 @@
                 <w:color w:val="1C3A36"/>
                 <w:sz w:val="16"/>
               </w:rPr>
-              <w:t>advnc fy23</w:t>
+              <w:t>acq borrowings</w:t>
             </w:r>
           </w:p>
         </w:tc>
@@ -2057,7 +2057,7 @@
                 <w:color w:val="1C3A36"/>
                 <w:sz w:val="16"/>
               </w:rPr>
-              <w:t>1,654.0</w:t>
+              <w:t>172,931.0</w:t>
             </w:r>
           </w:p>
         </w:tc>
@@ -2075,7 +2075,7 @@
                 <w:color w:val="1C3A36"/>
                 <w:sz w:val="16"/>
               </w:rPr>
-              <w:t>2024-02-12</w:t>
+              <w:t>2026-06-30</w:t>
             </w:r>
           </w:p>
         </w:tc>
@@ -2093,7 +2093,7 @@
                 <w:color w:val="1C3A36"/>
                 <w:sz w:val="16"/>
               </w:rPr>
-              <w:t>Advances (non-current), FY2023 audited consolidated financial statements (KPMG Lower Gulf Limited, unqualified)</w:t>
+              <w:t>Note 5, 1H-2026 condensed consolidated interim financial information (reviewed) — term loans, overdraft and borrowings assumed with MBPS</w:t>
             </w:r>
           </w:p>
         </w:tc>
@@ -2112,7 +2112,7 @@
                 <w:color w:val="1C3A36"/>
                 <w:sz w:val="16"/>
               </w:rPr>
-              <w:t>advnc fy24</w:t>
+              <w:t>acq cash</w:t>
             </w:r>
           </w:p>
         </w:tc>
@@ -2130,7 +2130,7 @@
                 <w:color w:val="1C3A36"/>
                 <w:sz w:val="16"/>
               </w:rPr>
-              <w:t>2,230.0</w:t>
+              <w:t>42,683.0</w:t>
             </w:r>
           </w:p>
         </w:tc>
@@ -2148,7 +2148,7 @@
                 <w:color w:val="1C3A36"/>
                 <w:sz w:val="16"/>
               </w:rPr>
-              <w:t>2025-02-11</w:t>
+              <w:t>2026-06-30</w:t>
             </w:r>
           </w:p>
         </w:tc>
@@ -2166,7 +2166,7 @@
                 <w:color w:val="1C3A36"/>
                 <w:sz w:val="16"/>
               </w:rPr>
-              <w:t>Advances (non-current), FY2024 audited consolidated financial statements (Deloitte &amp; Touche (M.E.), unqualified)</w:t>
+              <w:t>Note 5, 1H-2026 condensed consolidated interim financial information (reviewed) — cash acquired: 4,086 plus 38,597</w:t>
             </w:r>
           </w:p>
         </w:tc>
@@ -2185,7 +2185,7 @@
                 <w:color w:val="1C3A36"/>
                 <w:sz w:val="16"/>
               </w:rPr>
-              <w:t>advnc fy25</w:t>
+              <w:t>acq cash returned</w:t>
             </w:r>
           </w:p>
         </w:tc>
@@ -2203,7 +2203,7 @@
                 <w:color w:val="1C3A36"/>
                 <w:sz w:val="16"/>
               </w:rPr>
-              <w:t>99,218.0</w:t>
+              <w:t>9,632.0</w:t>
             </w:r>
           </w:p>
         </w:tc>
@@ -2221,7 +2221,7 @@
                 <w:color w:val="1C3A36"/>
                 <w:sz w:val="16"/>
               </w:rPr>
-              <w:t>2026-02-11</w:t>
+              <w:t>2026-06-30</w:t>
             </w:r>
           </w:p>
         </w:tc>
@@ -2239,7 +2239,7 @@
                 <w:color w:val="1C3A36"/>
                 <w:sz w:val="16"/>
               </w:rPr>
-              <w:t>Advances 8,292 plus advance for acquisition of a subsidiary 90,926, FY2025 audited consolidated financial statements (Deloitte &amp; Touche (M.E.), unqualified)</w:t>
+              <w:t>Note 5, 1H-2026 condensed consolidated interim financial information (reviewed), SLDC analysis of cash flows — 'consideration received against acquisition paid in the prior year'</w:t>
             </w:r>
           </w:p>
         </w:tc>
@@ -2258,7 +2258,7 @@
                 <w:color w:val="1C3A36"/>
                 <w:sz w:val="16"/>
               </w:rPr>
-              <w:t>afs fy23</w:t>
+              <w:t>acq consideration 2026</w:t>
             </w:r>
           </w:p>
         </w:tc>
@@ -2276,7 +2276,7 @@
                 <w:color w:val="1C3A36"/>
                 <w:sz w:val="16"/>
               </w:rPr>
-              <w:t>10,717.0</w:t>
+              <w:t>47,287.0</w:t>
             </w:r>
           </w:p>
         </w:tc>
@@ -2294,7 +2294,7 @@
                 <w:color w:val="1C3A36"/>
                 <w:sz w:val="16"/>
               </w:rPr>
-              <w:t>2024-02-12</w:t>
+              <w:t>2026-06-30</w:t>
             </w:r>
           </w:p>
         </w:tc>
@@ -2312,7 +2312,7 @@
                 <w:color w:val="1C3A36"/>
                 <w:sz w:val="16"/>
               </w:rPr>
-              <w:t>Assets held for sale, FY2023 audited consolidated financial statements (KPMG Lower Gulf Limited, unqualified)</w:t>
+              <w:t>Note 5, 1H-2026 condensed consolidated interim financial information (reviewed) — MBPS total purchase consideration, paid in cash in the period per that acquisition's own analysis of cash flows</w:t>
             </w:r>
           </w:p>
         </w:tc>
@@ -2331,7 +2331,7 @@
                 <w:color w:val="1C3A36"/>
                 <w:sz w:val="16"/>
               </w:rPr>
-              <w:t>afs fy24</w:t>
+              <w:t>acq contingent</w:t>
             </w:r>
           </w:p>
         </w:tc>
@@ -2349,7 +2349,7 @@
                 <w:color w:val="1C3A36"/>
                 <w:sz w:val="16"/>
               </w:rPr>
-              <w:t>5,708.0</w:t>
+              <w:t>20,372.0</w:t>
             </w:r>
           </w:p>
         </w:tc>
@@ -2367,7 +2367,7 @@
                 <w:color w:val="1C3A36"/>
                 <w:sz w:val="16"/>
               </w:rPr>
-              <w:t>2025-02-11</w:t>
+              <w:t>2026-06-30</w:t>
             </w:r>
           </w:p>
         </w:tc>
@@ -2385,7 +2385,7 @@
                 <w:color w:val="1C3A36"/>
                 <w:sz w:val="16"/>
               </w:rPr>
-              <w:t>Assets held for sale, FY2024 audited consolidated financial statements (Deloitte &amp; Touche (M.E.), unqualified)</w:t>
+              <w:t>Note 5, 1H-2026 condensed consolidated interim financial information (reviewed) — contingent consideration inside SLDC's purchase consideration, at fair value at the acquisition date, payable over three years against EBITDA-based performance targets</w:t>
             </w:r>
           </w:p>
         </w:tc>
@@ -2404,7 +2404,7 @@
                 <w:color w:val="1C3A36"/>
                 <w:sz w:val="16"/>
               </w:rPr>
-              <w:t>afs fy25</w:t>
+              <w:t>acq deferred tax</w:t>
             </w:r>
           </w:p>
         </w:tc>
@@ -2422,7 +2422,7 @@
                 <w:color w:val="1C3A36"/>
                 <w:sz w:val="16"/>
               </w:rPr>
-              <w:t>0.0000</w:t>
+              <w:t>4,697.0</w:t>
             </w:r>
           </w:p>
         </w:tc>
@@ -2440,7 +2440,7 @@
                 <w:color w:val="1C3A36"/>
                 <w:sz w:val="16"/>
               </w:rPr>
-              <w:t>2026-02-11</w:t>
+              <w:t>2026-06-30</w:t>
             </w:r>
           </w:p>
         </w:tc>
@@ -2458,7 +2458,7 @@
                 <w:color w:val="1C3A36"/>
                 <w:sz w:val="16"/>
               </w:rPr>
-              <w:t>Assets held for sale, FY2025 audited consolidated financial statements (Deloitte &amp; Touche (M.E.), unqualified) — nil at year end</w:t>
+              <w:t>Note 5, 1H-2026 condensed consolidated interim financial information (reviewed) — deferred tax liability assumed with SLDC. Ties to the new 'deferred tax liability' line on the face of the 30-Jun-2026 balance sheet, which was nil at 31-Dec-2025</w:t>
             </w:r>
           </w:p>
         </w:tc>
@@ -2477,7 +2477,7 @@
                 <w:color w:val="1C3A36"/>
                 <w:sz w:val="16"/>
               </w:rPr>
-              <w:t>capex fy23</w:t>
+              <w:t>acq eosb</w:t>
             </w:r>
           </w:p>
         </w:tc>
@@ -2495,7 +2495,7 @@
                 <w:color w:val="1C3A36"/>
                 <w:sz w:val="16"/>
               </w:rPr>
-              <w:t>1,062,274.0</w:t>
+              <w:t>2,693.0</w:t>
             </w:r>
           </w:p>
         </w:tc>
@@ -2513,7 +2513,7 @@
                 <w:color w:val="1C3A36"/>
                 <w:sz w:val="16"/>
               </w:rPr>
-              <w:t>2024-02-12</w:t>
+              <w:t>2026-06-30</w:t>
             </w:r>
           </w:p>
         </w:tc>
@@ -2531,7 +2531,7 @@
                 <w:color w:val="1C3A36"/>
                 <w:sz w:val="16"/>
               </w:rPr>
-              <w:t>Payments for purchase of property and equipment, FY2023 audited consolidated financial statements (KPMG Lower Gulf Limited, unqualified)</w:t>
+              <w:t>Note 5, 1H-2026 condensed consolidated interim financial information (reviewed) — provision for employees' end of service benefits assumed with MBPS</w:t>
             </w:r>
           </w:p>
         </w:tc>
@@ -2550,7 +2550,7 @@
                 <w:color w:val="1C3A36"/>
                 <w:sz w:val="16"/>
               </w:rPr>
-              <w:t>capex fy24</w:t>
+              <w:t>acq goodwill</w:t>
             </w:r>
           </w:p>
         </w:tc>
@@ -2568,7 +2568,7 @@
                 <w:color w:val="1C3A36"/>
                 <w:sz w:val="16"/>
               </w:rPr>
-              <w:t>761,822.0</w:t>
+              <w:t>16,830.0</w:t>
             </w:r>
           </w:p>
         </w:tc>
@@ -2586,7 +2586,7 @@
                 <w:color w:val="1C3A36"/>
                 <w:sz w:val="16"/>
               </w:rPr>
-              <w:t>2025-02-11</w:t>
+              <w:t>2026-06-30</w:t>
             </w:r>
           </w:p>
         </w:tc>
@@ -2604,7 +2604,7 @@
                 <w:color w:val="1C3A36"/>
                 <w:sz w:val="16"/>
               </w:rPr>
-              <w:t>Purchase of property and equipment 758,409 plus intangibles 3,413, FY2024 audited consolidated financial statements (Deloitte &amp; Touche (M.E.), unqualified)</w:t>
+              <w:t>Note 5, 1H-2026 condensed consolidated interim financial information (reviewed) — provisional goodwill: SLDC 7,029 plus MBPS 9,801. Ties exactly to the goodwill line on the face of the balance sheet</w:t>
             </w:r>
           </w:p>
         </w:tc>
@@ -2623,7 +2623,7 @@
                 <w:color w:val="1C3A36"/>
                 <w:sz w:val="16"/>
               </w:rPr>
-              <w:t>capex fy25</w:t>
+              <w:t>acq income tax</w:t>
             </w:r>
           </w:p>
         </w:tc>
@@ -2641,7 +2641,7 @@
                 <w:color w:val="1C3A36"/>
                 <w:sz w:val="16"/>
               </w:rPr>
-              <w:t>814,876.0</w:t>
+              <w:t>7,293.0</w:t>
             </w:r>
           </w:p>
         </w:tc>
@@ -2659,7 +2659,7 @@
                 <w:color w:val="1C3A36"/>
                 <w:sz w:val="16"/>
               </w:rPr>
-              <w:t>2026-02-11</w:t>
+              <w:t>2026-06-30</w:t>
             </w:r>
           </w:p>
         </w:tc>
@@ -2677,7 +2677,7 @@
                 <w:color w:val="1C3A36"/>
                 <w:sz w:val="16"/>
               </w:rPr>
-              <w:t>Purchase of property and equipment 805,215 plus intangibles 9,661, FY2025 audited consolidated financial statements (Deloitte &amp; Touche (M.E.), unqualified)</w:t>
+              <w:t>Note 5, 1H-2026 condensed consolidated interim financial information (reviewed) — income tax payable assumed: SLDC 4,600 plus MBPS 2,693</w:t>
             </w:r>
           </w:p>
         </w:tc>
@@ -2696,7 +2696,7 @@
                 <w:color w:val="1C3A36"/>
                 <w:sz w:val="16"/>
               </w:rPr>
-              <w:t>cash 1h26</w:t>
+              <w:t>acq inventories</w:t>
             </w:r>
           </w:p>
         </w:tc>
@@ -2714,7 +2714,7 @@
                 <w:color w:val="1C3A36"/>
                 <w:sz w:val="16"/>
               </w:rPr>
-              <w:t>355,423.0</w:t>
+              <w:t>13,590.0</w:t>
             </w:r>
           </w:p>
         </w:tc>
@@ -2750,7 +2750,7 @@
                 <w:color w:val="1C3A36"/>
                 <w:sz w:val="16"/>
               </w:rPr>
-              <w:t>Cash and cash equivalents, 1H-2026 condensed consolidated interim financial information (reviewed)</w:t>
+              <w:t>Note 5, 1H-2026 condensed consolidated interim financial information (reviewed) — inventories acquired: 3,348 plus 10,242</w:t>
             </w:r>
           </w:p>
         </w:tc>
@@ -2769,7 +2769,7 @@
                 <w:color w:val="1C3A36"/>
                 <w:sz w:val="16"/>
               </w:rPr>
-              <w:t>cash fy23</w:t>
+              <w:t>acq leases</w:t>
             </w:r>
           </w:p>
         </w:tc>
@@ -2787,7 +2787,7 @@
                 <w:color w:val="1C3A36"/>
                 <w:sz w:val="16"/>
               </w:rPr>
-              <w:t>354,122.0</w:t>
+              <w:t>6,717.0</w:t>
             </w:r>
           </w:p>
         </w:tc>
@@ -2805,7 +2805,7 @@
                 <w:color w:val="1C3A36"/>
                 <w:sz w:val="16"/>
               </w:rPr>
-              <w:t>2024-02-12</w:t>
+              <w:t>2026-06-30</w:t>
             </w:r>
           </w:p>
         </w:tc>
@@ -2823,7 +2823,7 @@
                 <w:color w:val="1C3A36"/>
                 <w:sz w:val="16"/>
               </w:rPr>
-              <w:t>Cash and cash equivalents, FY2023 audited consolidated financial statements (KPMG Lower Gulf Limited, unqualified)</w:t>
+              <w:t>Note 5, 1H-2026 condensed consolidated interim financial information (reviewed) — lease liabilities assumed with MBPS</w:t>
             </w:r>
           </w:p>
         </w:tc>
@@ -2842,7 +2842,7 @@
                 <w:color w:val="1C3A36"/>
                 <w:sz w:val="16"/>
               </w:rPr>
-              <w:t>cash fy24</w:t>
+              <w:t>acq nci</w:t>
             </w:r>
           </w:p>
         </w:tc>
@@ -2860,7 +2860,7 @@
                 <w:color w:val="1C3A36"/>
                 <w:sz w:val="16"/>
               </w:rPr>
-              <w:t>330,288.0</w:t>
+              <w:t>49,931.0</w:t>
             </w:r>
           </w:p>
         </w:tc>
@@ -2878,7 +2878,7 @@
                 <w:color w:val="1C3A36"/>
                 <w:sz w:val="16"/>
               </w:rPr>
-              <w:t>2025-02-11</w:t>
+              <w:t>2026-06-30</w:t>
             </w:r>
           </w:p>
         </w:tc>
@@ -2896,7 +2896,7 @@
                 <w:color w:val="1C3A36"/>
                 <w:sz w:val="16"/>
               </w:rPr>
-              <w:t>Cash and cash equivalents, FY2024 audited consolidated financial statements (Deloitte &amp; Touche (M.E.), unqualified)</w:t>
+              <w:t>Note 5, 1H-2026 condensed consolidated interim financial information (reviewed) — minority interests recognised on acquisition: 40,559 plus 9,372. Ties exactly to the statement of changes in equity</w:t>
             </w:r>
           </w:p>
         </w:tc>
@@ -2915,7 +2915,7 @@
                 <w:color w:val="1C3A36"/>
                 <w:sz w:val="16"/>
               </w:rPr>
-              <w:t>cash fy25</w:t>
+              <w:t>acq payables</w:t>
             </w:r>
           </w:p>
         </w:tc>
@@ -2933,7 +2933,7 @@
                 <w:color w:val="1C3A36"/>
                 <w:sz w:val="16"/>
               </w:rPr>
-              <w:t>236,016.0</w:t>
+              <w:t>53,013.0</w:t>
             </w:r>
           </w:p>
         </w:tc>
@@ -2951,7 +2951,7 @@
                 <w:color w:val="1C3A36"/>
                 <w:sz w:val="16"/>
               </w:rPr>
-              <w:t>2026-02-11</w:t>
+              <w:t>2026-06-30</w:t>
             </w:r>
           </w:p>
         </w:tc>
@@ -2969,7 +2969,7 @@
                 <w:color w:val="1C3A36"/>
                 <w:sz w:val="16"/>
               </w:rPr>
-              <w:t>Cash and cash equivalents, FY2025 audited consolidated financial statements (Deloitte &amp; Touche (M.E.), unqualified)</w:t>
+              <w:t>Note 5, 1H-2026 condensed consolidated interim financial information (reviewed) — trade and other payables assumed: 13,094 plus 39,919</w:t>
             </w:r>
           </w:p>
         </w:tc>
@@ -2988,7 +2988,7 @@
                 <w:color w:val="1C3A36"/>
                 <w:sz w:val="16"/>
               </w:rPr>
-              <w:t>cfo fy23</w:t>
+              <w:t>acq ppe</w:t>
             </w:r>
           </w:p>
         </w:tc>
@@ -3006,7 +3006,7 @@
                 <w:color w:val="1C3A36"/>
                 <w:sz w:val="16"/>
               </w:rPr>
-              <w:t>1,355,056.0</w:t>
+              <w:t>282,531.0</w:t>
             </w:r>
           </w:p>
         </w:tc>
@@ -3024,7 +3024,7 @@
                 <w:color w:val="1C3A36"/>
                 <w:sz w:val="16"/>
               </w:rPr>
-              <w:t>2024-02-12</w:t>
+              <w:t>2026-06-30</w:t>
             </w:r>
           </w:p>
         </w:tc>
@@ -3042,7 +3042,7 @@
                 <w:color w:val="1C3A36"/>
                 <w:sz w:val="16"/>
               </w:rPr>
-              <w:t>Net cash from operating activities, FY2023 audited consolidated financial statements (KPMG Lower Gulf Limited, unqualified)</w:t>
+              <w:t>Note 5, 1H-2026 condensed consolidated interim financial information (reviewed) — property and equipment acquired: SLDC 138,622 plus MBPS 143,909</w:t>
             </w:r>
           </w:p>
         </w:tc>
@@ -3061,7 +3061,7 @@
                 <w:color w:val="1C3A36"/>
                 <w:sz w:val="16"/>
               </w:rPr>
-              <w:t>cfo fy24</w:t>
+              <w:t>acq receivables</w:t>
             </w:r>
           </w:p>
         </w:tc>
@@ -3079,7 +3079,7 @@
                 <w:color w:val="1C3A36"/>
                 <w:sz w:val="16"/>
               </w:rPr>
-              <w:t>1,653,666.0</w:t>
+              <w:t>80,557.0</w:t>
             </w:r>
           </w:p>
         </w:tc>
@@ -3097,7 +3097,7 @@
                 <w:color w:val="1C3A36"/>
                 <w:sz w:val="16"/>
               </w:rPr>
-              <w:t>2025-02-11</w:t>
+              <w:t>2026-06-30</w:t>
             </w:r>
           </w:p>
         </w:tc>
@@ -3115,7 +3115,7 @@
                 <w:color w:val="1C3A36"/>
                 <w:sz w:val="16"/>
               </w:rPr>
-              <w:t>Net cash from operating activities, FY2024 audited consolidated financial statements (Deloitte &amp; Touche (M.E.), unqualified)</w:t>
+              <w:t>Note 5, 1H-2026 condensed consolidated interim financial information (reviewed) — trade and other receivables acquired: 11,531 plus 69,026</w:t>
             </w:r>
           </w:p>
         </w:tc>
@@ -3134,7 +3134,7 @@
                 <w:color w:val="1C3A36"/>
                 <w:sz w:val="16"/>
               </w:rPr>
-              <w:t>cfo fy25</w:t>
+              <w:t>acq rou</w:t>
             </w:r>
           </w:p>
         </w:tc>
@@ -3152,7 +3152,7 @@
                 <w:color w:val="1C3A36"/>
                 <w:sz w:val="16"/>
               </w:rPr>
-              <w:t>2,225,843.0</w:t>
+              <w:t>10,037.0</w:t>
             </w:r>
           </w:p>
         </w:tc>
@@ -3170,7 +3170,7 @@
                 <w:color w:val="1C3A36"/>
                 <w:sz w:val="16"/>
               </w:rPr>
-              <w:t>2026-02-11</w:t>
+              <w:t>2026-06-30</w:t>
             </w:r>
           </w:p>
         </w:tc>
@@ -3188,7 +3188,7 @@
                 <w:color w:val="1C3A36"/>
                 <w:sz w:val="16"/>
               </w:rPr>
-              <w:t>Net cash from operating activities, FY2025 audited consolidated financial statements (Deloitte &amp; Touche (M.E.), unqualified)</w:t>
+              <w:t>Note 5, 1H-2026 condensed consolidated interim financial information (reviewed) — right-of-use assets acquired (MBPS)</w:t>
             </w:r>
           </w:p>
         </w:tc>
@@ -3207,7 +3207,7 @@
                 <w:color w:val="1C3A36"/>
                 <w:sz w:val="16"/>
               </w:rPr>
-              <w:t>dc chem fy25</w:t>
+              <w:t>advacq fy23</w:t>
             </w:r>
           </w:p>
         </w:tc>
@@ -3225,7 +3225,7 @@
                 <w:color w:val="1C3A36"/>
                 <w:sz w:val="16"/>
               </w:rPr>
-              <w:t>254,535.0</w:t>
+              <w:t>0.0000</w:t>
             </w:r>
           </w:p>
         </w:tc>
@@ -3243,7 +3243,7 @@
                 <w:color w:val="1C3A36"/>
                 <w:sz w:val="16"/>
               </w:rPr>
-              <w:t>2026-02-11</w:t>
+              <w:t>2024-02-12</w:t>
             </w:r>
           </w:p>
         </w:tc>
@@ -3261,7 +3261,7 @@
                 <w:color w:val="1C3A36"/>
                 <w:sz w:val="16"/>
               </w:rPr>
-              <w:t>Direct cost note 20, FY2025 audited consolidated financial statements (Deloitte &amp; Touche (M.E.), unqualified) — chemicals</w:t>
+              <w:t>No advance for acquisition of a subsidiary is presented in FY2023 audited consolidated financial statements (KPMG Lower Gulf Limited, unqualified)</w:t>
             </w:r>
           </w:p>
         </w:tc>
@@ -3280,7 +3280,7 @@
                 <w:color w:val="1C3A36"/>
                 <w:sz w:val="16"/>
               </w:rPr>
-              <w:t>dc dep fy25</w:t>
+              <w:t>advacq fy24</w:t>
             </w:r>
           </w:p>
         </w:tc>
@@ -3298,7 +3298,7 @@
                 <w:color w:val="1C3A36"/>
                 <w:sz w:val="16"/>
               </w:rPr>
-              <w:t>493,064.0</w:t>
+              <w:t>0.0000</w:t>
             </w:r>
           </w:p>
         </w:tc>
@@ -3316,7 +3316,7 @@
                 <w:color w:val="1C3A36"/>
                 <w:sz w:val="16"/>
               </w:rPr>
-              <w:t>2026-02-11</w:t>
+              <w:t>2025-02-11</w:t>
             </w:r>
           </w:p>
         </w:tc>
@@ -3334,7 +3334,7 @@
                 <w:color w:val="1C3A36"/>
                 <w:sz w:val="16"/>
               </w:rPr>
-              <w:t>Direct cost note 20, FY2025 audited consolidated financial statements (Deloitte &amp; Touche (M.E.), unqualified) — depreciation of property and equipment charged to direct cost</w:t>
+              <w:t>No advance for acquisition of a subsidiary is presented in FY2024 audited consolidated financial statements (Deloitte &amp; Touche (M.E.), unqualified)</w:t>
             </w:r>
           </w:p>
         </w:tc>
@@ -3353,7 +3353,7 @@
                 <w:color w:val="1C3A36"/>
                 <w:sz w:val="16"/>
               </w:rPr>
-              <w:t>dc fuel fy25</w:t>
+              <w:t>advacq fy25</w:t>
             </w:r>
           </w:p>
         </w:tc>
@@ -3371,7 +3371,7 @@
                 <w:color w:val="1C3A36"/>
                 <w:sz w:val="16"/>
               </w:rPr>
-              <w:t>170,776.0</w:t>
+              <w:t>90,926.0</w:t>
             </w:r>
           </w:p>
         </w:tc>
@@ -3407,7 +3407,7 @@
                 <w:color w:val="1C3A36"/>
                 <w:sz w:val="16"/>
               </w:rPr>
-              <w:t>Direct cost note 20, FY2025 audited consolidated financial statements (Deloitte &amp; Touche (M.E.), unqualified) — fuel and lubricants</w:t>
+              <w:t>Advance for acquisition of a subsidiary, FY2025 audited consolidated financial statements (Deloitte &amp; Touche (M.E.), unqualified). Nil at 31 December 2024 and nil again at 30 June 2026, when the SLDC acquisition completed</w:t>
             </w:r>
           </w:p>
         </w:tc>
@@ -3426,7 +3426,7 @@
                 <w:color w:val="1C3A36"/>
                 <w:sz w:val="16"/>
               </w:rPr>
-              <w:t>dc hire fy25</w:t>
+              <w:t>advnc fy23</w:t>
             </w:r>
           </w:p>
         </w:tc>
@@ -3444,7 +3444,7 @@
                 <w:color w:val="1C3A36"/>
                 <w:sz w:val="16"/>
               </w:rPr>
-              <w:t>303,652.0</w:t>
+              <w:t>1,654.0</w:t>
             </w:r>
           </w:p>
         </w:tc>
@@ -3462,7 +3462,7 @@
                 <w:color w:val="1C3A36"/>
                 <w:sz w:val="16"/>
               </w:rPr>
-              <w:t>2026-02-11</w:t>
+              <w:t>2024-02-12</w:t>
             </w:r>
           </w:p>
         </w:tc>
@@ -3480,7 +3480,7 @@
                 <w:color w:val="1C3A36"/>
                 <w:sz w:val="16"/>
               </w:rPr>
-              <w:t>Direct cost note 20, FY2025 audited consolidated financial statements (Deloitte &amp; Touche (M.E.), unqualified) — hire of equipment</w:t>
+              <w:t>Advances (non-current), FY2023 audited consolidated financial statements (KPMG Lower Gulf Limited, unqualified)</w:t>
             </w:r>
           </w:p>
         </w:tc>
@@ -3499,7 +3499,7 @@
                 <w:color w:val="1C3A36"/>
                 <w:sz w:val="16"/>
               </w:rPr>
-              <w:t>dc majmaint fy25</w:t>
+              <w:t>advnc fy24</w:t>
             </w:r>
           </w:p>
         </w:tc>
@@ -3517,7 +3517,7 @@
                 <w:color w:val="1C3A36"/>
                 <w:sz w:val="16"/>
               </w:rPr>
-              <w:t>53,151.0</w:t>
+              <w:t>2,230.0</w:t>
             </w:r>
           </w:p>
         </w:tc>
@@ -3535,7 +3535,7 @@
                 <w:color w:val="1C3A36"/>
                 <w:sz w:val="16"/>
               </w:rPr>
-              <w:t>2026-02-11</w:t>
+              <w:t>2025-02-11</w:t>
             </w:r>
           </w:p>
         </w:tc>
@@ -3553,7 +3553,7 @@
                 <w:color w:val="1C3A36"/>
                 <w:sz w:val="16"/>
               </w:rPr>
-              <w:t>Direct cost note 20, FY2025 audited consolidated financial statements (Deloitte &amp; Touche (M.E.), unqualified) — major maintenance charges</w:t>
+              <w:t>Advances (non-current), FY2024 audited consolidated financial statements (Deloitte &amp; Touche (M.E.), unqualified)</w:t>
             </w:r>
           </w:p>
         </w:tc>
@@ -3572,7 +3572,7 @@
                 <w:color w:val="1C3A36"/>
                 <w:sz w:val="16"/>
               </w:rPr>
-              <w:t>dc other fy25</w:t>
+              <w:t>advnc fy25</w:t>
             </w:r>
           </w:p>
         </w:tc>
@@ -3590,7 +3590,7 @@
                 <w:color w:val="1C3A36"/>
                 <w:sz w:val="16"/>
               </w:rPr>
-              <w:t>123,312.0</w:t>
+              <w:t>8,292.0</w:t>
             </w:r>
           </w:p>
         </w:tc>
@@ -3626,7 +3626,7 @@
                 <w:color w:val="1C3A36"/>
                 <w:sz w:val="16"/>
               </w:rPr>
-              <w:t>Direct cost note 20, FY2025 audited consolidated financial statements (Deloitte &amp; Touche (M.E.), unqualified) — other direct cost</w:t>
+              <w:t>Advances (non-current), FY2025 audited consolidated financial statements (Deloitte &amp; Touche (M.E.), unqualified)</w:t>
             </w:r>
           </w:p>
         </w:tc>
@@ -3645,7 +3645,7 @@
                 <w:color w:val="1C3A36"/>
                 <w:sz w:val="16"/>
               </w:rPr>
-              <w:t>dc repairs fy25</w:t>
+              <w:t>afs fy23</w:t>
             </w:r>
           </w:p>
         </w:tc>
@@ -3663,7 +3663,7 @@
                 <w:color w:val="1C3A36"/>
                 <w:sz w:val="16"/>
               </w:rPr>
-              <w:t>904,937.0</w:t>
+              <w:t>10,717.0</w:t>
             </w:r>
           </w:p>
         </w:tc>
@@ -3681,7 +3681,7 @@
                 <w:color w:val="1C3A36"/>
                 <w:sz w:val="16"/>
               </w:rPr>
-              <w:t>2026-02-11</w:t>
+              <w:t>2024-02-12</w:t>
             </w:r>
           </w:p>
         </w:tc>
@@ -3699,7 +3699,7 @@
                 <w:color w:val="1C3A36"/>
                 <w:sz w:val="16"/>
               </w:rPr>
-              <w:t>Direct cost note 20, FY2025 audited consolidated financial statements (Deloitte &amp; Touche (M.E.), unqualified) — repairs and maintenance</w:t>
+              <w:t>Assets held for sale, FY2023 audited consolidated financial statements (KPMG Lower Gulf Limited, unqualified)</w:t>
             </w:r>
           </w:p>
         </w:tc>
@@ -3718,7 +3718,7 @@
                 <w:color w:val="1C3A36"/>
                 <w:sz w:val="16"/>
               </w:rPr>
-              <w:t>dc staff fy25</w:t>
+              <w:t>afs fy24</w:t>
             </w:r>
           </w:p>
         </w:tc>
@@ -3736,7 +3736,7 @@
                 <w:color w:val="1C3A36"/>
                 <w:sz w:val="16"/>
               </w:rPr>
-              <w:t>802,536.0</w:t>
+              <w:t>5,708.0</w:t>
             </w:r>
           </w:p>
         </w:tc>
@@ -3754,7 +3754,7 @@
                 <w:color w:val="1C3A36"/>
                 <w:sz w:val="16"/>
               </w:rPr>
-              <w:t>2026-02-11</w:t>
+              <w:t>2025-02-11</w:t>
             </w:r>
           </w:p>
         </w:tc>
@@ -3772,7 +3772,7 @@
                 <w:color w:val="1C3A36"/>
                 <w:sz w:val="16"/>
               </w:rPr>
-              <w:t>Direct cost note 20, FY2025 audited consolidated financial statements (Deloitte &amp; Touche (M.E.), unqualified) — staff costs</w:t>
+              <w:t>Assets held for sale, FY2024 audited consolidated financial statements (Deloitte &amp; Touche (M.E.), unqualified)</w:t>
             </w:r>
           </w:p>
         </w:tc>
@@ -3791,7 +3791,7 @@
                 <w:color w:val="1C3A36"/>
                 <w:sz w:val="16"/>
               </w:rPr>
-              <w:t>dcost fy23</w:t>
+              <w:t>afs fy25</w:t>
             </w:r>
           </w:p>
         </w:tc>
@@ -3809,7 +3809,7 @@
                 <w:color w:val="1C3A36"/>
                 <w:sz w:val="16"/>
               </w:rPr>
-              <w:t>1,848,729.0</w:t>
+              <w:t>0.0000</w:t>
             </w:r>
           </w:p>
         </w:tc>
@@ -3827,7 +3827,7 @@
                 <w:color w:val="1C3A36"/>
                 <w:sz w:val="16"/>
               </w:rPr>
-              <w:t>2024-02-12</w:t>
+              <w:t>2026-02-11</w:t>
             </w:r>
           </w:p>
         </w:tc>
@@ -3845,7 +3845,7 @@
                 <w:color w:val="1C3A36"/>
                 <w:sz w:val="16"/>
               </w:rPr>
-              <w:t>Direct cost, FY2023 audited consolidated financial statements (KPMG Lower Gulf Limited, unqualified)</w:t>
+              <w:t>Assets held for sale, FY2025 audited consolidated financial statements (Deloitte &amp; Touche (M.E.), unqualified) — nil at year end</w:t>
             </w:r>
           </w:p>
         </w:tc>
@@ -3864,7 +3864,7 @@
                 <w:color w:val="1C3A36"/>
                 <w:sz w:val="16"/>
               </w:rPr>
-              <w:t>dcost fy24</w:t>
+              <w:t>capex 1h26</w:t>
             </w:r>
           </w:p>
         </w:tc>
@@ -3882,7 +3882,7 @@
                 <w:color w:val="1C3A36"/>
                 <w:sz w:val="16"/>
               </w:rPr>
-              <w:t>2,337,407.0</w:t>
+              <w:t>189,878.0</w:t>
             </w:r>
           </w:p>
         </w:tc>
@@ -3900,7 +3900,7 @@
                 <w:color w:val="1C3A36"/>
                 <w:sz w:val="16"/>
               </w:rPr>
-              <w:t>2025-02-11</w:t>
+              <w:t>2026-06-30</w:t>
             </w:r>
           </w:p>
         </w:tc>
@@ -3918,7 +3918,7 @@
                 <w:color w:val="1C3A36"/>
                 <w:sz w:val="16"/>
               </w:rPr>
-              <w:t>Direct cost, FY2024 audited consolidated financial statements (Deloitte &amp; Touche (M.E.), unqualified)</w:t>
+              <w:t>Payments for purchase of property and equipment, 1H-2026 condensed consolidated interim financial information (reviewed)</w:t>
             </w:r>
           </w:p>
         </w:tc>
@@ -3937,7 +3937,7 @@
                 <w:color w:val="1C3A36"/>
                 <w:sz w:val="16"/>
               </w:rPr>
-              <w:t>dcost fy25</w:t>
+              <w:t>capex fy23</w:t>
             </w:r>
           </w:p>
         </w:tc>
@@ -3955,7 +3955,7 @@
                 <w:color w:val="1C3A36"/>
                 <w:sz w:val="16"/>
               </w:rPr>
-              <w:t>3,105,963.0</w:t>
+              <w:t>1,062,274.0</w:t>
             </w:r>
           </w:p>
         </w:tc>
@@ -3973,7 +3973,7 @@
                 <w:color w:val="1C3A36"/>
                 <w:sz w:val="16"/>
               </w:rPr>
-              <w:t>2026-02-11</w:t>
+              <w:t>2024-02-12</w:t>
             </w:r>
           </w:p>
         </w:tc>
@@ -3991,7 +3991,7 @@
                 <w:color w:val="1C3A36"/>
                 <w:sz w:val="16"/>
               </w:rPr>
-              <w:t>Direct cost, FY2025 audited consolidated financial statements (Deloitte &amp; Touche (M.E.), unqualified)</w:t>
+              <w:t>Payments for purchase of property and equipment, FY2023 audited consolidated financial statements (KPMG Lower Gulf Limited, unqualified)</w:t>
             </w:r>
           </w:p>
         </w:tc>
@@ -4010,7 +4010,7 @@
                 <w:color w:val="1C3A36"/>
                 <w:sz w:val="16"/>
               </w:rPr>
-              <w:t>debt 1h26</w:t>
+              <w:t>capex fy24</w:t>
             </w:r>
           </w:p>
         </w:tc>
@@ -4028,7 +4028,7 @@
                 <w:color w:val="1C3A36"/>
                 <w:sz w:val="16"/>
               </w:rPr>
-              <w:t>2,468,779.0</w:t>
+              <w:t>761,822.0</w:t>
             </w:r>
           </w:p>
         </w:tc>
@@ -4046,7 +4046,7 @@
                 <w:color w:val="1C3A36"/>
                 <w:sz w:val="16"/>
               </w:rPr>
-              <w:t>2026-06-30</w:t>
+              <w:t>2025-02-11</w:t>
             </w:r>
           </w:p>
         </w:tc>
@@ -4064,7 +4064,7 @@
                 <w:color w:val="1C3A36"/>
                 <w:sz w:val="16"/>
               </w:rPr>
-              <w:t>Borrowings, 1H-2026 condensed consolidated interim financial information (reviewed): non-current 1,247,510 plus current 1,221,269</w:t>
+              <w:t>Purchase of property and equipment 758,409 plus intangibles 3,413, FY2024 audited consolidated financial statements (Deloitte &amp; Touche (M.E.), unqualified)</w:t>
             </w:r>
           </w:p>
         </w:tc>
@@ -4083,7 +4083,7 @@
                 <w:color w:val="1C3A36"/>
                 <w:sz w:val="16"/>
               </w:rPr>
-              <w:t>debt fy23</w:t>
+              <w:t>capex fy25</w:t>
             </w:r>
           </w:p>
         </w:tc>
@@ -4101,7 +4101,7 @@
                 <w:color w:val="1C3A36"/>
                 <w:sz w:val="16"/>
               </w:rPr>
-              <w:t>1,992,264.0</w:t>
+              <w:t>814,876.0</w:t>
             </w:r>
           </w:p>
         </w:tc>
@@ -4119,7 +4119,7 @@
                 <w:color w:val="1C3A36"/>
                 <w:sz w:val="16"/>
               </w:rPr>
-              <w:t>2024-02-12</w:t>
+              <w:t>2026-02-11</w:t>
             </w:r>
           </w:p>
         </w:tc>
@@ -4137,7 +4137,7 @@
                 <w:color w:val="1C3A36"/>
                 <w:sz w:val="16"/>
               </w:rPr>
-              <w:t>Borrowings note 13, FY2023 audited consolidated financial statements (KPMG Lower Gulf Limited, unqualified) (non-current 1,992,264, current nil)</w:t>
+              <w:t>Purchase of property and equipment 805,215 plus intangibles 9,661, FY2025 audited consolidated financial statements (Deloitte &amp; Touche (M.E.), unqualified)</w:t>
             </w:r>
           </w:p>
         </w:tc>
@@ -4156,7 +4156,7 @@
                 <w:color w:val="1C3A36"/>
                 <w:sz w:val="16"/>
               </w:rPr>
-              <w:t>debt fy24</w:t>
+              <w:t>cash 1h26</w:t>
             </w:r>
           </w:p>
         </w:tc>
@@ -4174,7 +4174,7 @@
                 <w:color w:val="1C3A36"/>
                 <w:sz w:val="16"/>
               </w:rPr>
-              <w:t>2,294,750.0</w:t>
+              <w:t>355,423.0</w:t>
             </w:r>
           </w:p>
         </w:tc>
@@ -4192,7 +4192,7 @@
                 <w:color w:val="1C3A36"/>
                 <w:sz w:val="16"/>
               </w:rPr>
-              <w:t>2025-02-11</w:t>
+              <w:t>2026-06-30</w:t>
             </w:r>
           </w:p>
         </w:tc>
@@ -4210,7 +4210,7 @@
                 <w:color w:val="1C3A36"/>
                 <w:sz w:val="16"/>
               </w:rPr>
-              <w:t>Borrowings note 15, FY2024 audited consolidated financial statements (Deloitte &amp; Touche (M.E.), unqualified): non-current 1,495,227 plus current 799,523</w:t>
+              <w:t>Cash and cash equivalents, 1H-2026 condensed consolidated interim financial information (reviewed)</w:t>
             </w:r>
           </w:p>
         </w:tc>
@@ -4229,7 +4229,7 @@
                 <w:color w:val="1C3A36"/>
                 <w:sz w:val="16"/>
               </w:rPr>
-              <w:t>debt fy25</w:t>
+              <w:t>cash fy23</w:t>
             </w:r>
           </w:p>
         </w:tc>
@@ -4247,7 +4247,7 @@
                 <w:color w:val="1C3A36"/>
                 <w:sz w:val="16"/>
               </w:rPr>
-              <w:t>2,269,039.0</w:t>
+              <w:t>354,122.0</w:t>
             </w:r>
           </w:p>
         </w:tc>
@@ -4265,7 +4265,7 @@
                 <w:color w:val="1C3A36"/>
                 <w:sz w:val="16"/>
               </w:rPr>
-              <w:t>2026-02-11</w:t>
+              <w:t>2024-02-12</w:t>
             </w:r>
           </w:p>
         </w:tc>
@@ -4283,7 +4283,7 @@
                 <w:color w:val="1C3A36"/>
                 <w:sz w:val="16"/>
               </w:rPr>
-              <w:t>Borrowings note 15, FY2025 audited consolidated financial statements (Deloitte &amp; Touche (M.E.), unqualified): non-current 1,246,507 plus current 1,022,532</w:t>
+              <w:t>Cash and cash equivalents, FY2023 audited consolidated financial statements (KPMG Lower Gulf Limited, unqualified)</w:t>
             </w:r>
           </w:p>
         </w:tc>
@@ -4302,7 +4302,7 @@
                 <w:color w:val="1C3A36"/>
                 <w:sz w:val="16"/>
               </w:rPr>
-              <w:t>dfrp fy23</w:t>
+              <w:t>cash fy24</w:t>
             </w:r>
           </w:p>
         </w:tc>
@@ -4320,7 +4320,7 @@
                 <w:color w:val="1C3A36"/>
                 <w:sz w:val="16"/>
               </w:rPr>
-              <w:t>986,696.0</w:t>
+              <w:t>330,288.0</w:t>
             </w:r>
           </w:p>
         </w:tc>
@@ -4338,7 +4338,7 @@
                 <w:color w:val="1C3A36"/>
                 <w:sz w:val="16"/>
               </w:rPr>
-              <w:t>2024-02-12</w:t>
+              <w:t>2025-02-11</w:t>
             </w:r>
           </w:p>
         </w:tc>
@@ -4356,7 +4356,7 @@
                 <w:color w:val="1C3A36"/>
                 <w:sz w:val="16"/>
               </w:rPr>
-              <w:t>Due from related parties, FY2023 audited consolidated financial statements (KPMG Lower Gulf Limited, unqualified)</w:t>
+              <w:t>Cash and cash equivalents, FY2024 audited consolidated financial statements (Deloitte &amp; Touche (M.E.), unqualified)</w:t>
             </w:r>
           </w:p>
         </w:tc>
@@ -4375,7 +4375,7 @@
                 <w:color w:val="1C3A36"/>
                 <w:sz w:val="16"/>
               </w:rPr>
-              <w:t>dfrp fy24</w:t>
+              <w:t>cash fy25</w:t>
             </w:r>
           </w:p>
         </w:tc>
@@ -4393,7 +4393,7 @@
                 <w:color w:val="1C3A36"/>
                 <w:sz w:val="16"/>
               </w:rPr>
-              <w:t>1,361,282.0</w:t>
+              <w:t>236,016.0</w:t>
             </w:r>
           </w:p>
         </w:tc>
@@ -4411,7 +4411,7 @@
                 <w:color w:val="1C3A36"/>
                 <w:sz w:val="16"/>
               </w:rPr>
-              <w:t>2025-02-11</w:t>
+              <w:t>2026-02-11</w:t>
             </w:r>
           </w:p>
         </w:tc>
@@ -4429,7 +4429,7 @@
                 <w:color w:val="1C3A36"/>
                 <w:sz w:val="16"/>
               </w:rPr>
-              <w:t>Due from related parties, FY2024 audited consolidated financial statements (Deloitte &amp; Touche (M.E.), unqualified)</w:t>
+              <w:t>Cash and cash equivalents, FY2025 audited consolidated financial statements (Deloitte &amp; Touche (M.E.), unqualified)</w:t>
             </w:r>
           </w:p>
         </w:tc>
@@ -4448,7 +4448,7 @@
                 <w:color w:val="1C3A36"/>
                 <w:sz w:val="16"/>
               </w:rPr>
-              <w:t>dfrp fy25</w:t>
+              <w:t>cfo 1h26</w:t>
             </w:r>
           </w:p>
         </w:tc>
@@ -4466,7 +4466,7 @@
                 <w:color w:val="1C3A36"/>
                 <w:sz w:val="16"/>
               </w:rPr>
-              <w:t>1,364,794.0</w:t>
+              <w:t>843,049.0</w:t>
             </w:r>
           </w:p>
         </w:tc>
@@ -4484,7 +4484,7 @@
                 <w:color w:val="1C3A36"/>
                 <w:sz w:val="16"/>
               </w:rPr>
-              <w:t>2026-02-11</w:t>
+              <w:t>2026-06-30</w:t>
             </w:r>
           </w:p>
         </w:tc>
@@ -4502,7 +4502,7 @@
                 <w:color w:val="1C3A36"/>
                 <w:sz w:val="16"/>
               </w:rPr>
-              <w:t>Due from related parties note 18, FY2025 audited consolidated financial statements (Deloitte &amp; Touche (M.E.), unqualified) — 228,666 billed plus 1,164,132 of unbilled contract assets less a 28,004 expected-credit-loss allowance</w:t>
+              <w:t>Net cash generated from operating activities, 1H-2026 condensed consolidated interim financial information (reviewed). Stated after income tax and end-of-service benefits paid and BEFORE finance cost paid, which this company presents inside financing — so the figure is already unlevered</w:t>
             </w:r>
           </w:p>
         </w:tc>
@@ -4521,7 +4521,7 @@
                 <w:color w:val="1C3A36"/>
                 <w:sz w:val="16"/>
               </w:rPr>
-              <w:t>div fy23</w:t>
+              <w:t>cfo fy23</w:t>
             </w:r>
           </w:p>
         </w:tc>
@@ -4539,7 +4539,7 @@
                 <w:color w:val="1C3A36"/>
                 <w:sz w:val="16"/>
               </w:rPr>
-              <w:t>699,559.0</w:t>
+              <w:t>1,355,056.0</w:t>
             </w:r>
           </w:p>
         </w:tc>
@@ -4575,7 +4575,7 @@
                 <w:color w:val="1C3A36"/>
                 <w:sz w:val="16"/>
               </w:rPr>
-              <w:t>Dividends paid, FY2023 audited consolidated financial statements (KPMG Lower Gulf Limited, unqualified)</w:t>
+              <w:t>Net cash from operating activities, FY2023 audited consolidated financial statements (KPMG Lower Gulf Limited, unqualified)</w:t>
             </w:r>
           </w:p>
         </w:tc>
@@ -4594,7 +4594,7 @@
                 <w:color w:val="1C3A36"/>
                 <w:sz w:val="16"/>
               </w:rPr>
-              <w:t>div fy24</w:t>
+              <w:t>cfo fy24</w:t>
             </w:r>
           </w:p>
         </w:tc>
@@ -4612,7 +4612,7 @@
                 <w:color w:val="1C3A36"/>
                 <w:sz w:val="16"/>
               </w:rPr>
-              <w:t>752,452.0</w:t>
+              <w:t>1,653,666.0</w:t>
             </w:r>
           </w:p>
         </w:tc>
@@ -4648,7 +4648,7 @@
                 <w:color w:val="1C3A36"/>
                 <w:sz w:val="16"/>
               </w:rPr>
-              <w:t>Dividends paid, FY2024 audited consolidated financial statements (Deloitte &amp; Touche (M.E.), unqualified)</w:t>
+              <w:t>Net cash from operating activities, FY2024 audited consolidated financial statements (Deloitte &amp; Touche (M.E.), unqualified)</w:t>
             </w:r>
           </w:p>
         </w:tc>
@@ -4667,7 +4667,7 @@
                 <w:color w:val="1C3A36"/>
                 <w:sz w:val="16"/>
               </w:rPr>
-              <w:t>div fy25</w:t>
+              <w:t>cfo fy25</w:t>
             </w:r>
           </w:p>
         </w:tc>
@@ -4685,7 +4685,7 @@
                 <w:color w:val="1C3A36"/>
                 <w:sz w:val="16"/>
               </w:rPr>
-              <w:t>1,143,567.0</w:t>
+              <w:t>2,225,843.0</w:t>
             </w:r>
           </w:p>
         </w:tc>
@@ -4721,7 +4721,7 @@
                 <w:color w:val="1C3A36"/>
                 <w:sz w:val="16"/>
               </w:rPr>
-              <w:t>Dividends paid, FY2025 audited consolidated financial statements (Deloitte &amp; Touche (M.E.), unqualified)</w:t>
+              <w:t>Net cash from operating activities, FY2025 audited consolidated financial statements (Deloitte &amp; Touche (M.E.), unqualified)</w:t>
             </w:r>
           </w:p>
         </w:tc>
@@ -4740,7 +4740,7 @@
                 <w:color w:val="1C3A36"/>
                 <w:sz w:val="16"/>
               </w:rPr>
-              <w:t>dna 1h26</w:t>
+              <w:t>dc chem fy25</w:t>
             </w:r>
           </w:p>
         </w:tc>
@@ -4758,7 +4758,7 @@
                 <w:color w:val="1C3A36"/>
                 <w:sz w:val="16"/>
               </w:rPr>
-              <w:t>260,530.0</w:t>
+              <w:t>254,535.0</w:t>
             </w:r>
           </w:p>
         </w:tc>
@@ -4776,7 +4776,7 @@
                 <w:color w:val="1C3A36"/>
                 <w:sz w:val="16"/>
               </w:rPr>
-              <w:t>2026-07-30</w:t>
+              <w:t>2026-02-11</w:t>
             </w:r>
           </w:p>
         </w:tc>
@@ -4794,7 +4794,7 @@
                 <w:color w:val="1C3A36"/>
                 <w:sz w:val="16"/>
               </w:rPr>
-              <w:t>Cash-flow statement adjustments, 1H-2026 condensed consolidated interim financial information (reviewed): property and equipment 252,319 plus right-of-use 5,906 plus intangibles 2,305</w:t>
+              <w:t>Direct cost note 20, FY2025 audited consolidated financial statements (Deloitte &amp; Touche (M.E.), unqualified) — chemicals</w:t>
             </w:r>
           </w:p>
         </w:tc>
@@ -4813,7 +4813,7 @@
                 <w:color w:val="1C3A36"/>
                 <w:sz w:val="16"/>
               </w:rPr>
-              <w:t>dna fy23</w:t>
+              <w:t>dc dep fy25</w:t>
             </w:r>
           </w:p>
         </w:tc>
@@ -4831,7 +4831,7 @@
                 <w:color w:val="1C3A36"/>
                 <w:sz w:val="16"/>
               </w:rPr>
-              <w:t>391,247.0</w:t>
+              <w:t>493,064.0</w:t>
             </w:r>
           </w:p>
         </w:tc>
@@ -4849,7 +4849,7 @@
                 <w:color w:val="1C3A36"/>
                 <w:sz w:val="16"/>
               </w:rPr>
-              <w:t>2024-02-12</w:t>
+              <w:t>2026-02-11</w:t>
             </w:r>
           </w:p>
         </w:tc>
@@ -4867,7 +4867,7 @@
                 <w:color w:val="1C3A36"/>
                 <w:sz w:val="16"/>
               </w:rPr>
-              <w:t>Consolidated statement of cash flows, FY2023 audited consolidated financial statements (KPMG Lower Gulf Limited, unqualified): property and equipment 368,110 + right-of-use assets 19,589 + intangibles 3,548. Ties to the segment note's total depreciation of 391,247</w:t>
+              <w:t>Direct cost note 20, FY2025 audited consolidated financial statements (Deloitte &amp; Touche (M.E.), unqualified) — depreciation of property and equipment charged to direct cost</w:t>
             </w:r>
           </w:p>
         </w:tc>
@@ -4886,7 +4886,7 @@
                 <w:color w:val="1C3A36"/>
                 <w:sz w:val="16"/>
               </w:rPr>
-              <w:t>dna fy24</w:t>
+              <w:t>dc fuel fy25</w:t>
             </w:r>
           </w:p>
         </w:tc>
@@ -4904,7 +4904,7 @@
                 <w:color w:val="1C3A36"/>
                 <w:sz w:val="16"/>
               </w:rPr>
-              <w:t>458,452.0</w:t>
+              <w:t>170,776.0</w:t>
             </w:r>
           </w:p>
         </w:tc>
@@ -4922,7 +4922,7 @@
                 <w:color w:val="1C3A36"/>
                 <w:sz w:val="16"/>
               </w:rPr>
-              <w:t>2025-02-11</w:t>
+              <w:t>2026-02-11</w:t>
             </w:r>
           </w:p>
         </w:tc>
@@ -4940,7 +4940,7 @@
                 <w:color w:val="1C3A36"/>
                 <w:sz w:val="16"/>
               </w:rPr>
-              <w:t>Consolidated statement of cash flows, FY2024 audited consolidated financial statements (Deloitte &amp; Touche (M.E.), unqualified): property and equipment 426,473 + right-of-use assets 28,435 + intangibles 3,544. Ties to the segment note's total depreciation and amortisation of 458,452</w:t>
+              <w:t>Direct cost note 20, FY2025 audited consolidated financial statements (Deloitte &amp; Touche (M.E.), unqualified) — fuel and lubricants</w:t>
             </w:r>
           </w:p>
         </w:tc>
@@ -4959,7 +4959,7 @@
                 <w:color w:val="1C3A36"/>
                 <w:sz w:val="16"/>
               </w:rPr>
-              <w:t>dna fy25</w:t>
+              <w:t>dc hire fy25</w:t>
             </w:r>
           </w:p>
         </w:tc>
@@ -4977,7 +4977,7 @@
                 <w:color w:val="1C3A36"/>
                 <w:sz w:val="16"/>
               </w:rPr>
-              <w:t>512,319.0</w:t>
+              <w:t>303,652.0</w:t>
             </w:r>
           </w:p>
         </w:tc>
@@ -5013,7 +5013,7 @@
                 <w:color w:val="1C3A36"/>
                 <w:sz w:val="16"/>
               </w:rPr>
-              <w:t>Consolidated statement of cash flows, FY2025 audited consolidated financial statements (Deloitte &amp; Touche (M.E.), unqualified): property and equipment 497,084 + right-of-use assets 11,042 + intangibles 4,193. Ties to the segment note's total depreciation and amortisation of 512,319</w:t>
+              <w:t>Direct cost note 20, FY2025 audited consolidated financial statements (Deloitte &amp; Touche (M.E.), unqualified) — hire of equipment</w:t>
             </w:r>
           </w:p>
         </w:tc>
@@ -5032,7 +5032,7 @@
                 <w:color w:val="1C3A36"/>
                 <w:sz w:val="16"/>
               </w:rPr>
-              <w:t>dta fy23</w:t>
+              <w:t>dc majmaint fy25</w:t>
             </w:r>
           </w:p>
         </w:tc>
@@ -5050,7 +5050,7 @@
                 <w:color w:val="1C3A36"/>
                 <w:sz w:val="16"/>
               </w:rPr>
-              <w:t>0.0000</w:t>
+              <w:t>53,151.0</w:t>
             </w:r>
           </w:p>
         </w:tc>
@@ -5068,7 +5068,7 @@
                 <w:color w:val="1C3A36"/>
                 <w:sz w:val="16"/>
               </w:rPr>
-              <w:t>2024-02-12</w:t>
+              <w:t>2026-02-11</w:t>
             </w:r>
           </w:p>
         </w:tc>
@@ -5086,7 +5086,7 @@
                 <w:color w:val="1C3A36"/>
                 <w:sz w:val="16"/>
               </w:rPr>
-              <w:t>Deferred tax assets, FY2023 audited consolidated financial statements (KPMG Lower Gulf Limited, unqualified) — none recognised</w:t>
+              <w:t>Direct cost note 20, FY2025 audited consolidated financial statements (Deloitte &amp; Touche (M.E.), unqualified) — major maintenance charges</w:t>
             </w:r>
           </w:p>
         </w:tc>
@@ -5105,7 +5105,7 @@
                 <w:color w:val="1C3A36"/>
                 <w:sz w:val="16"/>
               </w:rPr>
-              <w:t>dta fy24</w:t>
+              <w:t>dc other fy25</w:t>
             </w:r>
           </w:p>
         </w:tc>
@@ -5123,7 +5123,7 @@
                 <w:color w:val="1C3A36"/>
                 <w:sz w:val="16"/>
               </w:rPr>
-              <w:t>1,397.0</w:t>
+              <w:t>123,312.0</w:t>
             </w:r>
           </w:p>
         </w:tc>
@@ -5141,7 +5141,7 @@
                 <w:color w:val="1C3A36"/>
                 <w:sz w:val="16"/>
               </w:rPr>
-              <w:t>2025-02-11</w:t>
+              <w:t>2026-02-11</w:t>
             </w:r>
           </w:p>
         </w:tc>
@@ -5159,7 +5159,7 @@
                 <w:color w:val="1C3A36"/>
                 <w:sz w:val="16"/>
               </w:rPr>
-              <w:t>Deferred tax assets, FY2024 audited consolidated financial statements (Deloitte &amp; Touche (M.E.), unqualified)</w:t>
+              <w:t>Direct cost note 20, FY2025 audited consolidated financial statements (Deloitte &amp; Touche (M.E.), unqualified) — other direct cost</w:t>
             </w:r>
           </w:p>
         </w:tc>
@@ -5178,7 +5178,7 @@
                 <w:color w:val="1C3A36"/>
                 <w:sz w:val="16"/>
               </w:rPr>
-              <w:t>dta fy25</w:t>
+              <w:t>dc repairs fy25</w:t>
             </w:r>
           </w:p>
         </w:tc>
@@ -5196,7 +5196,7 @@
                 <w:color w:val="1C3A36"/>
                 <w:sz w:val="16"/>
               </w:rPr>
-              <w:t>1,228.0</w:t>
+              <w:t>904,937.0</w:t>
             </w:r>
           </w:p>
         </w:tc>
@@ -5232,7 +5232,7 @@
                 <w:color w:val="1C3A36"/>
                 <w:sz w:val="16"/>
               </w:rPr>
-              <w:t>Deferred tax assets, FY2025 audited consolidated financial statements (Deloitte &amp; Touche (M.E.), unqualified)</w:t>
+              <w:t>Direct cost note 20, FY2025 audited consolidated financial statements (Deloitte &amp; Touche (M.E.), unqualified) — repairs and maintenance</w:t>
             </w:r>
           </w:p>
         </w:tc>
@@ -5251,7 +5251,7 @@
                 <w:color w:val="1C3A36"/>
                 <w:sz w:val="16"/>
               </w:rPr>
-              <w:t>dtrp fy23</w:t>
+              <w:t>dc staff fy25</w:t>
             </w:r>
           </w:p>
         </w:tc>
@@ -5269,7 +5269,7 @@
                 <w:color w:val="1C3A36"/>
                 <w:sz w:val="16"/>
               </w:rPr>
-              <w:t>250,237.0</w:t>
+              <w:t>802,536.0</w:t>
             </w:r>
           </w:p>
         </w:tc>
@@ -5287,7 +5287,7 @@
                 <w:color w:val="1C3A36"/>
                 <w:sz w:val="16"/>
               </w:rPr>
-              <w:t>2024-02-12</w:t>
+              <w:t>2026-02-11</w:t>
             </w:r>
           </w:p>
         </w:tc>
@@ -5305,7 +5305,7 @@
                 <w:color w:val="1C3A36"/>
                 <w:sz w:val="16"/>
               </w:rPr>
-              <w:t>Due to related parties, FY2023 audited consolidated financial statements (KPMG Lower Gulf Limited, unqualified)</w:t>
+              <w:t>Direct cost note 20, FY2025 audited consolidated financial statements (Deloitte &amp; Touche (M.E.), unqualified) — staff costs</w:t>
             </w:r>
           </w:p>
         </w:tc>
@@ -5324,7 +5324,7 @@
                 <w:color w:val="1C3A36"/>
                 <w:sz w:val="16"/>
               </w:rPr>
-              <w:t>dtrp fy24</w:t>
+              <w:t>dcost fy23</w:t>
             </w:r>
           </w:p>
         </w:tc>
@@ -5342,7 +5342,7 @@
                 <w:color w:val="1C3A36"/>
                 <w:sz w:val="16"/>
               </w:rPr>
-              <w:t>250,850.0</w:t>
+              <w:t>1,848,729.0</w:t>
             </w:r>
           </w:p>
         </w:tc>
@@ -5360,7 +5360,7 @@
                 <w:color w:val="1C3A36"/>
                 <w:sz w:val="16"/>
               </w:rPr>
-              <w:t>2025-02-11</w:t>
+              <w:t>2024-02-12</w:t>
             </w:r>
           </w:p>
         </w:tc>
@@ -5378,7 +5378,7 @@
                 <w:color w:val="1C3A36"/>
                 <w:sz w:val="16"/>
               </w:rPr>
-              <w:t>Due to related parties, FY2024 audited consolidated financial statements (Deloitte &amp; Touche (M.E.), unqualified)</w:t>
+              <w:t>Direct cost, FY2023 audited consolidated financial statements (KPMG Lower Gulf Limited, unqualified)</w:t>
             </w:r>
           </w:p>
         </w:tc>
@@ -5397,7 +5397,7 @@
                 <w:color w:val="1C3A36"/>
                 <w:sz w:val="16"/>
               </w:rPr>
-              <w:t>dtrp fy25</w:t>
+              <w:t>dcost fy24</w:t>
             </w:r>
           </w:p>
         </w:tc>
@@ -5415,7 +5415,7 @@
                 <w:color w:val="1C3A36"/>
                 <w:sz w:val="16"/>
               </w:rPr>
-              <w:t>416,071.0</w:t>
+              <w:t>2,337,407.0</w:t>
             </w:r>
           </w:p>
         </w:tc>
@@ -5433,7 +5433,7 @@
                 <w:color w:val="1C3A36"/>
                 <w:sz w:val="16"/>
               </w:rPr>
-              <w:t>2026-02-11</w:t>
+              <w:t>2025-02-11</w:t>
             </w:r>
           </w:p>
         </w:tc>
@@ -5451,7 +5451,7 @@
                 <w:color w:val="1C3A36"/>
                 <w:sz w:val="16"/>
               </w:rPr>
-              <w:t>Due to related parties note 18, FY2025 audited consolidated financial statements (Deloitte &amp; Touche (M.E.), unqualified)</w:t>
+              <w:t>Direct cost, FY2024 audited consolidated financial statements (Deloitte &amp; Touche (M.E.), unqualified)</w:t>
             </w:r>
           </w:p>
         </w:tc>
@@ -5470,7 +5470,7 @@
                 <w:color w:val="1C3A36"/>
                 <w:sz w:val="16"/>
               </w:rPr>
-              <w:t>ebitda 1h26</w:t>
+              <w:t>dcost fy25</w:t>
             </w:r>
           </w:p>
         </w:tc>
@@ -5488,7 +5488,7 @@
                 <w:color w:val="1C3A36"/>
                 <w:sz w:val="16"/>
               </w:rPr>
-              <w:t>1,084,000.0</w:t>
+              <w:t>3,105,963.0</w:t>
             </w:r>
           </w:p>
         </w:tc>
@@ -5506,7 +5506,7 @@
                 <w:color w:val="1C3A36"/>
                 <w:sz w:val="16"/>
               </w:rPr>
-              <w:t>2026-07-30</w:t>
+              <w:t>2026-02-11</w:t>
             </w:r>
           </w:p>
         </w:tc>
@@ -5524,7 +5524,7 @@
                 <w:color w:val="1C3A36"/>
                 <w:sz w:val="16"/>
               </w:rPr>
-              <w:t>EBITDA, 1H-2026 management discussion and analysis financial summary. Reconciles to the interim statements: revenue 2,459,813 less direct cost 1,566,479 less general and administrative 90,356 plus joint-venture share 16,479 plus other income 3,807 = 823,264 before adding back the 260,530 of depreciation and amortisation inside cost of sales and overheads</w:t>
+              <w:t>Direct cost, FY2025 audited consolidated financial statements (Deloitte &amp; Touche (M.E.), unqualified)</w:t>
             </w:r>
           </w:p>
         </w:tc>
@@ -5543,7 +5543,7 @@
                 <w:color w:val="1C3A36"/>
                 <w:sz w:val="16"/>
               </w:rPr>
-              <w:t>eosb fy23</w:t>
+              <w:t>debt 1h26</w:t>
             </w:r>
           </w:p>
         </w:tc>
@@ -5561,7 +5561,7 @@
                 <w:color w:val="1C3A36"/>
                 <w:sz w:val="16"/>
               </w:rPr>
-              <w:t>114,422.0</w:t>
+              <w:t>2,468,779.0</w:t>
             </w:r>
           </w:p>
         </w:tc>
@@ -5579,7 +5579,7 @@
                 <w:color w:val="1C3A36"/>
                 <w:sz w:val="16"/>
               </w:rPr>
-              <w:t>2024-02-12</w:t>
+              <w:t>2026-06-30</w:t>
             </w:r>
           </w:p>
         </w:tc>
@@ -5597,7 +5597,7 @@
                 <w:color w:val="1C3A36"/>
                 <w:sz w:val="16"/>
               </w:rPr>
-              <w:t>Provision for employees' end of service benefits, FY2023 audited consolidated financial statements (KPMG Lower Gulf Limited, unqualified): non-current 105,328 plus current 9,094</w:t>
+              <w:t>Borrowings, 1H-2026 condensed consolidated interim financial information (reviewed): non-current 1,247,510 plus current 1,221,269</w:t>
             </w:r>
           </w:p>
         </w:tc>
@@ -5616,7 +5616,7 @@
                 <w:color w:val="1C3A36"/>
                 <w:sz w:val="16"/>
               </w:rPr>
-              <w:t>eosb fy24</w:t>
+              <w:t>debt fy23</w:t>
             </w:r>
           </w:p>
         </w:tc>
@@ -5634,7 +5634,7 @@
                 <w:color w:val="1C3A36"/>
                 <w:sz w:val="16"/>
               </w:rPr>
-              <w:t>129,947.0</w:t>
+              <w:t>1,992,264.0</w:t>
             </w:r>
           </w:p>
         </w:tc>
@@ -5652,7 +5652,7 @@
                 <w:color w:val="1C3A36"/>
                 <w:sz w:val="16"/>
               </w:rPr>
-              <w:t>2025-02-11</w:t>
+              <w:t>2024-02-12</w:t>
             </w:r>
           </w:p>
         </w:tc>
@@ -5670,7 +5670,7 @@
                 <w:color w:val="1C3A36"/>
                 <w:sz w:val="16"/>
               </w:rPr>
-              <w:t>Provision for employees' end of service benefits note 16, FY2024 audited consolidated financial statements (Deloitte &amp; Touche (M.E.), unqualified)</w:t>
+              <w:t>Borrowings note 13, FY2023 audited consolidated financial statements (KPMG Lower Gulf Limited, unqualified) (non-current 1,992,264, current nil)</w:t>
             </w:r>
           </w:p>
         </w:tc>
@@ -5689,7 +5689,7 @@
                 <w:color w:val="1C3A36"/>
                 <w:sz w:val="16"/>
               </w:rPr>
-              <w:t>eosb fy25</w:t>
+              <w:t>debt fy24</w:t>
             </w:r>
           </w:p>
         </w:tc>
@@ -5707,7 +5707,7 @@
                 <w:color w:val="1C3A36"/>
                 <w:sz w:val="16"/>
               </w:rPr>
-              <w:t>143,587.0</w:t>
+              <w:t>2,294,750.0</w:t>
             </w:r>
           </w:p>
         </w:tc>
@@ -5725,7 +5725,7 @@
                 <w:color w:val="1C3A36"/>
                 <w:sz w:val="16"/>
               </w:rPr>
-              <w:t>2026-02-11</w:t>
+              <w:t>2025-02-11</w:t>
             </w:r>
           </w:p>
         </w:tc>
@@ -5743,7 +5743,7 @@
                 <w:color w:val="1C3A36"/>
                 <w:sz w:val="16"/>
               </w:rPr>
-              <w:t>Provision for employees' end of service benefits note 16, FY2025 audited consolidated financial statements (Deloitte &amp; Touche (M.E.), unqualified)</w:t>
+              <w:t>Borrowings note 15, FY2024 audited consolidated financial statements (Deloitte &amp; Touche (M.E.), unqualified): non-current 1,495,227 plus current 799,523</w:t>
             </w:r>
           </w:p>
         </w:tc>
@@ -5762,7 +5762,7 @@
                 <w:color w:val="1C3A36"/>
                 <w:sz w:val="16"/>
               </w:rPr>
-              <w:t>equity 1h26</w:t>
+              <w:t>debt fy25</w:t>
             </w:r>
           </w:p>
         </w:tc>
@@ -5780,7 +5780,7 @@
                 <w:color w:val="1C3A36"/>
                 <w:sz w:val="16"/>
               </w:rPr>
-              <w:t>4,287,313.0</w:t>
+              <w:t>2,269,039.0</w:t>
             </w:r>
           </w:p>
         </w:tc>
@@ -5798,7 +5798,7 @@
                 <w:color w:val="1C3A36"/>
                 <w:sz w:val="16"/>
               </w:rPr>
-              <w:t>2026-06-30</w:t>
+              <w:t>2026-02-11</w:t>
             </w:r>
           </w:p>
         </w:tc>
@@ -5816,7 +5816,7 @@
                 <w:color w:val="1C3A36"/>
                 <w:sz w:val="16"/>
               </w:rPr>
-              <w:t>Total equity, 1H-2026 condensed consolidated interim financial information (reviewed)</w:t>
+              <w:t>Borrowings note 15, FY2025 audited consolidated financial statements (Deloitte &amp; Touche (M.E.), unqualified): non-current 1,246,507 plus current 1,022,532</w:t>
             </w:r>
           </w:p>
         </w:tc>
@@ -5835,7 +5835,7 @@
                 <w:color w:val="1C3A36"/>
                 <w:sz w:val="16"/>
               </w:rPr>
-              <w:t>equity fy23</w:t>
+              <w:t>dfrp 1h26</w:t>
             </w:r>
           </w:p>
         </w:tc>
@@ -5853,7 +5853,7 @@
                 <w:color w:val="1C3A36"/>
                 <w:sz w:val="16"/>
               </w:rPr>
-              <w:t>3,264,221.0</w:t>
+              <w:t>1,418,236.0</w:t>
             </w:r>
           </w:p>
         </w:tc>
@@ -5871,7 +5871,7 @@
                 <w:color w:val="1C3A36"/>
                 <w:sz w:val="16"/>
               </w:rPr>
-              <w:t>2024-02-12</w:t>
+              <w:t>2026-06-30</w:t>
             </w:r>
           </w:p>
         </w:tc>
@@ -5889,7 +5889,7 @@
                 <w:color w:val="1C3A36"/>
                 <w:sz w:val="16"/>
               </w:rPr>
-              <w:t>Total equity, FY2023 audited consolidated financial statements (KPMG Lower Gulf Limited, unqualified)</w:t>
+              <w:t>Due from related parties, 1H-2026 condensed consolidated interim financial information (reviewed)</w:t>
             </w:r>
           </w:p>
         </w:tc>
@@ -5908,7 +5908,7 @@
                 <w:color w:val="1C3A36"/>
                 <w:sz w:val="16"/>
               </w:rPr>
-              <w:t>equity fy24</w:t>
+              <w:t>dfrp fy23</w:t>
             </w:r>
           </w:p>
         </w:tc>
@@ -5926,7 +5926,7 @@
                 <w:color w:val="1C3A36"/>
                 <w:sz w:val="16"/>
               </w:rPr>
-              <w:t>3,810,169.0</w:t>
+              <w:t>986,696.0</w:t>
             </w:r>
           </w:p>
         </w:tc>
@@ -5944,7 +5944,7 @@
                 <w:color w:val="1C3A36"/>
                 <w:sz w:val="16"/>
               </w:rPr>
-              <w:t>2025-02-11</w:t>
+              <w:t>2024-02-12</w:t>
             </w:r>
           </w:p>
         </w:tc>
@@ -5962,7 +5962,7 @@
                 <w:color w:val="1C3A36"/>
                 <w:sz w:val="16"/>
               </w:rPr>
-              <w:t>Total equity, FY2024 audited consolidated financial statements (Deloitte &amp; Touche (M.E.), unqualified)</w:t>
+              <w:t>Due from related parties, FY2023 audited consolidated financial statements (KPMG Lower Gulf Limited, unqualified)</w:t>
             </w:r>
           </w:p>
         </w:tc>
@@ -5981,7 +5981,7 @@
                 <w:color w:val="1C3A36"/>
                 <w:sz w:val="16"/>
               </w:rPr>
-              <w:t>equity fy25</w:t>
+              <w:t>dfrp fy24</w:t>
             </w:r>
           </w:p>
         </w:tc>
@@ -5999,7 +5999,7 @@
                 <w:color w:val="1C3A36"/>
                 <w:sz w:val="16"/>
               </w:rPr>
-              <w:t>4,099,312.0</w:t>
+              <w:t>1,361,282.0</w:t>
             </w:r>
           </w:p>
         </w:tc>
@@ -6017,7 +6017,7 @@
                 <w:color w:val="1C3A36"/>
                 <w:sz w:val="16"/>
               </w:rPr>
-              <w:t>2026-02-11</w:t>
+              <w:t>2025-02-11</w:t>
             </w:r>
           </w:p>
         </w:tc>
@@ -6035,7 +6035,7 @@
                 <w:color w:val="1C3A36"/>
                 <w:sz w:val="16"/>
               </w:rPr>
-              <w:t>Total equity, FY2025 audited consolidated financial statements (Deloitte &amp; Touche (M.E.), unqualified)</w:t>
+              <w:t>Due from related parties, FY2024 audited consolidated financial statements (Deloitte &amp; Touche (M.E.), unqualified)</w:t>
             </w:r>
           </w:p>
         </w:tc>
@@ -6054,7 +6054,7 @@
                 <w:color w:val="1C3A36"/>
                 <w:sz w:val="16"/>
               </w:rPr>
-              <w:t>facility margin</w:t>
+              <w:t>dfrp fy25</w:t>
             </w:r>
           </w:p>
         </w:tc>
@@ -6072,7 +6072,7 @@
                 <w:color w:val="1C3A36"/>
                 <w:sz w:val="16"/>
               </w:rPr>
-              <w:t>0.0075</w:t>
+              <w:t>1,364,794.0</w:t>
             </w:r>
           </w:p>
         </w:tc>
@@ -6090,7 +6090,7 @@
                 <w:color w:val="1C3A36"/>
                 <w:sz w:val="16"/>
               </w:rPr>
-              <w:t>2025-10-16</w:t>
+              <w:t>2026-02-11</w:t>
             </w:r>
           </w:p>
         </w:tc>
@@ -6108,7 +6108,7 @@
                 <w:color w:val="1C3A36"/>
                 <w:sz w:val="16"/>
               </w:rPr>
-              <w:t>Borrowings note 15, FY2025 audited consolidated financial statements (Deloitte &amp; Touche (M.E.), unqualified) — the Facility E and F term loan and revolving facility signed 16 October 2025, USD 2.0 billion committed, 5-year initial maturity, priced at Term SOFR plus 0.75%. This is the company's own latest and longest-dated debt issue and therefore its marginal borrowing margin</w:t>
+              <w:t>Due from related parties note 18, FY2025 audited consolidated financial statements (Deloitte &amp; Touche (M.E.), unqualified) — 228,666 billed plus 1,164,132 of unbilled contract assets less a 28,004 expected-credit-loss allowance</w:t>
             </w:r>
           </w:p>
         </w:tc>
@@ -6127,7 +6127,7 @@
                 <w:color w:val="1C3A36"/>
                 <w:sz w:val="16"/>
               </w:rPr>
-              <w:t>fincost fy23</w:t>
+              <w:t>div fy23</w:t>
             </w:r>
           </w:p>
         </w:tc>
@@ -6145,7 +6145,7 @@
                 <w:color w:val="1C3A36"/>
                 <w:sz w:val="16"/>
               </w:rPr>
-              <w:t>74,577.0</w:t>
+              <w:t>699,559.0</w:t>
             </w:r>
           </w:p>
         </w:tc>
@@ -6181,7 +6181,7 @@
                 <w:color w:val="1C3A36"/>
                 <w:sz w:val="16"/>
               </w:rPr>
-              <w:t>Finance cost, FY2023 audited consolidated financial statements (KPMG Lower Gulf Limited, unqualified) (the FY2023 face presents finance cost net of income; the gross figures are in the cash-flow statement adjustments)</w:t>
+              <w:t>Dividends paid, FY2023 audited consolidated financial statements (KPMG Lower Gulf Limited, unqualified)</w:t>
             </w:r>
           </w:p>
         </w:tc>
@@ -6200,7 +6200,7 @@
                 <w:color w:val="1C3A36"/>
                 <w:sz w:val="16"/>
               </w:rPr>
-              <w:t>fincost fy24</w:t>
+              <w:t>div fy24</w:t>
             </w:r>
           </w:p>
         </w:tc>
@@ -6218,7 +6218,7 @@
                 <w:color w:val="1C3A36"/>
                 <w:sz w:val="16"/>
               </w:rPr>
-              <w:t>135,995.0</w:t>
+              <w:t>752,452.0</w:t>
             </w:r>
           </w:p>
         </w:tc>
@@ -6254,7 +6254,7 @@
                 <w:color w:val="1C3A36"/>
                 <w:sz w:val="16"/>
               </w:rPr>
-              <w:t>Finance cost, FY2024 audited consolidated financial statements (Deloitte &amp; Touche (M.E.), unqualified)</w:t>
+              <w:t>Dividends paid, FY2024 audited consolidated financial statements (Deloitte &amp; Touche (M.E.), unqualified)</w:t>
             </w:r>
           </w:p>
         </w:tc>
@@ -6273,7 +6273,7 @@
                 <w:color w:val="1C3A36"/>
                 <w:sz w:val="16"/>
               </w:rPr>
-              <w:t>fincost fy25</w:t>
+              <w:t>div fy25</w:t>
             </w:r>
           </w:p>
         </w:tc>
@@ -6291,7 +6291,7 @@
                 <w:color w:val="1C3A36"/>
                 <w:sz w:val="16"/>
               </w:rPr>
-              <w:t>109,463.0</w:t>
+              <w:t>1,143,567.0</w:t>
             </w:r>
           </w:p>
         </w:tc>
@@ -6327,7 +6327,7 @@
                 <w:color w:val="1C3A36"/>
                 <w:sz w:val="16"/>
               </w:rPr>
-              <w:t>Finance cost note 23, FY2025 audited consolidated financial statements (Deloitte &amp; Touche (M.E.), unqualified): interest on loans 108,839 plus lease interest 624</w:t>
+              <w:t>Dividends paid, FY2025 audited consolidated financial statements (Deloitte &amp; Touche (M.E.), unqualified)</w:t>
             </w:r>
           </w:p>
         </w:tc>
@@ -6346,7 +6346,7 @@
                 <w:color w:val="1C3A36"/>
                 <w:sz w:val="16"/>
               </w:rPr>
-              <w:t>finincome fy23</w:t>
+              <w:t>div paid 1h26</w:t>
             </w:r>
           </w:p>
         </w:tc>
@@ -6364,7 +6364,7 @@
                 <w:color w:val="1C3A36"/>
                 <w:sz w:val="16"/>
               </w:rPr>
-              <w:t>15,727.0</w:t>
+              <w:t>512,500.0</w:t>
             </w:r>
           </w:p>
         </w:tc>
@@ -6382,7 +6382,7 @@
                 <w:color w:val="1C3A36"/>
                 <w:sz w:val="16"/>
               </w:rPr>
-              <w:t>2024-02-12</w:t>
+              <w:t>2026-06-30</w:t>
             </w:r>
           </w:p>
         </w:tc>
@@ -6400,7 +6400,7 @@
                 <w:color w:val="1C3A36"/>
                 <w:sz w:val="16"/>
               </w:rPr>
-              <w:t>Finance income, FY2023 audited consolidated financial statements (KPMG Lower Gulf Limited, unqualified)</w:t>
+              <w:t>Dividends paid, 1H-2026 condensed consolidated interim financial information (reviewed) statement of cash flows</w:t>
             </w:r>
           </w:p>
         </w:tc>
@@ -6419,7 +6419,7 @@
                 <w:color w:val="1C3A36"/>
                 <w:sz w:val="16"/>
               </w:rPr>
-              <w:t>finincome fy24</w:t>
+              <w:t>dna 1h26</w:t>
             </w:r>
           </w:p>
         </w:tc>
@@ -6437,7 +6437,7 @@
                 <w:color w:val="1C3A36"/>
                 <w:sz w:val="16"/>
               </w:rPr>
-              <w:t>11,736.0</w:t>
+              <w:t>260,530.0</w:t>
             </w:r>
           </w:p>
         </w:tc>
@@ -6455,7 +6455,7 @@
                 <w:color w:val="1C3A36"/>
                 <w:sz w:val="16"/>
               </w:rPr>
-              <w:t>2025-02-11</w:t>
+              <w:t>2026-07-30</w:t>
             </w:r>
           </w:p>
         </w:tc>
@@ -6473,7 +6473,7 @@
                 <w:color w:val="1C3A36"/>
                 <w:sz w:val="16"/>
               </w:rPr>
-              <w:t>Finance income, FY2024 audited consolidated financial statements (Deloitte &amp; Touche (M.E.), unqualified)</w:t>
+              <w:t>Cash-flow statement adjustments, 1H-2026 condensed consolidated interim financial information (reviewed): property and equipment 252,319 plus right-of-use 5,906 plus intangibles 2,305</w:t>
             </w:r>
           </w:p>
         </w:tc>
@@ -6492,7 +6492,7 @@
                 <w:color w:val="1C3A36"/>
                 <w:sz w:val="16"/>
               </w:rPr>
-              <w:t>finincome fy25</w:t>
+              <w:t>dna fy23</w:t>
             </w:r>
           </w:p>
         </w:tc>
@@ -6510,7 +6510,7 @@
                 <w:color w:val="1C3A36"/>
                 <w:sz w:val="16"/>
               </w:rPr>
-              <w:t>11,626.0</w:t>
+              <w:t>391,247.0</w:t>
             </w:r>
           </w:p>
         </w:tc>
@@ -6528,7 +6528,7 @@
                 <w:color w:val="1C3A36"/>
                 <w:sz w:val="16"/>
               </w:rPr>
-              <w:t>2026-02-11</w:t>
+              <w:t>2024-02-12</w:t>
             </w:r>
           </w:p>
         </w:tc>
@@ -6546,7 +6546,7 @@
                 <w:color w:val="1C3A36"/>
                 <w:sz w:val="16"/>
               </w:rPr>
-              <w:t>Finance income, FY2025 audited consolidated financial statements (Deloitte &amp; Touche (M.E.), unqualified)</w:t>
+              <w:t>Consolidated statement of cash flows, FY2023 audited consolidated financial statements (KPMG Lower Gulf Limited, unqualified): property and equipment 368,110 + right-of-use assets 19,589 + intangibles 3,548. Ties to the segment note's total depreciation of 391,247</w:t>
             </w:r>
           </w:p>
         </w:tc>
@@ -6565,7 +6565,7 @@
                 <w:color w:val="1C3A36"/>
                 <w:sz w:val="16"/>
               </w:rPr>
-              <w:t>finliab 1h26</w:t>
+              <w:t>dna fy24</w:t>
             </w:r>
           </w:p>
         </w:tc>
@@ -6583,7 +6583,7 @@
                 <w:color w:val="1C3A36"/>
                 <w:sz w:val="16"/>
               </w:rPr>
-              <w:t>62,530.0</w:t>
+              <w:t>458,452.0</w:t>
             </w:r>
           </w:p>
         </w:tc>
@@ -6601,7 +6601,7 @@
                 <w:color w:val="1C3A36"/>
                 <w:sz w:val="16"/>
               </w:rPr>
-              <w:t>2026-06-30</w:t>
+              <w:t>2025-02-11</w:t>
             </w:r>
           </w:p>
         </w:tc>
@@ -6619,7 +6619,7 @@
                 <w:color w:val="1C3A36"/>
                 <w:sz w:val="16"/>
               </w:rPr>
-              <w:t>Financial liability, 1H-2026 condensed consolidated interim financial information (reviewed) note 5 — the put obligation recognised over the non-controlling interests in the acquired regional businesses</w:t>
+              <w:t>Consolidated statement of cash flows, FY2024 audited consolidated financial statements (Deloitte &amp; Touche (M.E.), unqualified): property and equipment 426,473 + right-of-use assets 28,435 + intangibles 3,544. Ties to the segment note's total depreciation and amortisation of 458,452</w:t>
             </w:r>
           </w:p>
         </w:tc>
@@ -6638,7 +6638,7 @@
                 <w:color w:val="1C3A36"/>
                 <w:sz w:val="16"/>
               </w:rPr>
-              <w:t>gna dep fy25</w:t>
+              <w:t>dna fy25</w:t>
             </w:r>
           </w:p>
         </w:tc>
@@ -6656,7 +6656,7 @@
                 <w:color w:val="1C3A36"/>
                 <w:sz w:val="16"/>
               </w:rPr>
-              <w:t>19,255.0</w:t>
+              <w:t>512,319.0</w:t>
             </w:r>
           </w:p>
         </w:tc>
@@ -6692,7 +6692,7 @@
                 <w:color w:val="1C3A36"/>
                 <w:sz w:val="16"/>
               </w:rPr>
-              <w:t>Segment note 28, FY2025 audited consolidated financial statements (Deloitte &amp; Touche (M.E.), unqualified) — depreciation and amortisation included in general and administrative expenses. Ties to note 21: property and equipment 4,020 plus right-of-use 11,042 plus intangibles 4,193</w:t>
+              <w:t>Consolidated statement of cash flows, FY2025 audited consolidated financial statements (Deloitte &amp; Touche (M.E.), unqualified): property and equipment 497,084 + right-of-use assets 11,042 + intangibles 4,193. Ties to the segment note's total depreciation and amortisation of 512,319</w:t>
             </w:r>
           </w:p>
         </w:tc>
@@ -6711,7 +6711,7 @@
                 <w:color w:val="1C3A36"/>
                 <w:sz w:val="16"/>
               </w:rPr>
-              <w:t>gna fy23</w:t>
+              <w:t>dta fy23</w:t>
             </w:r>
           </w:p>
         </w:tc>
@@ -6729,7 +6729,7 @@
                 <w:color w:val="1C3A36"/>
                 <w:sz w:val="16"/>
               </w:rPr>
-              <w:t>126,334.0</w:t>
+              <w:t>0.0000</w:t>
             </w:r>
           </w:p>
         </w:tc>
@@ -6765,7 +6765,7 @@
                 <w:color w:val="1C3A36"/>
                 <w:sz w:val="16"/>
               </w:rPr>
-              <w:t>General and administrative expenses, FY2023 audited consolidated financial statements (KPMG Lower Gulf Limited, unqualified)</w:t>
+              <w:t>Deferred tax assets, FY2023 audited consolidated financial statements (KPMG Lower Gulf Limited, unqualified) — none recognised</w:t>
             </w:r>
           </w:p>
         </w:tc>
@@ -6784,7 +6784,7 @@
                 <w:color w:val="1C3A36"/>
                 <w:sz w:val="16"/>
               </w:rPr>
-              <w:t>gna fy24</w:t>
+              <w:t>dta fy24</w:t>
             </w:r>
           </w:p>
         </w:tc>
@@ -6802,7 +6802,7 @@
                 <w:color w:val="1C3A36"/>
                 <w:sz w:val="16"/>
               </w:rPr>
-              <w:t>155,358.0</w:t>
+              <w:t>1,397.0</w:t>
             </w:r>
           </w:p>
         </w:tc>
@@ -6838,7 +6838,7 @@
                 <w:color w:val="1C3A36"/>
                 <w:sz w:val="16"/>
               </w:rPr>
-              <w:t>General and administrative expenses, FY2024 audited consolidated financial statements (Deloitte &amp; Touche (M.E.), unqualified)</w:t>
+              <w:t>Deferred tax assets, FY2024 audited consolidated financial statements (Deloitte &amp; Touche (M.E.), unqualified)</w:t>
             </w:r>
           </w:p>
         </w:tc>
@@ -6857,7 +6857,7 @@
                 <w:color w:val="1C3A36"/>
                 <w:sz w:val="16"/>
               </w:rPr>
-              <w:t>gna fy25</w:t>
+              <w:t>dta fy25</w:t>
             </w:r>
           </w:p>
         </w:tc>
@@ -6875,7 +6875,7 @@
                 <w:color w:val="1C3A36"/>
                 <w:sz w:val="16"/>
               </w:rPr>
-              <w:t>167,197.0</w:t>
+              <w:t>1,228.0</w:t>
             </w:r>
           </w:p>
         </w:tc>
@@ -6911,7 +6911,7 @@
                 <w:color w:val="1C3A36"/>
                 <w:sz w:val="16"/>
               </w:rPr>
-              <w:t>General and administrative expenses, FY2025 audited consolidated financial statements (Deloitte &amp; Touche (M.E.), unqualified)</w:t>
+              <w:t>Deferred tax assets, FY2025 audited consolidated financial statements (Deloitte &amp; Touche (M.E.), unqualified)</w:t>
             </w:r>
           </w:p>
         </w:tc>
@@ -6930,7 +6930,7 @@
                 <w:color w:val="1C3A36"/>
                 <w:sz w:val="16"/>
               </w:rPr>
-              <w:t>intang fy23</w:t>
+              <w:t>dtrp 1h26</w:t>
             </w:r>
           </w:p>
         </w:tc>
@@ -6948,7 +6948,7 @@
                 <w:color w:val="1C3A36"/>
                 <w:sz w:val="16"/>
               </w:rPr>
-              <w:t>5,432.0</w:t>
+              <w:t>312,862.0</w:t>
             </w:r>
           </w:p>
         </w:tc>
@@ -6966,7 +6966,7 @@
                 <w:color w:val="1C3A36"/>
                 <w:sz w:val="16"/>
               </w:rPr>
-              <w:t>2024-02-12</w:t>
+              <w:t>2026-06-30</w:t>
             </w:r>
           </w:p>
         </w:tc>
@@ -6984,7 +6984,7 @@
                 <w:color w:val="1C3A36"/>
                 <w:sz w:val="16"/>
               </w:rPr>
-              <w:t>Intangible assets, FY2023 audited consolidated financial statements (KPMG Lower Gulf Limited, unqualified)</w:t>
+              <w:t>Due to related parties, 1H-2026 condensed consolidated interim financial information (reviewed)</w:t>
             </w:r>
           </w:p>
         </w:tc>
@@ -7003,7 +7003,7 @@
                 <w:color w:val="1C3A36"/>
                 <w:sz w:val="16"/>
               </w:rPr>
-              <w:t>intang fy24</w:t>
+              <w:t>dtrp fy23</w:t>
             </w:r>
           </w:p>
         </w:tc>
@@ -7021,7 +7021,7 @@
                 <w:color w:val="1C3A36"/>
                 <w:sz w:val="16"/>
               </w:rPr>
-              <w:t>5,301.0</w:t>
+              <w:t>250,237.0</w:t>
             </w:r>
           </w:p>
         </w:tc>
@@ -7039,7 +7039,7 @@
                 <w:color w:val="1C3A36"/>
                 <w:sz w:val="16"/>
               </w:rPr>
-              <w:t>2025-02-11</w:t>
+              <w:t>2024-02-12</w:t>
             </w:r>
           </w:p>
         </w:tc>
@@ -7057,7 +7057,7 @@
                 <w:color w:val="1C3A36"/>
                 <w:sz w:val="16"/>
               </w:rPr>
-              <w:t>Intangible assets, FY2024 audited consolidated financial statements (Deloitte &amp; Touche (M.E.), unqualified)</w:t>
+              <w:t>Due to related parties, FY2023 audited consolidated financial statements (KPMG Lower Gulf Limited, unqualified)</w:t>
             </w:r>
           </w:p>
         </w:tc>
@@ -7076,7 +7076,7 @@
                 <w:color w:val="1C3A36"/>
                 <w:sz w:val="16"/>
               </w:rPr>
-              <w:t>intang fy25</w:t>
+              <w:t>dtrp fy24</w:t>
             </w:r>
           </w:p>
         </w:tc>
@@ -7094,7 +7094,7 @@
                 <w:color w:val="1C3A36"/>
                 <w:sz w:val="16"/>
               </w:rPr>
-              <w:t>10,769.0</w:t>
+              <w:t>250,850.0</w:t>
             </w:r>
           </w:p>
         </w:tc>
@@ -7112,7 +7112,7 @@
                 <w:color w:val="1C3A36"/>
                 <w:sz w:val="16"/>
               </w:rPr>
-              <w:t>2026-02-11</w:t>
+              <w:t>2025-02-11</w:t>
             </w:r>
           </w:p>
         </w:tc>
@@ -7130,7 +7130,7 @@
                 <w:color w:val="1C3A36"/>
                 <w:sz w:val="16"/>
               </w:rPr>
-              <w:t>Intangible assets, FY2025 audited consolidated financial statements (Deloitte &amp; Touche (M.E.), unqualified)</w:t>
+              <w:t>Due to related parties, FY2024 audited consolidated financial statements (Deloitte &amp; Touche (M.E.), unqualified)</w:t>
             </w:r>
           </w:p>
         </w:tc>
@@ -7149,7 +7149,7 @@
                 <w:color w:val="1C3A36"/>
                 <w:sz w:val="16"/>
               </w:rPr>
-              <w:t>inv fy23</w:t>
+              <w:t>dtrp fy25</w:t>
             </w:r>
           </w:p>
         </w:tc>
@@ -7167,7 +7167,7 @@
                 <w:color w:val="1C3A36"/>
                 <w:sz w:val="16"/>
               </w:rPr>
-              <w:t>206,107.0</w:t>
+              <w:t>416,071.0</w:t>
             </w:r>
           </w:p>
         </w:tc>
@@ -7185,7 +7185,7 @@
                 <w:color w:val="1C3A36"/>
                 <w:sz w:val="16"/>
               </w:rPr>
-              <w:t>2024-02-12</w:t>
+              <w:t>2026-02-11</w:t>
             </w:r>
           </w:p>
         </w:tc>
@@ -7203,7 +7203,7 @@
                 <w:color w:val="1C3A36"/>
                 <w:sz w:val="16"/>
               </w:rPr>
-              <w:t>Inventories, FY2023 audited consolidated financial statements (KPMG Lower Gulf Limited, unqualified)</w:t>
+              <w:t>Due to related parties note 18, FY2025 audited consolidated financial statements (Deloitte &amp; Touche (M.E.), unqualified)</w:t>
             </w:r>
           </w:p>
         </w:tc>
@@ -7222,7 +7222,7 @@
                 <w:color w:val="1C3A36"/>
                 <w:sz w:val="16"/>
               </w:rPr>
-              <w:t>inv fy24</w:t>
+              <w:t>ebitda 1h26</w:t>
             </w:r>
           </w:p>
         </w:tc>
@@ -7240,7 +7240,7 @@
                 <w:color w:val="1C3A36"/>
                 <w:sz w:val="16"/>
               </w:rPr>
-              <w:t>223,083.0</w:t>
+              <w:t>1,084,000.0</w:t>
             </w:r>
           </w:p>
         </w:tc>
@@ -7258,7 +7258,7 @@
                 <w:color w:val="1C3A36"/>
                 <w:sz w:val="16"/>
               </w:rPr>
-              <w:t>2025-02-11</w:t>
+              <w:t>2026-07-30</w:t>
             </w:r>
           </w:p>
         </w:tc>
@@ -7276,7 +7276,7 @@
                 <w:color w:val="1C3A36"/>
                 <w:sz w:val="16"/>
               </w:rPr>
-              <w:t>Inventories, FY2024 audited consolidated financial statements (Deloitte &amp; Touche (M.E.), unqualified)</w:t>
+              <w:t>EBITDA, 1H-2026 management discussion and analysis financial summary. Reconciles to the interim statements: revenue 2,459,813 less direct cost 1,566,479 less general and administrative 90,356 plus joint-venture share 16,479 plus other income 3,807 = 823,264 before adding back the 260,530 of depreciation and amortisation inside cost of sales and overheads</w:t>
             </w:r>
           </w:p>
         </w:tc>
@@ -7295,7 +7295,7 @@
                 <w:color w:val="1C3A36"/>
                 <w:sz w:val="16"/>
               </w:rPr>
-              <w:t>inv fy25</w:t>
+              <w:t>eosb fy23</w:t>
             </w:r>
           </w:p>
         </w:tc>
@@ -7313,7 +7313,7 @@
                 <w:color w:val="1C3A36"/>
                 <w:sz w:val="16"/>
               </w:rPr>
-              <w:t>279,030.0</w:t>
+              <w:t>114,422.0</w:t>
             </w:r>
           </w:p>
         </w:tc>
@@ -7331,7 +7331,7 @@
                 <w:color w:val="1C3A36"/>
                 <w:sz w:val="16"/>
               </w:rPr>
-              <w:t>2026-02-11</w:t>
+              <w:t>2024-02-12</w:t>
             </w:r>
           </w:p>
         </w:tc>
@@ -7349,7 +7349,7 @@
                 <w:color w:val="1C3A36"/>
                 <w:sz w:val="16"/>
               </w:rPr>
-              <w:t>Inventories, FY2025 audited consolidated financial statements (Deloitte &amp; Touche (M.E.), unqualified)</w:t>
+              <w:t>Provision for employees' end of service benefits, FY2023 audited consolidated financial statements (KPMG Lower Gulf Limited, unqualified): non-current 105,328 plus current 9,094</w:t>
             </w:r>
           </w:p>
         </w:tc>
@@ -7368,7 +7368,7 @@
                 <w:color w:val="1C3A36"/>
                 <w:sz w:val="16"/>
               </w:rPr>
-              <w:t>jv fy23</w:t>
+              <w:t>eosb fy24</w:t>
             </w:r>
           </w:p>
         </w:tc>
@@ -7386,7 +7386,7 @@
                 <w:color w:val="1C3A36"/>
                 <w:sz w:val="16"/>
               </w:rPr>
-              <w:t>0.0000</w:t>
+              <w:t>129,947.0</w:t>
             </w:r>
           </w:p>
         </w:tc>
@@ -7404,7 +7404,7 @@
                 <w:color w:val="1C3A36"/>
                 <w:sz w:val="16"/>
               </w:rPr>
-              <w:t>2024-02-12</w:t>
+              <w:t>2025-02-11</w:t>
             </w:r>
           </w:p>
         </w:tc>
@@ -7422,7 +7422,7 @@
                 <w:color w:val="1C3A36"/>
                 <w:sz w:val="16"/>
               </w:rPr>
-              <w:t>Share of results of joint ventures, FY2023 audited consolidated financial statements (KPMG Lower Gulf Limited, unqualified) — the joint ventures did not exist in FY2023; the first investment was made in FY2024</w:t>
+              <w:t>Provision for employees' end of service benefits note 16, FY2024 audited consolidated financial statements (Deloitte &amp; Touche (M.E.), unqualified)</w:t>
             </w:r>
           </w:p>
         </w:tc>
@@ -7441,7 +7441,7 @@
                 <w:color w:val="1C3A36"/>
                 <w:sz w:val="16"/>
               </w:rPr>
-              <w:t>jv fy24</w:t>
+              <w:t>eosb fy25</w:t>
             </w:r>
           </w:p>
         </w:tc>
@@ -7459,7 +7459,7 @@
                 <w:color w:val="1C3A36"/>
                 <w:sz w:val="16"/>
               </w:rPr>
-              <w:t>8,490.0</w:t>
+              <w:t>143,587.0</w:t>
             </w:r>
           </w:p>
         </w:tc>
@@ -7477,7 +7477,7 @@
                 <w:color w:val="1C3A36"/>
                 <w:sz w:val="16"/>
               </w:rPr>
-              <w:t>2025-02-11</w:t>
+              <w:t>2026-02-11</w:t>
             </w:r>
           </w:p>
         </w:tc>
@@ -7495,7 +7495,7 @@
                 <w:color w:val="1C3A36"/>
                 <w:sz w:val="16"/>
               </w:rPr>
-              <w:t>Share of results of joint ventures, FY2024 audited consolidated financial statements (Deloitte &amp; Touche (M.E.), unqualified)</w:t>
+              <w:t>Provision for employees' end of service benefits note 16, FY2025 audited consolidated financial statements (Deloitte &amp; Touche (M.E.), unqualified)</w:t>
             </w:r>
           </w:p>
         </w:tc>
@@ -7514,7 +7514,7 @@
                 <w:color w:val="1C3A36"/>
                 <w:sz w:val="16"/>
               </w:rPr>
-              <w:t>jv fy25</w:t>
+              <w:t>equity 1h26</w:t>
             </w:r>
           </w:p>
         </w:tc>
@@ -7532,7 +7532,7 @@
                 <w:color w:val="1C3A36"/>
                 <w:sz w:val="16"/>
               </w:rPr>
-              <w:t>29,000.0</w:t>
+              <w:t>4,287,313.0</w:t>
             </w:r>
           </w:p>
         </w:tc>
@@ -7550,7 +7550,7 @@
                 <w:color w:val="1C3A36"/>
                 <w:sz w:val="16"/>
               </w:rPr>
-              <w:t>2026-02-11</w:t>
+              <w:t>2026-06-30</w:t>
             </w:r>
           </w:p>
         </w:tc>
@@ -7568,7 +7568,7 @@
                 <w:color w:val="1C3A36"/>
                 <w:sz w:val="16"/>
               </w:rPr>
-              <w:t>Share of results of joint ventures, FY2025 audited consolidated financial statements (Deloitte &amp; Touche (M.E.), unqualified)</w:t>
+              <w:t>Total equity, 1H-2026 condensed consolidated interim financial information (reviewed)</w:t>
             </w:r>
           </w:p>
         </w:tc>
@@ -7587,7 +7587,7 @@
                 <w:color w:val="1C3A36"/>
                 <w:sz w:val="16"/>
               </w:rPr>
-              <w:t>jvinv 1h26</w:t>
+              <w:t>equity fy23</w:t>
             </w:r>
           </w:p>
         </w:tc>
@@ -7605,7 +7605,7 @@
                 <w:color w:val="1C3A36"/>
                 <w:sz w:val="16"/>
               </w:rPr>
-              <w:t>461,729.0</w:t>
+              <w:t>3,264,221.0</w:t>
             </w:r>
           </w:p>
         </w:tc>
@@ -7623,7 +7623,7 @@
                 <w:color w:val="1C3A36"/>
                 <w:sz w:val="16"/>
               </w:rPr>
-              <w:t>2026-06-30</w:t>
+              <w:t>2024-02-12</w:t>
             </w:r>
           </w:p>
         </w:tc>
@@ -7641,7 +7641,7 @@
                 <w:color w:val="1C3A36"/>
                 <w:sz w:val="16"/>
               </w:rPr>
-              <w:t>Investment in joint ventures, 1H-2026 condensed consolidated interim financial information (reviewed)</w:t>
+              <w:t>Total equity, FY2023 audited consolidated financial statements (KPMG Lower Gulf Limited, unqualified)</w:t>
             </w:r>
           </w:p>
         </w:tc>
@@ -7660,7 +7660,7 @@
                 <w:color w:val="1C3A36"/>
                 <w:sz w:val="16"/>
               </w:rPr>
-              <w:t>jvinv fy23</w:t>
+              <w:t>equity fy24</w:t>
             </w:r>
           </w:p>
         </w:tc>
@@ -7678,7 +7678,7 @@
                 <w:color w:val="1C3A36"/>
                 <w:sz w:val="16"/>
               </w:rPr>
-              <w:t>0.0000</w:t>
+              <w:t>3,810,169.0</w:t>
             </w:r>
           </w:p>
         </w:tc>
@@ -7696,7 +7696,7 @@
                 <w:color w:val="1C3A36"/>
                 <w:sz w:val="16"/>
               </w:rPr>
-              <w:t>2024-02-12</w:t>
+              <w:t>2025-02-11</w:t>
             </w:r>
           </w:p>
         </w:tc>
@@ -7714,7 +7714,7 @@
                 <w:color w:val="1C3A36"/>
                 <w:sz w:val="16"/>
               </w:rPr>
-              <w:t>Investment in joint ventures, FY2023 audited consolidated financial statements (KPMG Lower Gulf Limited, unqualified) — none held</w:t>
+              <w:t>Total equity, FY2024 audited consolidated financial statements (Deloitte &amp; Touche (M.E.), unqualified)</w:t>
             </w:r>
           </w:p>
         </w:tc>
@@ -7733,7 +7733,7 @@
                 <w:color w:val="1C3A36"/>
                 <w:sz w:val="16"/>
               </w:rPr>
-              <w:t>jvinv fy24</w:t>
+              <w:t>equity fy25</w:t>
             </w:r>
           </w:p>
         </w:tc>
@@ -7751,7 +7751,7 @@
                 <w:color w:val="1C3A36"/>
                 <w:sz w:val="16"/>
               </w:rPr>
-              <w:t>275,240.0</w:t>
+              <w:t>4,099,312.0</w:t>
             </w:r>
           </w:p>
         </w:tc>
@@ -7769,7 +7769,7 @@
                 <w:color w:val="1C3A36"/>
                 <w:sz w:val="16"/>
               </w:rPr>
-              <w:t>2025-02-11</w:t>
+              <w:t>2026-02-11</w:t>
             </w:r>
           </w:p>
         </w:tc>
@@ -7787,7 +7787,7 @@
                 <w:color w:val="1C3A36"/>
                 <w:sz w:val="16"/>
               </w:rPr>
-              <w:t>Investment in joint ventures, FY2024 audited consolidated financial statements (Deloitte &amp; Touche (M.E.), unqualified)</w:t>
+              <w:t>Total equity, FY2025 audited consolidated financial statements (Deloitte &amp; Touche (M.E.), unqualified)</w:t>
             </w:r>
           </w:p>
         </w:tc>
@@ -7806,7 +7806,7 @@
                 <w:color w:val="1C3A36"/>
                 <w:sz w:val="16"/>
               </w:rPr>
-              <w:t>jvinv fy25</w:t>
+              <w:t>facility margin</w:t>
             </w:r>
           </w:p>
         </w:tc>
@@ -7824,7 +7824,7 @@
                 <w:color w:val="1C3A36"/>
                 <w:sz w:val="16"/>
               </w:rPr>
-              <w:t>437,090.0</w:t>
+              <w:t>0.0075</w:t>
             </w:r>
           </w:p>
         </w:tc>
@@ -7842,7 +7842,7 @@
                 <w:color w:val="1C3A36"/>
                 <w:sz w:val="16"/>
               </w:rPr>
-              <w:t>2026-02-11</w:t>
+              <w:t>2025-10-16</w:t>
             </w:r>
           </w:p>
         </w:tc>
@@ -7860,7 +7860,7 @@
                 <w:color w:val="1C3A36"/>
                 <w:sz w:val="16"/>
               </w:rPr>
-              <w:t>Investment in joint ventures, FY2025 audited consolidated financial statements (Deloitte &amp; Touche (M.E.), unqualified)</w:t>
+              <w:t>Borrowings note 15, FY2025 audited consolidated financial statements (Deloitte &amp; Touche (M.E.), unqualified) — the Facility E and F term loan and revolving facility signed 16 October 2025, USD 2.0 billion committed, 5-year initial maturity, priced at Term SOFR plus 0.75%. This is the company's own latest and longest-dated debt issue and therefore its marginal borrowing margin</w:t>
             </w:r>
           </w:p>
         </w:tc>
@@ -7879,7 +7879,7 @@
                 <w:color w:val="1C3A36"/>
                 <w:sz w:val="16"/>
               </w:rPr>
-              <w:t>lease 1h26</w:t>
+              <w:t>fincost fy23</w:t>
             </w:r>
           </w:p>
         </w:tc>
@@ -7897,7 +7897,7 @@
                 <w:color w:val="1C3A36"/>
                 <w:sz w:val="16"/>
               </w:rPr>
-              <w:t>45,183.0</w:t>
+              <w:t>74,577.0</w:t>
             </w:r>
           </w:p>
         </w:tc>
@@ -7915,7 +7915,7 @@
                 <w:color w:val="1C3A36"/>
                 <w:sz w:val="16"/>
               </w:rPr>
-              <w:t>2026-06-30</w:t>
+              <w:t>2024-02-12</w:t>
             </w:r>
           </w:p>
         </w:tc>
@@ -7933,7 +7933,7 @@
                 <w:color w:val="1C3A36"/>
                 <w:sz w:val="16"/>
               </w:rPr>
-              <w:t>Lease liabilities, 1H-2026 condensed consolidated interim financial information (reviewed): non-current 28,206 plus current 16,977</w:t>
+              <w:t>Finance cost, FY2023 audited consolidated financial statements (KPMG Lower Gulf Limited, unqualified) (the FY2023 face presents finance cost net of income; the gross figures are in the cash-flow statement adjustments)</w:t>
             </w:r>
           </w:p>
         </w:tc>
@@ -7952,7 +7952,7 @@
                 <w:color w:val="1C3A36"/>
                 <w:sz w:val="16"/>
               </w:rPr>
-              <w:t>lease fy23</w:t>
+              <w:t>fincost fy24</w:t>
             </w:r>
           </w:p>
         </w:tc>
@@ -7970,7 +7970,7 @@
                 <w:color w:val="1C3A36"/>
                 <w:sz w:val="16"/>
               </w:rPr>
-              <w:t>189,211.0</w:t>
+              <w:t>135,995.0</w:t>
             </w:r>
           </w:p>
         </w:tc>
@@ -7988,7 +7988,7 @@
                 <w:color w:val="1C3A36"/>
                 <w:sz w:val="16"/>
               </w:rPr>
-              <w:t>2024-02-12</w:t>
+              <w:t>2025-02-11</w:t>
             </w:r>
           </w:p>
         </w:tc>
@@ -8006,7 +8006,7 @@
                 <w:color w:val="1C3A36"/>
                 <w:sz w:val="16"/>
               </w:rPr>
-              <w:t>Lease liabilities, FY2023 audited consolidated financial statements (KPMG Lower Gulf Limited, unqualified): non-current 152,378 plus current 36,833</w:t>
+              <w:t>Finance cost, FY2024 audited consolidated financial statements (Deloitte &amp; Touche (M.E.), unqualified)</w:t>
             </w:r>
           </w:p>
         </w:tc>
@@ -8025,7 +8025,7 @@
                 <w:color w:val="1C3A36"/>
                 <w:sz w:val="16"/>
               </w:rPr>
-              <w:t>lease fy24</w:t>
+              <w:t>fincost fy25</w:t>
             </w:r>
           </w:p>
         </w:tc>
@@ -8043,7 +8043,7 @@
                 <w:color w:val="1C3A36"/>
                 <w:sz w:val="16"/>
               </w:rPr>
-              <w:t>25,157.0</w:t>
+              <w:t>109,463.0</w:t>
             </w:r>
           </w:p>
         </w:tc>
@@ -8061,7 +8061,7 @@
                 <w:color w:val="1C3A36"/>
                 <w:sz w:val="16"/>
               </w:rPr>
-              <w:t>2025-02-11</w:t>
+              <w:t>2026-02-11</w:t>
             </w:r>
           </w:p>
         </w:tc>
@@ -8079,7 +8079,7 @@
                 <w:color w:val="1C3A36"/>
                 <w:sz w:val="16"/>
               </w:rPr>
-              <w:t>Lease liabilities, FY2024 audited consolidated financial statements (Deloitte &amp; Touche (M.E.), unqualified): non-current 12,027 plus current 13,130</w:t>
+              <w:t>Finance cost note 23, FY2025 audited consolidated financial statements (Deloitte &amp; Touche (M.E.), unqualified): interest on loans 108,839 plus lease interest 624</w:t>
             </w:r>
           </w:p>
         </w:tc>
@@ -8098,7 +8098,7 @@
                 <w:color w:val="1C3A36"/>
                 <w:sz w:val="16"/>
               </w:rPr>
-              <w:t>lease fy25</w:t>
+              <w:t>finincome fy23</w:t>
             </w:r>
           </w:p>
         </w:tc>
@@ -8116,7 +8116,7 @@
                 <w:color w:val="1C3A36"/>
                 <w:sz w:val="16"/>
               </w:rPr>
-              <w:t>47,581.0</w:t>
+              <w:t>15,727.0</w:t>
             </w:r>
           </w:p>
         </w:tc>
@@ -8134,7 +8134,7 @@
                 <w:color w:val="1C3A36"/>
                 <w:sz w:val="16"/>
               </w:rPr>
-              <w:t>2026-02-11</w:t>
+              <w:t>2024-02-12</w:t>
             </w:r>
           </w:p>
         </w:tc>
@@ -8152,7 +8152,7 @@
                 <w:color w:val="1C3A36"/>
                 <w:sz w:val="16"/>
               </w:rPr>
-              <w:t>Lease liabilities, FY2025 audited consolidated financial statements (Deloitte &amp; Touche (M.E.), unqualified): non-current 35,855 plus current 11,726</w:t>
+              <w:t>Finance income, FY2023 audited consolidated financial statements (KPMG Lower Gulf Limited, unqualified)</w:t>
             </w:r>
           </w:p>
         </w:tc>
@@ -8171,7 +8171,7 @@
                 <w:color w:val="1C3A36"/>
                 <w:sz w:val="16"/>
               </w:rPr>
-              <w:t>nci 1h26</w:t>
+              <w:t>finincome fy24</w:t>
             </w:r>
           </w:p>
         </w:tc>
@@ -8189,7 +8189,7 @@
                 <w:color w:val="1C3A36"/>
                 <w:sz w:val="16"/>
               </w:rPr>
-              <w:t>53,594.0</w:t>
+              <w:t>11,736.0</w:t>
             </w:r>
           </w:p>
         </w:tc>
@@ -8207,7 +8207,7 @@
                 <w:color w:val="1C3A36"/>
                 <w:sz w:val="16"/>
               </w:rPr>
-              <w:t>2026-06-30</w:t>
+              <w:t>2025-02-11</w:t>
             </w:r>
           </w:p>
         </w:tc>
@@ -8225,7 +8225,7 @@
                 <w:color w:val="1C3A36"/>
                 <w:sz w:val="16"/>
               </w:rPr>
-              <w:t>Non-controlling interests, 1H-2026 condensed consolidated interim financial information (reviewed) — arising on the SLDC and MBPS acquisitions completed in the period</w:t>
+              <w:t>Finance income, FY2024 audited consolidated financial statements (Deloitte &amp; Touche (M.E.), unqualified)</w:t>
             </w:r>
           </w:p>
         </w:tc>
@@ -8244,7 +8244,7 @@
                 <w:color w:val="1C3A36"/>
                 <w:sz w:val="16"/>
               </w:rPr>
-              <w:t>othinc fy23</w:t>
+              <w:t>finincome fy25</w:t>
             </w:r>
           </w:p>
         </w:tc>
@@ -8262,7 +8262,7 @@
                 <w:color w:val="1C3A36"/>
                 <w:sz w:val="16"/>
               </w:rPr>
-              <w:t>9,847.0</w:t>
+              <w:t>11,626.0</w:t>
             </w:r>
           </w:p>
         </w:tc>
@@ -8280,7 +8280,7 @@
                 <w:color w:val="1C3A36"/>
                 <w:sz w:val="16"/>
               </w:rPr>
-              <w:t>2024-02-12</w:t>
+              <w:t>2026-02-11</w:t>
             </w:r>
           </w:p>
         </w:tc>
@@ -8298,7 +8298,7 @@
                 <w:color w:val="1C3A36"/>
                 <w:sz w:val="16"/>
               </w:rPr>
-              <w:t>Other income - net, FY2023 audited consolidated financial statements (KPMG Lower Gulf Limited, unqualified)</w:t>
+              <w:t>Finance income, FY2025 audited consolidated financial statements (Deloitte &amp; Touche (M.E.), unqualified)</w:t>
             </w:r>
           </w:p>
         </w:tc>
@@ -8317,7 +8317,7 @@
                 <w:color w:val="1C3A36"/>
                 <w:sz w:val="16"/>
               </w:rPr>
-              <w:t>othinc fy24</w:t>
+              <w:t>finliab 1h26</w:t>
             </w:r>
           </w:p>
         </w:tc>
@@ -8335,7 +8335,7 @@
                 <w:color w:val="1C3A36"/>
                 <w:sz w:val="16"/>
               </w:rPr>
-              <w:t>6,388.0</w:t>
+              <w:t>62,530.0</w:t>
             </w:r>
           </w:p>
         </w:tc>
@@ -8353,7 +8353,7 @@
                 <w:color w:val="1C3A36"/>
                 <w:sz w:val="16"/>
               </w:rPr>
-              <w:t>2025-02-11</w:t>
+              <w:t>2026-06-30</w:t>
             </w:r>
           </w:p>
         </w:tc>
@@ -8371,7 +8371,7 @@
                 <w:color w:val="1C3A36"/>
                 <w:sz w:val="16"/>
               </w:rPr>
-              <w:t>Other income - net, FY2024 audited consolidated financial statements (Deloitte &amp; Touche (M.E.), unqualified)</w:t>
+              <w:t>Financial liability, 1H-2026 condensed consolidated interim financial information (reviewed) note 5 — the put obligation recognised over the non-controlling interests in the acquired regional businesses</w:t>
             </w:r>
           </w:p>
         </w:tc>
@@ -8390,7 +8390,7 @@
                 <w:color w:val="1C3A36"/>
                 <w:sz w:val="16"/>
               </w:rPr>
-              <w:t>othinc fy25</w:t>
+              <w:t>gna dep fy25</w:t>
             </w:r>
           </w:p>
         </w:tc>
@@ -8408,7 +8408,7 @@
                 <w:color w:val="1C3A36"/>
                 <w:sz w:val="16"/>
               </w:rPr>
-              <w:t>26,991.0</w:t>
+              <w:t>19,255.0</w:t>
             </w:r>
           </w:p>
         </w:tc>
@@ -8444,7 +8444,7 @@
                 <w:color w:val="1C3A36"/>
                 <w:sz w:val="16"/>
               </w:rPr>
-              <w:t>Other income - net, FY2025 audited consolidated financial statements (Deloitte &amp; Touche (M.E.), unqualified)</w:t>
+              <w:t>Segment note 28, FY2025 audited consolidated financial statements (Deloitte &amp; Touche (M.E.), unqualified) — depreciation and amortisation included in general and administrative expenses. Ties to note 21: property and equipment 4,020 plus right-of-use 11,042 plus intangibles 4,193</w:t>
             </w:r>
           </w:p>
         </w:tc>
@@ -8463,7 +8463,7 @@
                 <w:color w:val="1C3A36"/>
                 <w:sz w:val="16"/>
               </w:rPr>
-              <w:t>pat 1h26</w:t>
+              <w:t>gna fy23</w:t>
             </w:r>
           </w:p>
         </w:tc>
@@ -8481,7 +8481,7 @@
                 <w:color w:val="1C3A36"/>
                 <w:sz w:val="16"/>
               </w:rPr>
-              <w:t>705,545.0</w:t>
+              <w:t>126,334.0</w:t>
             </w:r>
           </w:p>
         </w:tc>
@@ -8499,7 +8499,7 @@
                 <w:color w:val="1C3A36"/>
                 <w:sz w:val="16"/>
               </w:rPr>
-              <w:t>2026-07-30</w:t>
+              <w:t>2024-02-12</w:t>
             </w:r>
           </w:p>
         </w:tc>
@@ -8517,7 +8517,7 @@
                 <w:color w:val="1C3A36"/>
                 <w:sz w:val="16"/>
               </w:rPr>
-              <w:t>Profit after tax, 1H-2026 condensed consolidated interim financial information (reviewed)</w:t>
+              <w:t>General and administrative expenses, FY2023 audited consolidated financial statements (KPMG Lower Gulf Limited, unqualified)</w:t>
             </w:r>
           </w:p>
         </w:tc>
@@ -8536,7 +8536,7 @@
                 <w:color w:val="1C3A36"/>
                 <w:sz w:val="16"/>
               </w:rPr>
-              <w:t>pat fy23</w:t>
+              <w:t>gna fy24</w:t>
             </w:r>
           </w:p>
         </w:tc>
@@ -8554,7 +8554,7 @@
                 <w:color w:val="1C3A36"/>
                 <w:sz w:val="16"/>
               </w:rPr>
-              <w:t>1,032,799.0</w:t>
+              <w:t>155,358.0</w:t>
             </w:r>
           </w:p>
         </w:tc>
@@ -8572,7 +8572,7 @@
                 <w:color w:val="1C3A36"/>
                 <w:sz w:val="16"/>
               </w:rPr>
-              <w:t>2024-02-12</w:t>
+              <w:t>2025-02-11</w:t>
             </w:r>
           </w:p>
         </w:tc>
@@ -8590,7 +8590,7 @@
                 <w:color w:val="1C3A36"/>
                 <w:sz w:val="16"/>
               </w:rPr>
-              <w:t>Profit for the year, FY2023 audited consolidated financial statements (KPMG Lower Gulf Limited, unqualified)</w:t>
+              <w:t>General and administrative expenses, FY2024 audited consolidated financial statements (Deloitte &amp; Touche (M.E.), unqualified)</w:t>
             </w:r>
           </w:p>
         </w:tc>
@@ -8609,7 +8609,7 @@
                 <w:color w:val="1C3A36"/>
                 <w:sz w:val="16"/>
               </w:rPr>
-              <w:t>pat fy24</w:t>
+              <w:t>gna fy25</w:t>
             </w:r>
           </w:p>
         </w:tc>
@@ -8627,7 +8627,7 @@
                 <w:color w:val="1C3A36"/>
                 <w:sz w:val="16"/>
               </w:rPr>
-              <w:t>1,303,566.0</w:t>
+              <w:t>167,197.0</w:t>
             </w:r>
           </w:p>
         </w:tc>
@@ -8645,7 +8645,7 @@
                 <w:color w:val="1C3A36"/>
                 <w:sz w:val="16"/>
               </w:rPr>
-              <w:t>2025-02-11</w:t>
+              <w:t>2026-02-11</w:t>
             </w:r>
           </w:p>
         </w:tc>
@@ -8663,7 +8663,7 @@
                 <w:color w:val="1C3A36"/>
                 <w:sz w:val="16"/>
               </w:rPr>
-              <w:t>Profit after tax, FY2024 audited consolidated financial statements (Deloitte &amp; Touche (M.E.), unqualified)</w:t>
+              <w:t>General and administrative expenses, FY2025 audited consolidated financial statements (Deloitte &amp; Touche (M.E.), unqualified)</w:t>
             </w:r>
           </w:p>
         </w:tc>
@@ -8682,7 +8682,7 @@
                 <w:color w:val="1C3A36"/>
                 <w:sz w:val="16"/>
               </w:rPr>
-              <w:t>pat fy25</w:t>
+              <w:t>intang fy23</w:t>
             </w:r>
           </w:p>
         </w:tc>
@@ -8700,7 +8700,7 @@
                 <w:color w:val="1C3A36"/>
                 <w:sz w:val="16"/>
               </w:rPr>
-              <w:t>1,448,781.0</w:t>
+              <w:t>5,432.0</w:t>
             </w:r>
           </w:p>
         </w:tc>
@@ -8718,7 +8718,7 @@
                 <w:color w:val="1C3A36"/>
                 <w:sz w:val="16"/>
               </w:rPr>
-              <w:t>2026-02-11</w:t>
+              <w:t>2024-02-12</w:t>
             </w:r>
           </w:p>
         </w:tc>
@@ -8736,7 +8736,7 @@
                 <w:color w:val="1C3A36"/>
                 <w:sz w:val="16"/>
               </w:rPr>
-              <w:t>Profit after tax, FY2025 audited consolidated financial statements (Deloitte &amp; Touche (M.E.), unqualified)</w:t>
+              <w:t>Intangible assets, FY2023 audited consolidated financial statements (KPMG Lower Gulf Limited, unqualified)</w:t>
             </w:r>
           </w:p>
         </w:tc>
@@ -8755,7 +8755,7 @@
                 <w:color w:val="1C3A36"/>
                 <w:sz w:val="16"/>
               </w:rPr>
-              <w:t>ppe 1h26</w:t>
+              <w:t>intang fy24</w:t>
             </w:r>
           </w:p>
         </w:tc>
@@ -8773,7 +8773,7 @@
                 <w:color w:val="1C3A36"/>
                 <w:sz w:val="16"/>
               </w:rPr>
-              <w:t>5,705,373.0</w:t>
+              <w:t>5,301.0</w:t>
             </w:r>
           </w:p>
         </w:tc>
@@ -8791,7 +8791,7 @@
                 <w:color w:val="1C3A36"/>
                 <w:sz w:val="16"/>
               </w:rPr>
-              <w:t>2026-06-30</w:t>
+              <w:t>2025-02-11</w:t>
             </w:r>
           </w:p>
         </w:tc>
@@ -8809,7 +8809,7 @@
                 <w:color w:val="1C3A36"/>
                 <w:sz w:val="16"/>
               </w:rPr>
-              <w:t>Property and equipment, 1H-2026 condensed consolidated interim financial information (reviewed)</w:t>
+              <w:t>Intangible assets, FY2024 audited consolidated financial statements (Deloitte &amp; Touche (M.E.), unqualified)</w:t>
             </w:r>
           </w:p>
         </w:tc>
@@ -8828,7 +8828,7 @@
                 <w:color w:val="1C3A36"/>
                 <w:sz w:val="16"/>
               </w:rPr>
-              <w:t>ppe fy23</w:t>
+              <w:t>intang fy25</w:t>
             </w:r>
           </w:p>
         </w:tc>
@@ -8846,7 +8846,7 @@
                 <w:color w:val="1C3A36"/>
                 <w:sz w:val="16"/>
               </w:rPr>
-              <w:t>4,847,540.0</w:t>
+              <w:t>10,769.0</w:t>
             </w:r>
           </w:p>
         </w:tc>
@@ -8864,7 +8864,7 @@
                 <w:color w:val="1C3A36"/>
                 <w:sz w:val="16"/>
               </w:rPr>
-              <w:t>2024-02-12</w:t>
+              <w:t>2026-02-11</w:t>
             </w:r>
           </w:p>
         </w:tc>
@@ -8882,7 +8882,7 @@
                 <w:color w:val="1C3A36"/>
                 <w:sz w:val="16"/>
               </w:rPr>
-              <w:t>Consolidated statement of financial position, FY2023 audited consolidated financial statements (KPMG Lower Gulf Limited, unqualified)</w:t>
+              <w:t>Intangible assets, FY2025 audited consolidated financial statements (Deloitte &amp; Touche (M.E.), unqualified)</w:t>
             </w:r>
           </w:p>
         </w:tc>
@@ -8901,7 +8901,7 @@
                 <w:color w:val="1C3A36"/>
                 <w:sz w:val="16"/>
               </w:rPr>
-              <w:t>ppe fy24</w:t>
+              <w:t>inv 1h26</w:t>
             </w:r>
           </w:p>
         </w:tc>
@@ -8919,7 +8919,7 @@
                 <w:color w:val="1C3A36"/>
                 <w:sz w:val="16"/>
               </w:rPr>
-              <w:t>5,352,674.0</w:t>
+              <w:t>342,783.0</w:t>
             </w:r>
           </w:p>
         </w:tc>
@@ -8937,7 +8937,7 @@
                 <w:color w:val="1C3A36"/>
                 <w:sz w:val="16"/>
               </w:rPr>
-              <w:t>2025-02-11</w:t>
+              <w:t>2026-06-30</w:t>
             </w:r>
           </w:p>
         </w:tc>
@@ -8955,7 +8955,7 @@
                 <w:color w:val="1C3A36"/>
                 <w:sz w:val="16"/>
               </w:rPr>
-              <w:t>Consolidated statement of financial position, FY2024 audited consolidated financial statements (Deloitte &amp; Touche (M.E.), unqualified)</w:t>
+              <w:t>Inventories, 1H-2026 condensed consolidated interim financial information (reviewed)</w:t>
             </w:r>
           </w:p>
         </w:tc>
@@ -8974,7 +8974,7 @@
                 <w:color w:val="1C3A36"/>
                 <w:sz w:val="16"/>
               </w:rPr>
-              <w:t>ppe fy25</w:t>
+              <w:t>inv fy23</w:t>
             </w:r>
           </w:p>
         </w:tc>
@@ -8992,7 +8992,7 @@
                 <w:color w:val="1C3A36"/>
                 <w:sz w:val="16"/>
               </w:rPr>
-              <w:t>5,477,158.0</w:t>
+              <w:t>206,107.0</w:t>
             </w:r>
           </w:p>
         </w:tc>
@@ -9010,7 +9010,7 @@
                 <w:color w:val="1C3A36"/>
                 <w:sz w:val="16"/>
               </w:rPr>
-              <w:t>2026-02-11</w:t>
+              <w:t>2024-02-12</w:t>
             </w:r>
           </w:p>
         </w:tc>
@@ -9028,7 +9028,7 @@
                 <w:color w:val="1C3A36"/>
                 <w:sz w:val="16"/>
               </w:rPr>
-              <w:t>Consolidated statement of financial position, FY2025 audited consolidated financial statements (Deloitte &amp; Touche (M.E.), unqualified)</w:t>
+              <w:t>Inventories, FY2023 audited consolidated financial statements (KPMG Lower Gulf Limited, unqualified)</w:t>
             </w:r>
           </w:p>
         </w:tc>
@@ -9047,7 +9047,7 @@
                 <w:color w:val="1C3A36"/>
                 <w:sz w:val="16"/>
               </w:rPr>
-              <w:t>rev 1h26</w:t>
+              <w:t>inv fy24</w:t>
             </w:r>
           </w:p>
         </w:tc>
@@ -9065,7 +9065,7 @@
                 <w:color w:val="1C3A36"/>
                 <w:sz w:val="16"/>
               </w:rPr>
-              <w:t>2,459,813.0</w:t>
+              <w:t>223,083.0</w:t>
             </w:r>
           </w:p>
         </w:tc>
@@ -9083,7 +9083,7 @@
                 <w:color w:val="1C3A36"/>
                 <w:sz w:val="16"/>
               </w:rPr>
-              <w:t>2026-07-30</w:t>
+              <w:t>2025-02-11</w:t>
             </w:r>
           </w:p>
         </w:tc>
@@ -9101,7 +9101,7 @@
                 <w:color w:val="1C3A36"/>
                 <w:sz w:val="16"/>
               </w:rPr>
-              <w:t>Revenue, 1H-2026 condensed consolidated interim financial information (reviewed)</w:t>
+              <w:t>Inventories, FY2024 audited consolidated financial statements (Deloitte &amp; Touche (M.E.), unqualified)</w:t>
             </w:r>
           </w:p>
         </w:tc>
@@ -9120,7 +9120,7 @@
                 <w:color w:val="1C3A36"/>
                 <w:sz w:val="16"/>
               </w:rPr>
-              <w:t>rev fy23</w:t>
+              <w:t>inv fy25</w:t>
             </w:r>
           </w:p>
         </w:tc>
@@ -9138,7 +9138,7 @@
                 <w:color w:val="1C3A36"/>
                 <w:sz w:val="16"/>
               </w:rPr>
-              <w:t>3,056,865.0</w:t>
+              <w:t>279,030.0</w:t>
             </w:r>
           </w:p>
         </w:tc>
@@ -9156,7 +9156,7 @@
                 <w:color w:val="1C3A36"/>
                 <w:sz w:val="16"/>
               </w:rPr>
-              <w:t>2024-02-12</w:t>
+              <w:t>2026-02-11</w:t>
             </w:r>
           </w:p>
         </w:tc>
@@ -9174,7 +9174,7 @@
                 <w:color w:val="1C3A36"/>
                 <w:sz w:val="16"/>
               </w:rPr>
-              <w:t>Consolidated statement of profit or loss, FY2023 audited consolidated financial statements (KPMG Lower Gulf Limited, unqualified) (confirmed to the dollar by the FY2024 filing's comparative column)</w:t>
+              <w:t>Inventories, FY2025 audited consolidated financial statements (Deloitte &amp; Touche (M.E.), unqualified)</w:t>
             </w:r>
           </w:p>
         </w:tc>
@@ -9193,7 +9193,7 @@
                 <w:color w:val="1C3A36"/>
                 <w:sz w:val="16"/>
               </w:rPr>
-              <w:t>rev fy24</w:t>
+              <w:t>jv 1h25</w:t>
             </w:r>
           </w:p>
         </w:tc>
@@ -9211,7 +9211,7 @@
                 <w:color w:val="1C3A36"/>
                 <w:sz w:val="16"/>
               </w:rPr>
-              <w:t>4,034,222.0</w:t>
+              <w:t>14,000.0</w:t>
             </w:r>
           </w:p>
         </w:tc>
@@ -9229,7 +9229,7 @@
                 <w:color w:val="1C3A36"/>
                 <w:sz w:val="16"/>
               </w:rPr>
-              <w:t>2025-02-11</w:t>
+              <w:t>2026-06-30</w:t>
             </w:r>
           </w:p>
         </w:tc>
@@ -9247,7 +9247,7 @@
                 <w:color w:val="1C3A36"/>
                 <w:sz w:val="16"/>
               </w:rPr>
-              <w:t>Consolidated statement of profit or loss, FY2024 audited consolidated financial statements (Deloitte &amp; Touche (M.E.), unqualified) (confirmed to the dollar by the FY2025 filing's comparative column)</w:t>
+              <w:t>Share of results of joint ventures, 1H-2026 condensed consolidated interim financial information (reviewed) statement of cash flows, 1H-2025 comparative column</w:t>
             </w:r>
           </w:p>
         </w:tc>
@@ -9266,7 +9266,7 @@
                 <w:color w:val="1C3A36"/>
                 <w:sz w:val="16"/>
               </w:rPr>
-              <w:t>rev fy25</w:t>
+              <w:t>jv 1h26</w:t>
             </w:r>
           </w:p>
         </w:tc>
@@ -9284,7 +9284,7 @@
                 <w:color w:val="1C3A36"/>
                 <w:sz w:val="16"/>
               </w:rPr>
-              <w:t>4,902,886.0</w:t>
+              <w:t>16,479.0</w:t>
             </w:r>
           </w:p>
         </w:tc>
@@ -9302,7 +9302,7 @@
                 <w:color w:val="1C3A36"/>
                 <w:sz w:val="16"/>
               </w:rPr>
-              <w:t>2026-02-11</w:t>
+              <w:t>2026-06-30</w:t>
             </w:r>
           </w:p>
         </w:tc>
@@ -9320,7 +9320,7 @@
                 <w:color w:val="1C3A36"/>
                 <w:sz w:val="16"/>
               </w:rPr>
-              <w:t>Consolidated statement of profit or loss, FY2025 audited consolidated financial statements (Deloitte &amp; Touche (M.E.), unqualified)</w:t>
+              <w:t>Share of results of joint ventures, 1H-2026 condensed consolidated interim financial information (reviewed) statement of cash flows</w:t>
             </w:r>
           </w:p>
         </w:tc>
@@ -9339,7 +9339,7 @@
                 <w:color w:val="1C3A36"/>
                 <w:sz w:val="16"/>
               </w:rPr>
-              <w:t>rou fy23</w:t>
+              <w:t>jv fy23</w:t>
             </w:r>
           </w:p>
         </w:tc>
@@ -9357,7 +9357,7 @@
                 <w:color w:val="1C3A36"/>
                 <w:sz w:val="16"/>
               </w:rPr>
-              <w:t>173,911.0</w:t>
+              <w:t>0.0000</w:t>
             </w:r>
           </w:p>
         </w:tc>
@@ -9393,7 +9393,7 @@
                 <w:color w:val="1C3A36"/>
                 <w:sz w:val="16"/>
               </w:rPr>
-              <w:t>Right-of-use assets, FY2023 audited consolidated financial statements (KPMG Lower Gulf Limited, unqualified)</w:t>
+              <w:t>Share of results of joint ventures, FY2023 audited consolidated financial statements (KPMG Lower Gulf Limited, unqualified) — the joint ventures did not exist in FY2023; the first investment was made in FY2024</w:t>
             </w:r>
           </w:p>
         </w:tc>
@@ -9412,7 +9412,7 @@
                 <w:color w:val="1C3A36"/>
                 <w:sz w:val="16"/>
               </w:rPr>
-              <w:t>rou fy24</w:t>
+              <w:t>jv fy24</w:t>
             </w:r>
           </w:p>
         </w:tc>
@@ -9430,7 +9430,7 @@
                 <w:color w:val="1C3A36"/>
                 <w:sz w:val="16"/>
               </w:rPr>
-              <w:t>23,310.0</w:t>
+              <w:t>8,490.0</w:t>
             </w:r>
           </w:p>
         </w:tc>
@@ -9466,7 +9466,7 @@
                 <w:color w:val="1C3A36"/>
                 <w:sz w:val="16"/>
               </w:rPr>
-              <w:t>Right-of-use assets, FY2024 audited consolidated financial statements (Deloitte &amp; Touche (M.E.), unqualified)</w:t>
+              <w:t>Share of results of joint ventures, FY2024 audited consolidated financial statements (Deloitte &amp; Touche (M.E.), unqualified)</w:t>
             </w:r>
           </w:p>
         </w:tc>
@@ -9485,7 +9485,7 @@
                 <w:color w:val="1C3A36"/>
                 <w:sz w:val="16"/>
               </w:rPr>
-              <w:t>rou fy25</w:t>
+              <w:t>jv fy25</w:t>
             </w:r>
           </w:p>
         </w:tc>
@@ -9503,7 +9503,7 @@
                 <w:color w:val="1C3A36"/>
                 <w:sz w:val="16"/>
               </w:rPr>
-              <w:t>45,729.0</w:t>
+              <w:t>29,000.0</w:t>
             </w:r>
           </w:p>
         </w:tc>
@@ -9539,7 +9539,7 @@
                 <w:color w:val="1C3A36"/>
                 <w:sz w:val="16"/>
               </w:rPr>
-              <w:t>Right-of-use assets, FY2025 audited consolidated financial statements (Deloitte &amp; Touche (M.E.), unqualified)</w:t>
+              <w:t>Share of results of joint ventures, FY2025 audited consolidated financial statements (Deloitte &amp; Touche (M.E.), unqualified)</w:t>
             </w:r>
           </w:p>
         </w:tc>
@@ -9558,7 +9558,7 @@
                 <w:color w:val="1C3A36"/>
                 <w:sz w:val="16"/>
               </w:rPr>
-              <w:t>seg ebitda off fy25</w:t>
+              <w:t>jvinv 1h26</w:t>
             </w:r>
           </w:p>
         </w:tc>
@@ -9576,7 +9576,7 @@
                 <w:color w:val="1C3A36"/>
                 <w:sz w:val="16"/>
               </w:rPr>
-              <w:t>952,523.0</w:t>
+              <w:t>461,729.0</w:t>
             </w:r>
           </w:p>
         </w:tc>
@@ -9594,7 +9594,7 @@
                 <w:color w:val="1C3A36"/>
                 <w:sz w:val="16"/>
               </w:rPr>
-              <w:t>2026-02-11</w:t>
+              <w:t>2026-06-30</w:t>
             </w:r>
           </w:p>
         </w:tc>
@@ -9612,7 +9612,7 @@
                 <w:color w:val="1C3A36"/>
                 <w:sz w:val="16"/>
               </w:rPr>
-              <w:t>Segment note 28, FY2025 audited consolidated financial statements (Deloitte &amp; Touche (M.E.), unqualified) — Offshore EBITDA</w:t>
+              <w:t>Investment in joint ventures, 1H-2026 condensed consolidated interim financial information (reviewed)</w:t>
             </w:r>
           </w:p>
         </w:tc>
@@ -9631,7 +9631,7 @@
                 <w:color w:val="1C3A36"/>
                 <w:sz w:val="16"/>
               </w:rPr>
-              <w:t>seg ebitda ofs fy25</w:t>
+              <w:t>jvinv fy23</w:t>
             </w:r>
           </w:p>
         </w:tc>
@@ -9649,7 +9649,7 @@
                 <w:color w:val="1C3A36"/>
                 <w:sz w:val="16"/>
               </w:rPr>
-              <w:t>251,036.0</w:t>
+              <w:t>0.0000</w:t>
             </w:r>
           </w:p>
         </w:tc>
@@ -9667,7 +9667,7 @@
                 <w:color w:val="1C3A36"/>
                 <w:sz w:val="16"/>
               </w:rPr>
-              <w:t>2026-02-11</w:t>
+              <w:t>2024-02-12</w:t>
             </w:r>
           </w:p>
         </w:tc>
@@ -9685,7 +9685,7 @@
                 <w:color w:val="1C3A36"/>
                 <w:sz w:val="16"/>
               </w:rPr>
-              <w:t>Segment note 28, FY2025 audited consolidated financial statements (Deloitte &amp; Touche (M.E.), unqualified) — Oilfield Services EBITDA</w:t>
+              <w:t>Investment in joint ventures, FY2023 audited consolidated financial statements (KPMG Lower Gulf Limited, unqualified) — none held</w:t>
             </w:r>
           </w:p>
         </w:tc>
@@ -9704,7 +9704,7 @@
                 <w:color w:val="1C3A36"/>
                 <w:sz w:val="16"/>
               </w:rPr>
-              <w:t>seg ebitda on fy25</w:t>
+              <w:t>jvinv fy24</w:t>
             </w:r>
           </w:p>
         </w:tc>
@@ -9722,7 +9722,7 @@
                 <w:color w:val="1C3A36"/>
                 <w:sz w:val="16"/>
               </w:rPr>
-              <w:t>994,477.0</w:t>
+              <w:t>275,240.0</w:t>
             </w:r>
           </w:p>
         </w:tc>
@@ -9740,7 +9740,7 @@
                 <w:color w:val="1C3A36"/>
                 <w:sz w:val="16"/>
               </w:rPr>
-              <w:t>2026-02-11</w:t>
+              <w:t>2025-02-11</w:t>
             </w:r>
           </w:p>
         </w:tc>
@@ -9758,7 +9758,7 @@
                 <w:color w:val="1C3A36"/>
                 <w:sz w:val="16"/>
               </w:rPr>
-              <w:t>Segment note 28, FY2025 audited consolidated financial statements (Deloitte &amp; Touche (M.E.), unqualified) — Onshore EBITDA</w:t>
+              <w:t>Investment in joint ventures, FY2024 audited consolidated financial statements (Deloitte &amp; Touche (M.E.), unqualified)</w:t>
             </w:r>
           </w:p>
         </w:tc>
@@ -9777,7 +9777,7 @@
                 <w:color w:val="1C3A36"/>
                 <w:sz w:val="16"/>
               </w:rPr>
-              <w:t>seg off fy23</w:t>
+              <w:t>jvinv fy25</w:t>
             </w:r>
           </w:p>
         </w:tc>
@@ -9795,7 +9795,7 @@
                 <w:color w:val="1C3A36"/>
                 <w:sz w:val="16"/>
               </w:rPr>
-              <w:t>1,008,805.0</w:t>
+              <w:t>437,090.0</w:t>
             </w:r>
           </w:p>
         </w:tc>
@@ -9813,7 +9813,7 @@
                 <w:color w:val="1C3A36"/>
                 <w:sz w:val="16"/>
               </w:rPr>
-              <w:t>2024-02-12</w:t>
+              <w:t>2026-02-11</w:t>
             </w:r>
           </w:p>
         </w:tc>
@@ -9831,7 +9831,7 @@
                 <w:color w:val="1C3A36"/>
                 <w:sz w:val="16"/>
               </w:rPr>
-              <w:t>Segment note 26, FY2023 audited consolidated financial statements (KPMG Lower Gulf Limited, unqualified) — Offshore Jackup 799,726 plus Offshore Island 209,079. The two were reported separately until FY2024 and combined into a single Offshore segment from 1Q-2025; they are summed here so the three-year series is on one basis</w:t>
+              <w:t>Investment in joint ventures, FY2025 audited consolidated financial statements (Deloitte &amp; Touche (M.E.), unqualified)</w:t>
             </w:r>
           </w:p>
         </w:tc>
@@ -9850,7 +9850,7 @@
                 <w:color w:val="1C3A36"/>
                 <w:sz w:val="16"/>
               </w:rPr>
-              <w:t>seg off fy24</w:t>
+              <w:t>lease 1h26</w:t>
             </w:r>
           </w:p>
         </w:tc>
@@ -9868,7 +9868,7 @@
                 <w:color w:val="1C3A36"/>
                 <w:sz w:val="16"/>
               </w:rPr>
-              <w:t>1,328,436.0</w:t>
+              <w:t>45,183.0</w:t>
             </w:r>
           </w:p>
         </w:tc>
@@ -9886,7 +9886,7 @@
                 <w:color w:val="1C3A36"/>
                 <w:sz w:val="16"/>
               </w:rPr>
-              <w:t>2026-02-11</w:t>
+              <w:t>2026-06-30</w:t>
             </w:r>
           </w:p>
         </w:tc>
@@ -9904,7 +9904,7 @@
                 <w:color w:val="1C3A36"/>
                 <w:sz w:val="16"/>
               </w:rPr>
-              <w:t>Segment note 28, FY2025 audited consolidated financial statements (Deloitte &amp; Touche (M.E.), unqualified) comparative column — Offshore</w:t>
+              <w:t>Lease liabilities, 1H-2026 condensed consolidated interim financial information (reviewed): non-current 28,206 plus current 16,977</w:t>
             </w:r>
           </w:p>
         </w:tc>
@@ -9923,7 +9923,7 @@
                 <w:color w:val="1C3A36"/>
                 <w:sz w:val="16"/>
               </w:rPr>
-              <w:t>seg off fy25</w:t>
+              <w:t>lease fy23</w:t>
             </w:r>
           </w:p>
         </w:tc>
@@ -9941,7 +9941,7 @@
                 <w:color w:val="1C3A36"/>
                 <w:sz w:val="16"/>
               </w:rPr>
-              <w:t>1,403,893.0</w:t>
+              <w:t>189,211.0</w:t>
             </w:r>
           </w:p>
         </w:tc>
@@ -9959,7 +9959,7 @@
                 <w:color w:val="1C3A36"/>
                 <w:sz w:val="16"/>
               </w:rPr>
-              <w:t>2026-02-11</w:t>
+              <w:t>2024-02-12</w:t>
             </w:r>
           </w:p>
         </w:tc>
@@ -9977,7 +9977,7 @@
                 <w:color w:val="1C3A36"/>
                 <w:sz w:val="16"/>
               </w:rPr>
-              <w:t>Segment note 28, FY2025 audited consolidated financial statements (Deloitte &amp; Touche (M.E.), unqualified) — Offshore</w:t>
+              <w:t>Lease liabilities, FY2023 audited consolidated financial statements (KPMG Lower Gulf Limited, unqualified): non-current 152,378 plus current 36,833</w:t>
             </w:r>
           </w:p>
         </w:tc>
@@ -9996,7 +9996,7 @@
                 <w:color w:val="1C3A36"/>
                 <w:sz w:val="16"/>
               </w:rPr>
-              <w:t>seg ofs fy23</w:t>
+              <w:t>lease fy24</w:t>
             </w:r>
           </w:p>
         </w:tc>
@@ -10014,7 +10014,7 @@
                 <w:color w:val="1C3A36"/>
                 <w:sz w:val="16"/>
               </w:rPr>
-              <w:t>553,003.0</w:t>
+              <w:t>25,157.0</w:t>
             </w:r>
           </w:p>
         </w:tc>
@@ -10032,7 +10032,7 @@
                 <w:color w:val="1C3A36"/>
                 <w:sz w:val="16"/>
               </w:rPr>
-              <w:t>2024-02-12</w:t>
+              <w:t>2025-02-11</w:t>
             </w:r>
           </w:p>
         </w:tc>
@@ -10050,7 +10050,7 @@
                 <w:color w:val="1C3A36"/>
                 <w:sz w:val="16"/>
               </w:rPr>
-              <w:t>Segment note 26, FY2023 audited consolidated financial statements (KPMG Lower Gulf Limited, unqualified) — Oilfield Services</w:t>
+              <w:t>Lease liabilities, FY2024 audited consolidated financial statements (Deloitte &amp; Touche (M.E.), unqualified): non-current 12,027 plus current 13,130</w:t>
             </w:r>
           </w:p>
         </w:tc>
@@ -10069,7 +10069,7 @@
                 <w:color w:val="1C3A36"/>
                 <w:sz w:val="16"/>
               </w:rPr>
-              <w:t>seg ofs fy24</w:t>
+              <w:t>lease fy25</w:t>
             </w:r>
           </w:p>
         </w:tc>
@@ -10087,7 +10087,7 @@
                 <w:color w:val="1C3A36"/>
                 <w:sz w:val="16"/>
               </w:rPr>
-              <w:t>813,116.0</w:t>
+              <w:t>47,581.0</w:t>
             </w:r>
           </w:p>
         </w:tc>
@@ -10123,7 +10123,7 @@
                 <w:color w:val="1C3A36"/>
                 <w:sz w:val="16"/>
               </w:rPr>
-              <w:t>Segment note 28, FY2025 audited consolidated financial statements (Deloitte &amp; Touche (M.E.), unqualified) comparative column — Oilfield Services</w:t>
+              <w:t>Lease liabilities, FY2025 audited consolidated financial statements (Deloitte &amp; Touche (M.E.), unqualified): non-current 35,855 plus current 11,726</w:t>
             </w:r>
           </w:p>
         </w:tc>
@@ -10142,7 +10142,7 @@
                 <w:color w:val="1C3A36"/>
                 <w:sz w:val="16"/>
               </w:rPr>
-              <w:t>seg ofs fy25</w:t>
+              <w:t>nci 1h26</w:t>
             </w:r>
           </w:p>
         </w:tc>
@@ -10160,7 +10160,7 @@
                 <w:color w:val="1C3A36"/>
                 <w:sz w:val="16"/>
               </w:rPr>
-              <w:t>1,461,968.0</w:t>
+              <w:t>53,594.0</w:t>
             </w:r>
           </w:p>
         </w:tc>
@@ -10178,7 +10178,7 @@
                 <w:color w:val="1C3A36"/>
                 <w:sz w:val="16"/>
               </w:rPr>
-              <w:t>2026-02-11</w:t>
+              <w:t>2026-06-30</w:t>
             </w:r>
           </w:p>
         </w:tc>
@@ -10196,7 +10196,7 @@
                 <w:color w:val="1C3A36"/>
                 <w:sz w:val="16"/>
               </w:rPr>
-              <w:t>Segment note 28, FY2025 audited consolidated financial statements (Deloitte &amp; Touche (M.E.), unqualified) — Oilfield Services</w:t>
+              <w:t>Non-controlling interests, 1H-2026 condensed consolidated interim financial information (reviewed) — arising on the SLDC and MBPS acquisitions completed in the period</w:t>
             </w:r>
           </w:p>
         </w:tc>
@@ -10215,7 +10215,7 @@
                 <w:color w:val="1C3A36"/>
                 <w:sz w:val="16"/>
               </w:rPr>
-              <w:t>seg on fy23</w:t>
+              <w:t>othinc fy23</w:t>
             </w:r>
           </w:p>
         </w:tc>
@@ -10233,7 +10233,7 @@
                 <w:color w:val="1C3A36"/>
                 <w:sz w:val="16"/>
               </w:rPr>
-              <w:t>1,495,057.0</w:t>
+              <w:t>9,847.0</w:t>
             </w:r>
           </w:p>
         </w:tc>
@@ -10269,7 +10269,7 @@
                 <w:color w:val="1C3A36"/>
                 <w:sz w:val="16"/>
               </w:rPr>
-              <w:t>Segment note 26, FY2023 audited consolidated financial statements (KPMG Lower Gulf Limited, unqualified) — Onshore</w:t>
+              <w:t>Other income - net, FY2023 audited consolidated financial statements (KPMG Lower Gulf Limited, unqualified)</w:t>
             </w:r>
           </w:p>
         </w:tc>
@@ -10288,7 +10288,7 @@
                 <w:color w:val="1C3A36"/>
                 <w:sz w:val="16"/>
               </w:rPr>
-              <w:t>seg on fy24</w:t>
+              <w:t>othinc fy24</w:t>
             </w:r>
           </w:p>
         </w:tc>
@@ -10306,7 +10306,7 @@
                 <w:color w:val="1C3A36"/>
                 <w:sz w:val="16"/>
               </w:rPr>
-              <w:t>1,892,670.0</w:t>
+              <w:t>6,388.0</w:t>
             </w:r>
           </w:p>
         </w:tc>
@@ -10324,7 +10324,7 @@
                 <w:color w:val="1C3A36"/>
                 <w:sz w:val="16"/>
               </w:rPr>
-              <w:t>2026-02-11</w:t>
+              <w:t>2025-02-11</w:t>
             </w:r>
           </w:p>
         </w:tc>
@@ -10342,7 +10342,7 @@
                 <w:color w:val="1C3A36"/>
                 <w:sz w:val="16"/>
               </w:rPr>
-              <w:t>Segment note 28, FY2025 audited consolidated financial statements (Deloitte &amp; Touche (M.E.), unqualified) comparative column — Onshore</w:t>
+              <w:t>Other income - net, FY2024 audited consolidated financial statements (Deloitte &amp; Touche (M.E.), unqualified)</w:t>
             </w:r>
           </w:p>
         </w:tc>
@@ -10361,7 +10361,7 @@
                 <w:color w:val="1C3A36"/>
                 <w:sz w:val="16"/>
               </w:rPr>
-              <w:t>seg on fy25</w:t>
+              <w:t>othinc fy25</w:t>
             </w:r>
           </w:p>
         </w:tc>
@@ -10379,7 +10379,7 @@
                 <w:color w:val="1C3A36"/>
                 <w:sz w:val="16"/>
               </w:rPr>
-              <w:t>2,037,025.0</w:t>
+              <w:t>26,991.0</w:t>
             </w:r>
           </w:p>
         </w:tc>
@@ -10415,7 +10415,7 @@
                 <w:color w:val="1C3A36"/>
                 <w:sz w:val="16"/>
               </w:rPr>
-              <w:t>Segment note 28, FY2025 audited consolidated financial statements (Deloitte &amp; Touche (M.E.), unqualified) — Onshore</w:t>
+              <w:t>Other income - net, FY2025 audited consolidated financial statements (Deloitte &amp; Touche (M.E.), unqualified)</w:t>
             </w:r>
           </w:p>
         </w:tc>
@@ -10434,7 +10434,7 @@
                 <w:color w:val="1C3A36"/>
                 <w:sz w:val="16"/>
               </w:rPr>
-              <w:t>shares issued k</w:t>
+              <w:t>pat 1h26</w:t>
             </w:r>
           </w:p>
         </w:tc>
@@ -10452,7 +10452,7 @@
                 <w:color w:val="1C3A36"/>
                 <w:sz w:val="16"/>
               </w:rPr>
-              <w:t>16,000,000.0</w:t>
+              <w:t>705,545.0</w:t>
             </w:r>
           </w:p>
         </w:tc>
@@ -10470,7 +10470,7 @@
                 <w:color w:val="1C3A36"/>
                 <w:sz w:val="16"/>
               </w:rPr>
-              <w:t>2026-02-11</w:t>
+              <w:t>2026-07-30</w:t>
             </w:r>
           </w:p>
         </w:tc>
@@ -10488,7 +10488,7 @@
                 <w:color w:val="1C3A36"/>
                 <w:sz w:val="16"/>
               </w:rPr>
-              <w:t>Share capital note 13, FY2025 audited statements: 16,000,000 thousand shares of AED 0.10 each, unchanged since listing</w:t>
+              <w:t>Profit after tax, 1H-2026 condensed consolidated interim financial information (reviewed)</w:t>
             </w:r>
           </w:p>
         </w:tc>
@@ -10507,7 +10507,7 @@
                 <w:color w:val="1C3A36"/>
                 <w:sz w:val="16"/>
               </w:rPr>
-              <w:t>ta fy23</w:t>
+              <w:t>pat fy23</w:t>
             </w:r>
           </w:p>
         </w:tc>
@@ -10525,7 +10525,7 @@
                 <w:color w:val="1C3A36"/>
                 <w:sz w:val="16"/>
               </w:rPr>
-              <w:t>6,740,125.0</w:t>
+              <w:t>1,032,799.0</w:t>
             </w:r>
           </w:p>
         </w:tc>
@@ -10561,7 +10561,7 @@
                 <w:color w:val="1C3A36"/>
                 <w:sz w:val="16"/>
               </w:rPr>
-              <w:t>Total assets, FY2023 audited consolidated financial statements (KPMG Lower Gulf Limited, unqualified)</w:t>
+              <w:t>Profit for the year, FY2023 audited consolidated financial statements (KPMG Lower Gulf Limited, unqualified)</w:t>
             </w:r>
           </w:p>
         </w:tc>
@@ -10580,7 +10580,7 @@
                 <w:color w:val="1C3A36"/>
                 <w:sz w:val="16"/>
               </w:rPr>
-              <w:t>ta fy24</w:t>
+              <w:t>pat fy24</w:t>
             </w:r>
           </w:p>
         </w:tc>
@@ -10598,7 +10598,7 @@
                 <w:color w:val="1C3A36"/>
                 <w:sz w:val="16"/>
               </w:rPr>
-              <w:t>7,766,471.0</w:t>
+              <w:t>1,303,566.0</w:t>
             </w:r>
           </w:p>
         </w:tc>
@@ -10634,7 +10634,7 @@
                 <w:color w:val="1C3A36"/>
                 <w:sz w:val="16"/>
               </w:rPr>
-              <w:t>Total assets, FY2024 audited consolidated financial statements (Deloitte &amp; Touche (M.E.), unqualified)</w:t>
+              <w:t>Profit after tax, FY2024 audited consolidated financial statements (Deloitte &amp; Touche (M.E.), unqualified)</w:t>
             </w:r>
           </w:p>
         </w:tc>
@@ -10653,7 +10653,7 @@
                 <w:color w:val="1C3A36"/>
                 <w:sz w:val="16"/>
               </w:rPr>
-              <w:t>ta fy25</w:t>
+              <w:t>pat fy25</w:t>
             </w:r>
           </w:p>
         </w:tc>
@@ -10671,7 +10671,7 @@
                 <w:color w:val="1C3A36"/>
                 <w:sz w:val="16"/>
               </w:rPr>
-              <w:t>8,101,408.0</w:t>
+              <w:t>1,448,781.0</w:t>
             </w:r>
           </w:p>
         </w:tc>
@@ -10707,7 +10707,7 @@
                 <w:color w:val="1C3A36"/>
                 <w:sz w:val="16"/>
               </w:rPr>
-              <w:t>Total assets, FY2025 audited consolidated financial statements (Deloitte &amp; Touche (M.E.), unqualified)</w:t>
+              <w:t>Profit after tax, FY2025 audited consolidated financial statements (Deloitte &amp; Touche (M.E.), unqualified)</w:t>
             </w:r>
           </w:p>
         </w:tc>
@@ -10726,7 +10726,7 @@
                 <w:color w:val="1C3A36"/>
                 <w:sz w:val="16"/>
               </w:rPr>
-              <w:t>tax fy23</w:t>
+              <w:t>ppe 1h26</w:t>
             </w:r>
           </w:p>
         </w:tc>
@@ -10744,7 +10744,7 @@
                 <w:color w:val="1C3A36"/>
                 <w:sz w:val="16"/>
               </w:rPr>
-              <w:t>0.0000</w:t>
+              <w:t>5,705,373.0</w:t>
             </w:r>
           </w:p>
         </w:tc>
@@ -10762,7 +10762,7 @@
                 <w:color w:val="1C3A36"/>
                 <w:sz w:val="16"/>
               </w:rPr>
-              <w:t>2024-02-12</w:t>
+              <w:t>2026-06-30</w:t>
             </w:r>
           </w:p>
         </w:tc>
@@ -10780,7 +10780,7 @@
                 <w:color w:val="1C3A36"/>
                 <w:sz w:val="16"/>
               </w:rPr>
-              <w:t>Income tax, FY2023 audited consolidated financial statements (KPMG Lower Gulf Limited, unqualified) — the Abu Dhabi fiscal arrangement took effect 1 January 2024, so FY2023 carries no corporate income tax charge</w:t>
+              <w:t>Property and equipment, 1H-2026 condensed consolidated interim financial information (reviewed)</w:t>
             </w:r>
           </w:p>
         </w:tc>
@@ -10799,7 +10799,7 @@
                 <w:color w:val="1C3A36"/>
                 <w:sz w:val="16"/>
               </w:rPr>
-              <w:t>tax fy24</w:t>
+              <w:t>ppe fy23</w:t>
             </w:r>
           </w:p>
         </w:tc>
@@ -10817,7 +10817,7 @@
                 <w:color w:val="1C3A36"/>
                 <w:sz w:val="16"/>
               </w:rPr>
-              <w:t>128,510.0</w:t>
+              <w:t>4,847,540.0</w:t>
             </w:r>
           </w:p>
         </w:tc>
@@ -10835,7 +10835,7 @@
                 <w:color w:val="1C3A36"/>
                 <w:sz w:val="16"/>
               </w:rPr>
-              <w:t>2025-02-11</w:t>
+              <w:t>2024-02-12</w:t>
             </w:r>
           </w:p>
         </w:tc>
@@ -10853,7 +10853,7 @@
                 <w:color w:val="1C3A36"/>
                 <w:sz w:val="16"/>
               </w:rPr>
-              <w:t>Income tax note 30, FY2024 audited consolidated financial statements (Deloitte &amp; Touche (M.E.), unqualified)</w:t>
+              <w:t>Consolidated statement of financial position, FY2023 audited consolidated financial statements (KPMG Lower Gulf Limited, unqualified)</w:t>
             </w:r>
           </w:p>
         </w:tc>
@@ -10872,7 +10872,7 @@
                 <w:color w:val="1C3A36"/>
                 <w:sz w:val="16"/>
               </w:rPr>
-              <w:t>tax fy25</w:t>
+              <w:t>ppe fy24</w:t>
             </w:r>
           </w:p>
         </w:tc>
@@ -10890,7 +10890,7 @@
                 <w:color w:val="1C3A36"/>
                 <w:sz w:val="16"/>
               </w:rPr>
-              <w:t>139,099.0</w:t>
+              <w:t>5,352,674.0</w:t>
             </w:r>
           </w:p>
         </w:tc>
@@ -10908,7 +10908,7 @@
                 <w:color w:val="1C3A36"/>
                 <w:sz w:val="16"/>
               </w:rPr>
-              <w:t>2026-02-11</w:t>
+              <w:t>2025-02-11</w:t>
             </w:r>
           </w:p>
         </w:tc>
@@ -10926,7 +10926,7 @@
                 <w:color w:val="1C3A36"/>
                 <w:sz w:val="16"/>
               </w:rPr>
-              <w:t>Income tax note 30, FY2025 audited consolidated financial statements (Deloitte &amp; Touche (M.E.), unqualified): current 138,930 plus deferred 169</w:t>
+              <w:t>Consolidated statement of financial position, FY2024 audited consolidated financial statements (Deloitte &amp; Touche (M.E.), unqualified)</w:t>
             </w:r>
           </w:p>
         </w:tc>
@@ -10945,7 +10945,7 @@
                 <w:color w:val="1C3A36"/>
                 <w:sz w:val="16"/>
               </w:rPr>
-              <w:t>tax rate</w:t>
+              <w:t>ppe fy25</w:t>
             </w:r>
           </w:p>
         </w:tc>
@@ -10963,7 +10963,7 @@
                 <w:color w:val="1C3A36"/>
                 <w:sz w:val="16"/>
               </w:rPr>
-              <w:t>0.0900</w:t>
+              <w:t>5,477,158.0</w:t>
             </w:r>
           </w:p>
         </w:tc>
@@ -10999,7 +10999,7 @@
                 <w:color w:val="1C3A36"/>
                 <w:sz w:val="16"/>
               </w:rPr>
-              <w:t>Income tax note 30, FY2025 audited consolidated financial statements (Deloitte &amp; Touche (M.E.), unqualified): 'The Group is subject to income tax at 9% on its taxable profits in accordance with the fiscal arrangement with Abu Dhabi Supreme Council for Financial and Economic Affairs effective 1 January 2024.' The same 9% is the UAE statutory corporate rate in the Damodaran country file</w:t>
+              <w:t>Consolidated statement of financial position, FY2025 audited consolidated financial statements (Deloitte &amp; Touche (M.E.), unqualified)</w:t>
             </w:r>
           </w:p>
         </w:tc>
@@ -11018,7 +11018,7 @@
                 <w:color w:val="1C3A36"/>
                 <w:sz w:val="16"/>
               </w:rPr>
-              <w:t>taxpay fy23</w:t>
+              <w:t>recv 1h26</w:t>
             </w:r>
           </w:p>
         </w:tc>
@@ -11036,7 +11036,7 @@
                 <w:color w:val="1C3A36"/>
                 <w:sz w:val="16"/>
               </w:rPr>
-              <w:t>0.0000</w:t>
+              <w:t>233,060.0</w:t>
             </w:r>
           </w:p>
         </w:tc>
@@ -11054,7 +11054,7 @@
                 <w:color w:val="1C3A36"/>
                 <w:sz w:val="16"/>
               </w:rPr>
-              <w:t>2024-02-12</w:t>
+              <w:t>2026-06-30</w:t>
             </w:r>
           </w:p>
         </w:tc>
@@ -11072,7 +11072,7 @@
                 <w:color w:val="1C3A36"/>
                 <w:sz w:val="16"/>
               </w:rPr>
-              <w:t>Income tax payable, FY2023 audited consolidated financial statements (KPMG Lower Gulf Limited, unqualified) — nil</w:t>
+              <w:t>Trade and other receivables, 1H-2026 condensed consolidated interim financial information (reviewed)</w:t>
             </w:r>
           </w:p>
         </w:tc>
@@ -11091,7 +11091,7 @@
                 <w:color w:val="1C3A36"/>
                 <w:sz w:val="16"/>
               </w:rPr>
-              <w:t>taxpay fy24</w:t>
+              <w:t>rev 1h26</w:t>
             </w:r>
           </w:p>
         </w:tc>
@@ -11109,7 +11109,7 @@
                 <w:color w:val="1C3A36"/>
                 <w:sz w:val="16"/>
               </w:rPr>
-              <w:t>15,000.0</w:t>
+              <w:t>2,459,813.0</w:t>
             </w:r>
           </w:p>
         </w:tc>
@@ -11127,7 +11127,7 @@
                 <w:color w:val="1C3A36"/>
                 <w:sz w:val="16"/>
               </w:rPr>
-              <w:t>2025-02-11</w:t>
+              <w:t>2026-07-30</w:t>
             </w:r>
           </w:p>
         </w:tc>
@@ -11145,7 +11145,7 @@
                 <w:color w:val="1C3A36"/>
                 <w:sz w:val="16"/>
               </w:rPr>
-              <w:t>Income tax payable, FY2024 audited consolidated financial statements (Deloitte &amp; Touche (M.E.), unqualified)</w:t>
+              <w:t>Revenue, 1H-2026 condensed consolidated interim financial information (reviewed)</w:t>
             </w:r>
           </w:p>
         </w:tc>
@@ -11164,7 +11164,7 @@
                 <w:color w:val="1C3A36"/>
                 <w:sz w:val="16"/>
               </w:rPr>
-              <w:t>taxpay fy25</w:t>
+              <w:t>rev fy23</w:t>
             </w:r>
           </w:p>
         </w:tc>
@@ -11182,7 +11182,7 @@
                 <w:color w:val="1C3A36"/>
                 <w:sz w:val="16"/>
               </w:rPr>
-              <w:t>11,000.0</w:t>
+              <w:t>3,056,865.0</w:t>
             </w:r>
           </w:p>
         </w:tc>
@@ -11200,7 +11200,7 @@
                 <w:color w:val="1C3A36"/>
                 <w:sz w:val="16"/>
               </w:rPr>
-              <w:t>2026-02-11</w:t>
+              <w:t>2024-02-12</w:t>
             </w:r>
           </w:p>
         </w:tc>
@@ -11218,7 +11218,7 @@
                 <w:color w:val="1C3A36"/>
                 <w:sz w:val="16"/>
               </w:rPr>
-              <w:t>Income tax payable, FY2025 audited consolidated financial statements (Deloitte &amp; Touche (M.E.), unqualified)</w:t>
+              <w:t>Consolidated statement of profit or loss, FY2023 audited consolidated financial statements (KPMG Lower Gulf Limited, unqualified) (confirmed to the dollar by the FY2024 filing's comparative column)</w:t>
             </w:r>
           </w:p>
         </w:tc>
@@ -11237,7 +11237,7 @@
                 <w:color w:val="1C3A36"/>
                 <w:sz w:val="16"/>
               </w:rPr>
-              <w:t>tp fy23</w:t>
+              <w:t>rev fy24</w:t>
             </w:r>
           </w:p>
         </w:tc>
@@ -11255,7 +11255,7 @@
                 <w:color w:val="1C3A36"/>
                 <w:sz w:val="16"/>
               </w:rPr>
-              <w:t>929,770.0</w:t>
+              <w:t>4,034,222.0</w:t>
             </w:r>
           </w:p>
         </w:tc>
@@ -11273,7 +11273,7 @@
                 <w:color w:val="1C3A36"/>
                 <w:sz w:val="16"/>
               </w:rPr>
-              <w:t>2024-02-12</w:t>
+              <w:t>2025-02-11</w:t>
             </w:r>
           </w:p>
         </w:tc>
@@ -11291,7 +11291,7 @@
                 <w:color w:val="1C3A36"/>
                 <w:sz w:val="16"/>
               </w:rPr>
-              <w:t>Trade and other payables, FY2023 audited consolidated financial statements (KPMG Lower Gulf Limited, unqualified): non-current 80,936 plus current 848,834</w:t>
+              <w:t>Consolidated statement of profit or loss, FY2024 audited consolidated financial statements (Deloitte &amp; Touche (M.E.), unqualified) (confirmed to the dollar by the FY2025 filing's comparative column)</w:t>
             </w:r>
           </w:p>
         </w:tc>
@@ -11310,7 +11310,7 @@
                 <w:color w:val="1C3A36"/>
                 <w:sz w:val="16"/>
               </w:rPr>
-              <w:t>tp fy24</w:t>
+              <w:t>rev fy25</w:t>
             </w:r>
           </w:p>
         </w:tc>
@@ -11328,7 +11328,7 @@
                 <w:color w:val="1C3A36"/>
                 <w:sz w:val="16"/>
               </w:rPr>
-              <w:t>1,240,598.0</w:t>
+              <w:t>4,902,886.0</w:t>
             </w:r>
           </w:p>
         </w:tc>
@@ -11346,7 +11346,7 @@
                 <w:color w:val="1C3A36"/>
                 <w:sz w:val="16"/>
               </w:rPr>
-              <w:t>2025-02-11</w:t>
+              <w:t>2026-02-11</w:t>
             </w:r>
           </w:p>
         </w:tc>
@@ -11364,7 +11364,7 @@
                 <w:color w:val="1C3A36"/>
                 <w:sz w:val="16"/>
               </w:rPr>
-              <w:t>Trade and other payables note 17, FY2024 audited consolidated financial statements (Deloitte &amp; Touche (M.E.), unqualified): non-current 64,849 plus current 1,175,749</w:t>
+              <w:t>Consolidated statement of profit or loss, FY2025 audited consolidated financial statements (Deloitte &amp; Touche (M.E.), unqualified)</w:t>
             </w:r>
           </w:p>
         </w:tc>
@@ -11383,7 +11383,7 @@
                 <w:color w:val="1C3A36"/>
                 <w:sz w:val="16"/>
               </w:rPr>
-              <w:t>tp fy25</w:t>
+              <w:t>rou fy23</w:t>
             </w:r>
           </w:p>
         </w:tc>
@@ -11401,7 +11401,7 @@
                 <w:color w:val="1C3A36"/>
                 <w:sz w:val="16"/>
               </w:rPr>
-              <w:t>1,114,818.0</w:t>
+              <w:t>173,911.0</w:t>
             </w:r>
           </w:p>
         </w:tc>
@@ -11419,7 +11419,7 @@
                 <w:color w:val="1C3A36"/>
                 <w:sz w:val="16"/>
               </w:rPr>
-              <w:t>2026-02-11</w:t>
+              <w:t>2024-02-12</w:t>
             </w:r>
           </w:p>
         </w:tc>
@@ -11437,7 +11437,7 @@
                 <w:color w:val="1C3A36"/>
                 <w:sz w:val="16"/>
               </w:rPr>
-              <w:t>Trade and other payables note 17, FY2025 audited consolidated financial statements (Deloitte &amp; Touche (M.E.), unqualified): non-current 75,399 plus current 1,039,419</w:t>
+              <w:t>Right-of-use assets, FY2023 audited consolidated financial statements (KPMG Lower Gulf Limited, unqualified)</w:t>
             </w:r>
           </w:p>
         </w:tc>
@@ -11456,7 +11456,7 @@
                 <w:color w:val="1C3A36"/>
                 <w:sz w:val="16"/>
               </w:rPr>
-              <w:t>tr fy23</w:t>
+              <w:t>rou fy24</w:t>
             </w:r>
           </w:p>
         </w:tc>
@@ -11474,7 +11474,7 @@
                 <w:color w:val="1C3A36"/>
                 <w:sz w:val="16"/>
               </w:rPr>
-              <w:t>153,946.0</w:t>
+              <w:t>23,310.0</w:t>
             </w:r>
           </w:p>
         </w:tc>
@@ -11492,7 +11492,7 @@
                 <w:color w:val="1C3A36"/>
                 <w:sz w:val="16"/>
               </w:rPr>
-              <w:t>2024-02-12</w:t>
+              <w:t>2025-02-11</w:t>
             </w:r>
           </w:p>
         </w:tc>
@@ -11510,7 +11510,7 @@
                 <w:color w:val="1C3A36"/>
                 <w:sz w:val="16"/>
               </w:rPr>
-              <w:t>Trade and other receivables, FY2023 audited consolidated financial statements (KPMG Lower Gulf Limited, unqualified)</w:t>
+              <w:t>Right-of-use assets, FY2024 audited consolidated financial statements (Deloitte &amp; Touche (M.E.), unqualified)</w:t>
             </w:r>
           </w:p>
         </w:tc>
@@ -11529,7 +11529,7 @@
                 <w:color w:val="1C3A36"/>
                 <w:sz w:val="16"/>
               </w:rPr>
-              <w:t>tr fy24</w:t>
+              <w:t>rou fy25</w:t>
             </w:r>
           </w:p>
         </w:tc>
@@ -11547,7 +11547,7 @@
                 <w:color w:val="1C3A36"/>
                 <w:sz w:val="16"/>
               </w:rPr>
-              <w:t>185,958.0</w:t>
+              <w:t>45,729.0</w:t>
             </w:r>
           </w:p>
         </w:tc>
@@ -11565,7 +11565,7 @@
                 <w:color w:val="1C3A36"/>
                 <w:sz w:val="16"/>
               </w:rPr>
-              <w:t>2025-02-11</w:t>
+              <w:t>2026-02-11</w:t>
             </w:r>
           </w:p>
         </w:tc>
@@ -11583,7 +11583,7 @@
                 <w:color w:val="1C3A36"/>
                 <w:sz w:val="16"/>
               </w:rPr>
-              <w:t>Trade and other receivables, FY2024 audited consolidated financial statements (Deloitte &amp; Touche (M.E.), unqualified)</w:t>
+              <w:t>Right-of-use assets, FY2025 audited consolidated financial statements (Deloitte &amp; Touche (M.E.), unqualified)</w:t>
             </w:r>
           </w:p>
         </w:tc>
@@ -11602,7 +11602,7 @@
                 <w:color w:val="1C3A36"/>
                 <w:sz w:val="16"/>
               </w:rPr>
-              <w:t>tr fy25</w:t>
+              <w:t>seg ebitda off fy25</w:t>
             </w:r>
           </w:p>
         </w:tc>
@@ -11620,7 +11620,7 @@
                 <w:color w:val="1C3A36"/>
                 <w:sz w:val="16"/>
               </w:rPr>
-              <w:t>150,376.0</w:t>
+              <w:t>952,523.0</w:t>
             </w:r>
           </w:p>
         </w:tc>
@@ -11656,7 +11656,7 @@
                 <w:color w:val="1C3A36"/>
                 <w:sz w:val="16"/>
               </w:rPr>
-              <w:t>Trade and other receivables, FY2025 audited consolidated financial statements (Deloitte &amp; Touche (M.E.), unqualified)</w:t>
+              <w:t>Segment note 28, FY2025 audited consolidated financial statements (Deloitte &amp; Touche (M.E.), unqualified) — Offshore EBITDA</w:t>
             </w:r>
           </w:p>
         </w:tc>
@@ -11675,6 +11675,2269 @@
                 <w:color w:val="1C3A36"/>
                 <w:sz w:val="16"/>
               </w:rPr>
+              <w:t>seg ebitda ofs fy25</w:t>
+            </w:r>
+          </w:p>
+        </w:tc>
+        <w:tc>
+          <w:tcPr>
+            <w:tcW w:type="dxa" w:w="1296"/>
+          </w:tcPr>
+          <w:p>
+            <w:pPr>
+              <w:spacing w:after="20"/>
+              <w:jc w:val="right"/>
+            </w:pPr>
+            <w:r>
+              <w:rPr>
+                <w:color w:val="1C3A36"/>
+                <w:sz w:val="16"/>
+              </w:rPr>
+              <w:t>251,036.0</w:t>
+            </w:r>
+          </w:p>
+        </w:tc>
+        <w:tc>
+          <w:tcPr>
+            <w:tcW w:type="dxa" w:w="1224"/>
+          </w:tcPr>
+          <w:p>
+            <w:pPr>
+              <w:spacing w:after="20"/>
+              <w:jc w:val="right"/>
+            </w:pPr>
+            <w:r>
+              <w:rPr>
+                <w:color w:val="1C3A36"/>
+                <w:sz w:val="16"/>
+              </w:rPr>
+              <w:t>2026-02-11</w:t>
+            </w:r>
+          </w:p>
+        </w:tc>
+        <w:tc>
+          <w:tcPr>
+            <w:tcW w:type="dxa" w:w="5472"/>
+          </w:tcPr>
+          <w:p>
+            <w:pPr>
+              <w:spacing w:after="20"/>
+              <w:jc w:val="right"/>
+            </w:pPr>
+            <w:r>
+              <w:rPr>
+                <w:color w:val="1C3A36"/>
+                <w:sz w:val="16"/>
+              </w:rPr>
+              <w:t>Segment note 28, FY2025 audited consolidated financial statements (Deloitte &amp; Touche (M.E.), unqualified) — Oilfield Services EBITDA</w:t>
+            </w:r>
+          </w:p>
+        </w:tc>
+      </w:tr>
+      <w:tr>
+        <w:tc>
+          <w:tcPr>
+            <w:tcW w:type="dxa" w:w="2088"/>
+          </w:tcPr>
+          <w:p>
+            <w:pPr>
+              <w:spacing w:after="20"/>
+            </w:pPr>
+            <w:r>
+              <w:rPr>
+                <w:color w:val="1C3A36"/>
+                <w:sz w:val="16"/>
+              </w:rPr>
+              <w:t>seg ebitda on fy25</w:t>
+            </w:r>
+          </w:p>
+        </w:tc>
+        <w:tc>
+          <w:tcPr>
+            <w:tcW w:type="dxa" w:w="1296"/>
+          </w:tcPr>
+          <w:p>
+            <w:pPr>
+              <w:spacing w:after="20"/>
+              <w:jc w:val="right"/>
+            </w:pPr>
+            <w:r>
+              <w:rPr>
+                <w:color w:val="1C3A36"/>
+                <w:sz w:val="16"/>
+              </w:rPr>
+              <w:t>994,477.0</w:t>
+            </w:r>
+          </w:p>
+        </w:tc>
+        <w:tc>
+          <w:tcPr>
+            <w:tcW w:type="dxa" w:w="1224"/>
+          </w:tcPr>
+          <w:p>
+            <w:pPr>
+              <w:spacing w:after="20"/>
+              <w:jc w:val="right"/>
+            </w:pPr>
+            <w:r>
+              <w:rPr>
+                <w:color w:val="1C3A36"/>
+                <w:sz w:val="16"/>
+              </w:rPr>
+              <w:t>2026-02-11</w:t>
+            </w:r>
+          </w:p>
+        </w:tc>
+        <w:tc>
+          <w:tcPr>
+            <w:tcW w:type="dxa" w:w="5472"/>
+          </w:tcPr>
+          <w:p>
+            <w:pPr>
+              <w:spacing w:after="20"/>
+              <w:jc w:val="right"/>
+            </w:pPr>
+            <w:r>
+              <w:rPr>
+                <w:color w:val="1C3A36"/>
+                <w:sz w:val="16"/>
+              </w:rPr>
+              <w:t>Segment note 28, FY2025 audited consolidated financial statements (Deloitte &amp; Touche (M.E.), unqualified) — Onshore EBITDA</w:t>
+            </w:r>
+          </w:p>
+        </w:tc>
+      </w:tr>
+      <w:tr>
+        <w:tc>
+          <w:tcPr>
+            <w:tcW w:type="dxa" w:w="2088"/>
+          </w:tcPr>
+          <w:p>
+            <w:pPr>
+              <w:spacing w:after="20"/>
+            </w:pPr>
+            <w:r>
+              <w:rPr>
+                <w:color w:val="1C3A36"/>
+                <w:sz w:val="16"/>
+              </w:rPr>
+              <w:t>seg island fy23</w:t>
+            </w:r>
+          </w:p>
+        </w:tc>
+        <w:tc>
+          <w:tcPr>
+            <w:tcW w:type="dxa" w:w="1296"/>
+          </w:tcPr>
+          <w:p>
+            <w:pPr>
+              <w:spacing w:after="20"/>
+              <w:jc w:val="right"/>
+            </w:pPr>
+            <w:r>
+              <w:rPr>
+                <w:color w:val="1C3A36"/>
+                <w:sz w:val="16"/>
+              </w:rPr>
+              <w:t>209,079.0</w:t>
+            </w:r>
+          </w:p>
+        </w:tc>
+        <w:tc>
+          <w:tcPr>
+            <w:tcW w:type="dxa" w:w="1224"/>
+          </w:tcPr>
+          <w:p>
+            <w:pPr>
+              <w:spacing w:after="20"/>
+              <w:jc w:val="right"/>
+            </w:pPr>
+            <w:r>
+              <w:rPr>
+                <w:color w:val="1C3A36"/>
+                <w:sz w:val="16"/>
+              </w:rPr>
+              <w:t>2024-02-12</w:t>
+            </w:r>
+          </w:p>
+        </w:tc>
+        <w:tc>
+          <w:tcPr>
+            <w:tcW w:type="dxa" w:w="5472"/>
+          </w:tcPr>
+          <w:p>
+            <w:pPr>
+              <w:spacing w:after="20"/>
+              <w:jc w:val="right"/>
+            </w:pPr>
+            <w:r>
+              <w:rPr>
+                <w:color w:val="1C3A36"/>
+                <w:sz w:val="16"/>
+              </w:rPr>
+              <w:t>FY2023 audited consolidated financial statements (KPMG Lower Gulf Limited, unqualified) segment note — Offshore Island revenue for FY2023, the last year the island and jack-up businesses were reported as separate segments; from 1Q-2025 they are presented as one Offshore segment</w:t>
+            </w:r>
+          </w:p>
+        </w:tc>
+      </w:tr>
+      <w:tr>
+        <w:tc>
+          <w:tcPr>
+            <w:tcW w:type="dxa" w:w="2088"/>
+          </w:tcPr>
+          <w:p>
+            <w:pPr>
+              <w:spacing w:after="20"/>
+            </w:pPr>
+            <w:r>
+              <w:rPr>
+                <w:color w:val="1C3A36"/>
+                <w:sz w:val="16"/>
+              </w:rPr>
+              <w:t>seg jackup fy23</w:t>
+            </w:r>
+          </w:p>
+        </w:tc>
+        <w:tc>
+          <w:tcPr>
+            <w:tcW w:type="dxa" w:w="1296"/>
+          </w:tcPr>
+          <w:p>
+            <w:pPr>
+              <w:spacing w:after="20"/>
+              <w:jc w:val="right"/>
+            </w:pPr>
+            <w:r>
+              <w:rPr>
+                <w:color w:val="1C3A36"/>
+                <w:sz w:val="16"/>
+              </w:rPr>
+              <w:t>799,726.0</w:t>
+            </w:r>
+          </w:p>
+        </w:tc>
+        <w:tc>
+          <w:tcPr>
+            <w:tcW w:type="dxa" w:w="1224"/>
+          </w:tcPr>
+          <w:p>
+            <w:pPr>
+              <w:spacing w:after="20"/>
+              <w:jc w:val="right"/>
+            </w:pPr>
+            <w:r>
+              <w:rPr>
+                <w:color w:val="1C3A36"/>
+                <w:sz w:val="16"/>
+              </w:rPr>
+              <w:t>2024-02-12</w:t>
+            </w:r>
+          </w:p>
+        </w:tc>
+        <w:tc>
+          <w:tcPr>
+            <w:tcW w:type="dxa" w:w="5472"/>
+          </w:tcPr>
+          <w:p>
+            <w:pPr>
+              <w:spacing w:after="20"/>
+              <w:jc w:val="right"/>
+            </w:pPr>
+            <w:r>
+              <w:rPr>
+                <w:color w:val="1C3A36"/>
+                <w:sz w:val="16"/>
+              </w:rPr>
+              <w:t>FY2023 audited consolidated financial statements (KPMG Lower Gulf Limited, unqualified) segment note — Offshore Jack-up revenue for FY2023</w:t>
+            </w:r>
+          </w:p>
+        </w:tc>
+      </w:tr>
+      <w:tr>
+        <w:tc>
+          <w:tcPr>
+            <w:tcW w:type="dxa" w:w="2088"/>
+          </w:tcPr>
+          <w:p>
+            <w:pPr>
+              <w:spacing w:after="20"/>
+            </w:pPr>
+            <w:r>
+              <w:rPr>
+                <w:color w:val="1C3A36"/>
+                <w:sz w:val="16"/>
+              </w:rPr>
+              <w:t>seg off fy23</w:t>
+            </w:r>
+          </w:p>
+        </w:tc>
+        <w:tc>
+          <w:tcPr>
+            <w:tcW w:type="dxa" w:w="1296"/>
+          </w:tcPr>
+          <w:p>
+            <w:pPr>
+              <w:spacing w:after="20"/>
+              <w:jc w:val="right"/>
+            </w:pPr>
+            <w:r>
+              <w:rPr>
+                <w:color w:val="1C3A36"/>
+                <w:sz w:val="16"/>
+              </w:rPr>
+              <w:t>1,008,805.0</w:t>
+            </w:r>
+          </w:p>
+        </w:tc>
+        <w:tc>
+          <w:tcPr>
+            <w:tcW w:type="dxa" w:w="1224"/>
+          </w:tcPr>
+          <w:p>
+            <w:pPr>
+              <w:spacing w:after="20"/>
+              <w:jc w:val="right"/>
+            </w:pPr>
+            <w:r>
+              <w:rPr>
+                <w:color w:val="1C3A36"/>
+                <w:sz w:val="16"/>
+              </w:rPr>
+              <w:t>2024-02-12</w:t>
+            </w:r>
+          </w:p>
+        </w:tc>
+        <w:tc>
+          <w:tcPr>
+            <w:tcW w:type="dxa" w:w="5472"/>
+          </w:tcPr>
+          <w:p>
+            <w:pPr>
+              <w:spacing w:after="20"/>
+              <w:jc w:val="right"/>
+            </w:pPr>
+            <w:r>
+              <w:rPr>
+                <w:color w:val="1C3A36"/>
+                <w:sz w:val="16"/>
+              </w:rPr>
+              <w:t>Segment note 26, FY2023 audited consolidated financial statements (KPMG Lower Gulf Limited, unqualified) — Offshore Jackup 799,726 plus Offshore Island 209,079. The two were reported separately until FY2024 and combined into a single Offshore segment from 1Q-2025; they are summed here so the three-year series is on one basis</w:t>
+            </w:r>
+          </w:p>
+        </w:tc>
+      </w:tr>
+      <w:tr>
+        <w:tc>
+          <w:tcPr>
+            <w:tcW w:type="dxa" w:w="2088"/>
+          </w:tcPr>
+          <w:p>
+            <w:pPr>
+              <w:spacing w:after="20"/>
+            </w:pPr>
+            <w:r>
+              <w:rPr>
+                <w:color w:val="1C3A36"/>
+                <w:sz w:val="16"/>
+              </w:rPr>
+              <w:t>seg off fy24</w:t>
+            </w:r>
+          </w:p>
+        </w:tc>
+        <w:tc>
+          <w:tcPr>
+            <w:tcW w:type="dxa" w:w="1296"/>
+          </w:tcPr>
+          <w:p>
+            <w:pPr>
+              <w:spacing w:after="20"/>
+              <w:jc w:val="right"/>
+            </w:pPr>
+            <w:r>
+              <w:rPr>
+                <w:color w:val="1C3A36"/>
+                <w:sz w:val="16"/>
+              </w:rPr>
+              <w:t>1,328,436.0</w:t>
+            </w:r>
+          </w:p>
+        </w:tc>
+        <w:tc>
+          <w:tcPr>
+            <w:tcW w:type="dxa" w:w="1224"/>
+          </w:tcPr>
+          <w:p>
+            <w:pPr>
+              <w:spacing w:after="20"/>
+              <w:jc w:val="right"/>
+            </w:pPr>
+            <w:r>
+              <w:rPr>
+                <w:color w:val="1C3A36"/>
+                <w:sz w:val="16"/>
+              </w:rPr>
+              <w:t>2026-02-11</w:t>
+            </w:r>
+          </w:p>
+        </w:tc>
+        <w:tc>
+          <w:tcPr>
+            <w:tcW w:type="dxa" w:w="5472"/>
+          </w:tcPr>
+          <w:p>
+            <w:pPr>
+              <w:spacing w:after="20"/>
+              <w:jc w:val="right"/>
+            </w:pPr>
+            <w:r>
+              <w:rPr>
+                <w:color w:val="1C3A36"/>
+                <w:sz w:val="16"/>
+              </w:rPr>
+              <w:t>Segment note 28, FY2025 audited consolidated financial statements (Deloitte &amp; Touche (M.E.), unqualified) comparative column — Offshore</w:t>
+            </w:r>
+          </w:p>
+        </w:tc>
+      </w:tr>
+      <w:tr>
+        <w:tc>
+          <w:tcPr>
+            <w:tcW w:type="dxa" w:w="2088"/>
+          </w:tcPr>
+          <w:p>
+            <w:pPr>
+              <w:spacing w:after="20"/>
+            </w:pPr>
+            <w:r>
+              <w:rPr>
+                <w:color w:val="1C3A36"/>
+                <w:sz w:val="16"/>
+              </w:rPr>
+              <w:t>seg off fy25</w:t>
+            </w:r>
+          </w:p>
+        </w:tc>
+        <w:tc>
+          <w:tcPr>
+            <w:tcW w:type="dxa" w:w="1296"/>
+          </w:tcPr>
+          <w:p>
+            <w:pPr>
+              <w:spacing w:after="20"/>
+              <w:jc w:val="right"/>
+            </w:pPr>
+            <w:r>
+              <w:rPr>
+                <w:color w:val="1C3A36"/>
+                <w:sz w:val="16"/>
+              </w:rPr>
+              <w:t>1,403,893.0</w:t>
+            </w:r>
+          </w:p>
+        </w:tc>
+        <w:tc>
+          <w:tcPr>
+            <w:tcW w:type="dxa" w:w="1224"/>
+          </w:tcPr>
+          <w:p>
+            <w:pPr>
+              <w:spacing w:after="20"/>
+              <w:jc w:val="right"/>
+            </w:pPr>
+            <w:r>
+              <w:rPr>
+                <w:color w:val="1C3A36"/>
+                <w:sz w:val="16"/>
+              </w:rPr>
+              <w:t>2026-02-11</w:t>
+            </w:r>
+          </w:p>
+        </w:tc>
+        <w:tc>
+          <w:tcPr>
+            <w:tcW w:type="dxa" w:w="5472"/>
+          </w:tcPr>
+          <w:p>
+            <w:pPr>
+              <w:spacing w:after="20"/>
+              <w:jc w:val="right"/>
+            </w:pPr>
+            <w:r>
+              <w:rPr>
+                <w:color w:val="1C3A36"/>
+                <w:sz w:val="16"/>
+              </w:rPr>
+              <w:t>Segment note 28, FY2025 audited consolidated financial statements (Deloitte &amp; Touche (M.E.), unqualified) — Offshore</w:t>
+            </w:r>
+          </w:p>
+        </w:tc>
+      </w:tr>
+      <w:tr>
+        <w:tc>
+          <w:tcPr>
+            <w:tcW w:type="dxa" w:w="2088"/>
+          </w:tcPr>
+          <w:p>
+            <w:pPr>
+              <w:spacing w:after="20"/>
+            </w:pPr>
+            <w:r>
+              <w:rPr>
+                <w:color w:val="1C3A36"/>
+                <w:sz w:val="16"/>
+              </w:rPr>
+              <w:t>seg ofs fy23</w:t>
+            </w:r>
+          </w:p>
+        </w:tc>
+        <w:tc>
+          <w:tcPr>
+            <w:tcW w:type="dxa" w:w="1296"/>
+          </w:tcPr>
+          <w:p>
+            <w:pPr>
+              <w:spacing w:after="20"/>
+              <w:jc w:val="right"/>
+            </w:pPr>
+            <w:r>
+              <w:rPr>
+                <w:color w:val="1C3A36"/>
+                <w:sz w:val="16"/>
+              </w:rPr>
+              <w:t>553,003.0</w:t>
+            </w:r>
+          </w:p>
+        </w:tc>
+        <w:tc>
+          <w:tcPr>
+            <w:tcW w:type="dxa" w:w="1224"/>
+          </w:tcPr>
+          <w:p>
+            <w:pPr>
+              <w:spacing w:after="20"/>
+              <w:jc w:val="right"/>
+            </w:pPr>
+            <w:r>
+              <w:rPr>
+                <w:color w:val="1C3A36"/>
+                <w:sz w:val="16"/>
+              </w:rPr>
+              <w:t>2024-02-12</w:t>
+            </w:r>
+          </w:p>
+        </w:tc>
+        <w:tc>
+          <w:tcPr>
+            <w:tcW w:type="dxa" w:w="5472"/>
+          </w:tcPr>
+          <w:p>
+            <w:pPr>
+              <w:spacing w:after="20"/>
+              <w:jc w:val="right"/>
+            </w:pPr>
+            <w:r>
+              <w:rPr>
+                <w:color w:val="1C3A36"/>
+                <w:sz w:val="16"/>
+              </w:rPr>
+              <w:t>Segment note 26, FY2023 audited consolidated financial statements (KPMG Lower Gulf Limited, unqualified) — Oilfield Services</w:t>
+            </w:r>
+          </w:p>
+        </w:tc>
+      </w:tr>
+      <w:tr>
+        <w:tc>
+          <w:tcPr>
+            <w:tcW w:type="dxa" w:w="2088"/>
+          </w:tcPr>
+          <w:p>
+            <w:pPr>
+              <w:spacing w:after="20"/>
+            </w:pPr>
+            <w:r>
+              <w:rPr>
+                <w:color w:val="1C3A36"/>
+                <w:sz w:val="16"/>
+              </w:rPr>
+              <w:t>seg ofs fy24</w:t>
+            </w:r>
+          </w:p>
+        </w:tc>
+        <w:tc>
+          <w:tcPr>
+            <w:tcW w:type="dxa" w:w="1296"/>
+          </w:tcPr>
+          <w:p>
+            <w:pPr>
+              <w:spacing w:after="20"/>
+              <w:jc w:val="right"/>
+            </w:pPr>
+            <w:r>
+              <w:rPr>
+                <w:color w:val="1C3A36"/>
+                <w:sz w:val="16"/>
+              </w:rPr>
+              <w:t>813,116.0</w:t>
+            </w:r>
+          </w:p>
+        </w:tc>
+        <w:tc>
+          <w:tcPr>
+            <w:tcW w:type="dxa" w:w="1224"/>
+          </w:tcPr>
+          <w:p>
+            <w:pPr>
+              <w:spacing w:after="20"/>
+              <w:jc w:val="right"/>
+            </w:pPr>
+            <w:r>
+              <w:rPr>
+                <w:color w:val="1C3A36"/>
+                <w:sz w:val="16"/>
+              </w:rPr>
+              <w:t>2026-02-11</w:t>
+            </w:r>
+          </w:p>
+        </w:tc>
+        <w:tc>
+          <w:tcPr>
+            <w:tcW w:type="dxa" w:w="5472"/>
+          </w:tcPr>
+          <w:p>
+            <w:pPr>
+              <w:spacing w:after="20"/>
+              <w:jc w:val="right"/>
+            </w:pPr>
+            <w:r>
+              <w:rPr>
+                <w:color w:val="1C3A36"/>
+                <w:sz w:val="16"/>
+              </w:rPr>
+              <w:t>Segment note 28, FY2025 audited consolidated financial statements (Deloitte &amp; Touche (M.E.), unqualified) comparative column — Oilfield Services</w:t>
+            </w:r>
+          </w:p>
+        </w:tc>
+      </w:tr>
+      <w:tr>
+        <w:tc>
+          <w:tcPr>
+            <w:tcW w:type="dxa" w:w="2088"/>
+          </w:tcPr>
+          <w:p>
+            <w:pPr>
+              <w:spacing w:after="20"/>
+            </w:pPr>
+            <w:r>
+              <w:rPr>
+                <w:color w:val="1C3A36"/>
+                <w:sz w:val="16"/>
+              </w:rPr>
+              <w:t>seg ofs fy25</w:t>
+            </w:r>
+          </w:p>
+        </w:tc>
+        <w:tc>
+          <w:tcPr>
+            <w:tcW w:type="dxa" w:w="1296"/>
+          </w:tcPr>
+          <w:p>
+            <w:pPr>
+              <w:spacing w:after="20"/>
+              <w:jc w:val="right"/>
+            </w:pPr>
+            <w:r>
+              <w:rPr>
+                <w:color w:val="1C3A36"/>
+                <w:sz w:val="16"/>
+              </w:rPr>
+              <w:t>1,461,968.0</w:t>
+            </w:r>
+          </w:p>
+        </w:tc>
+        <w:tc>
+          <w:tcPr>
+            <w:tcW w:type="dxa" w:w="1224"/>
+          </w:tcPr>
+          <w:p>
+            <w:pPr>
+              <w:spacing w:after="20"/>
+              <w:jc w:val="right"/>
+            </w:pPr>
+            <w:r>
+              <w:rPr>
+                <w:color w:val="1C3A36"/>
+                <w:sz w:val="16"/>
+              </w:rPr>
+              <w:t>2026-02-11</w:t>
+            </w:r>
+          </w:p>
+        </w:tc>
+        <w:tc>
+          <w:tcPr>
+            <w:tcW w:type="dxa" w:w="5472"/>
+          </w:tcPr>
+          <w:p>
+            <w:pPr>
+              <w:spacing w:after="20"/>
+              <w:jc w:val="right"/>
+            </w:pPr>
+            <w:r>
+              <w:rPr>
+                <w:color w:val="1C3A36"/>
+                <w:sz w:val="16"/>
+              </w:rPr>
+              <w:t>Segment note 28, FY2025 audited consolidated financial statements (Deloitte &amp; Touche (M.E.), unqualified) — Oilfield Services</w:t>
+            </w:r>
+          </w:p>
+        </w:tc>
+      </w:tr>
+      <w:tr>
+        <w:tc>
+          <w:tcPr>
+            <w:tcW w:type="dxa" w:w="2088"/>
+          </w:tcPr>
+          <w:p>
+            <w:pPr>
+              <w:spacing w:after="20"/>
+            </w:pPr>
+            <w:r>
+              <w:rPr>
+                <w:color w:val="1C3A36"/>
+                <w:sz w:val="16"/>
+              </w:rPr>
+              <w:t>seg on fy23</w:t>
+            </w:r>
+          </w:p>
+        </w:tc>
+        <w:tc>
+          <w:tcPr>
+            <w:tcW w:type="dxa" w:w="1296"/>
+          </w:tcPr>
+          <w:p>
+            <w:pPr>
+              <w:spacing w:after="20"/>
+              <w:jc w:val="right"/>
+            </w:pPr>
+            <w:r>
+              <w:rPr>
+                <w:color w:val="1C3A36"/>
+                <w:sz w:val="16"/>
+              </w:rPr>
+              <w:t>1,495,057.0</w:t>
+            </w:r>
+          </w:p>
+        </w:tc>
+        <w:tc>
+          <w:tcPr>
+            <w:tcW w:type="dxa" w:w="1224"/>
+          </w:tcPr>
+          <w:p>
+            <w:pPr>
+              <w:spacing w:after="20"/>
+              <w:jc w:val="right"/>
+            </w:pPr>
+            <w:r>
+              <w:rPr>
+                <w:color w:val="1C3A36"/>
+                <w:sz w:val="16"/>
+              </w:rPr>
+              <w:t>2024-02-12</w:t>
+            </w:r>
+          </w:p>
+        </w:tc>
+        <w:tc>
+          <w:tcPr>
+            <w:tcW w:type="dxa" w:w="5472"/>
+          </w:tcPr>
+          <w:p>
+            <w:pPr>
+              <w:spacing w:after="20"/>
+              <w:jc w:val="right"/>
+            </w:pPr>
+            <w:r>
+              <w:rPr>
+                <w:color w:val="1C3A36"/>
+                <w:sz w:val="16"/>
+              </w:rPr>
+              <w:t>Segment note 26, FY2023 audited consolidated financial statements (KPMG Lower Gulf Limited, unqualified) — Onshore</w:t>
+            </w:r>
+          </w:p>
+        </w:tc>
+      </w:tr>
+      <w:tr>
+        <w:tc>
+          <w:tcPr>
+            <w:tcW w:type="dxa" w:w="2088"/>
+          </w:tcPr>
+          <w:p>
+            <w:pPr>
+              <w:spacing w:after="20"/>
+            </w:pPr>
+            <w:r>
+              <w:rPr>
+                <w:color w:val="1C3A36"/>
+                <w:sz w:val="16"/>
+              </w:rPr>
+              <w:t>seg on fy24</w:t>
+            </w:r>
+          </w:p>
+        </w:tc>
+        <w:tc>
+          <w:tcPr>
+            <w:tcW w:type="dxa" w:w="1296"/>
+          </w:tcPr>
+          <w:p>
+            <w:pPr>
+              <w:spacing w:after="20"/>
+              <w:jc w:val="right"/>
+            </w:pPr>
+            <w:r>
+              <w:rPr>
+                <w:color w:val="1C3A36"/>
+                <w:sz w:val="16"/>
+              </w:rPr>
+              <w:t>1,892,670.0</w:t>
+            </w:r>
+          </w:p>
+        </w:tc>
+        <w:tc>
+          <w:tcPr>
+            <w:tcW w:type="dxa" w:w="1224"/>
+          </w:tcPr>
+          <w:p>
+            <w:pPr>
+              <w:spacing w:after="20"/>
+              <w:jc w:val="right"/>
+            </w:pPr>
+            <w:r>
+              <w:rPr>
+                <w:color w:val="1C3A36"/>
+                <w:sz w:val="16"/>
+              </w:rPr>
+              <w:t>2026-02-11</w:t>
+            </w:r>
+          </w:p>
+        </w:tc>
+        <w:tc>
+          <w:tcPr>
+            <w:tcW w:type="dxa" w:w="5472"/>
+          </w:tcPr>
+          <w:p>
+            <w:pPr>
+              <w:spacing w:after="20"/>
+              <w:jc w:val="right"/>
+            </w:pPr>
+            <w:r>
+              <w:rPr>
+                <w:color w:val="1C3A36"/>
+                <w:sz w:val="16"/>
+              </w:rPr>
+              <w:t>Segment note 28, FY2025 audited consolidated financial statements (Deloitte &amp; Touche (M.E.), unqualified) comparative column — Onshore</w:t>
+            </w:r>
+          </w:p>
+        </w:tc>
+      </w:tr>
+      <w:tr>
+        <w:tc>
+          <w:tcPr>
+            <w:tcW w:type="dxa" w:w="2088"/>
+          </w:tcPr>
+          <w:p>
+            <w:pPr>
+              <w:spacing w:after="20"/>
+            </w:pPr>
+            <w:r>
+              <w:rPr>
+                <w:color w:val="1C3A36"/>
+                <w:sz w:val="16"/>
+              </w:rPr>
+              <w:t>seg on fy25</w:t>
+            </w:r>
+          </w:p>
+        </w:tc>
+        <w:tc>
+          <w:tcPr>
+            <w:tcW w:type="dxa" w:w="1296"/>
+          </w:tcPr>
+          <w:p>
+            <w:pPr>
+              <w:spacing w:after="20"/>
+              <w:jc w:val="right"/>
+            </w:pPr>
+            <w:r>
+              <w:rPr>
+                <w:color w:val="1C3A36"/>
+                <w:sz w:val="16"/>
+              </w:rPr>
+              <w:t>2,037,025.0</w:t>
+            </w:r>
+          </w:p>
+        </w:tc>
+        <w:tc>
+          <w:tcPr>
+            <w:tcW w:type="dxa" w:w="1224"/>
+          </w:tcPr>
+          <w:p>
+            <w:pPr>
+              <w:spacing w:after="20"/>
+              <w:jc w:val="right"/>
+            </w:pPr>
+            <w:r>
+              <w:rPr>
+                <w:color w:val="1C3A36"/>
+                <w:sz w:val="16"/>
+              </w:rPr>
+              <w:t>2026-02-11</w:t>
+            </w:r>
+          </w:p>
+        </w:tc>
+        <w:tc>
+          <w:tcPr>
+            <w:tcW w:type="dxa" w:w="5472"/>
+          </w:tcPr>
+          <w:p>
+            <w:pPr>
+              <w:spacing w:after="20"/>
+              <w:jc w:val="right"/>
+            </w:pPr>
+            <w:r>
+              <w:rPr>
+                <w:color w:val="1C3A36"/>
+                <w:sz w:val="16"/>
+              </w:rPr>
+              <w:t>Segment note 28, FY2025 audited consolidated financial statements (Deloitte &amp; Touche (M.E.), unqualified) — Onshore</w:t>
+            </w:r>
+          </w:p>
+        </w:tc>
+      </w:tr>
+      <w:tr>
+        <w:tc>
+          <w:tcPr>
+            <w:tcW w:type="dxa" w:w="2088"/>
+          </w:tcPr>
+          <w:p>
+            <w:pPr>
+              <w:spacing w:after="20"/>
+            </w:pPr>
+            <w:r>
+              <w:rPr>
+                <w:color w:val="1C3A36"/>
+                <w:sz w:val="16"/>
+              </w:rPr>
+              <w:t>shares issued k</w:t>
+            </w:r>
+          </w:p>
+        </w:tc>
+        <w:tc>
+          <w:tcPr>
+            <w:tcW w:type="dxa" w:w="1296"/>
+          </w:tcPr>
+          <w:p>
+            <w:pPr>
+              <w:spacing w:after="20"/>
+              <w:jc w:val="right"/>
+            </w:pPr>
+            <w:r>
+              <w:rPr>
+                <w:color w:val="1C3A36"/>
+                <w:sz w:val="16"/>
+              </w:rPr>
+              <w:t>16,000,000.0</w:t>
+            </w:r>
+          </w:p>
+        </w:tc>
+        <w:tc>
+          <w:tcPr>
+            <w:tcW w:type="dxa" w:w="1224"/>
+          </w:tcPr>
+          <w:p>
+            <w:pPr>
+              <w:spacing w:after="20"/>
+              <w:jc w:val="right"/>
+            </w:pPr>
+            <w:r>
+              <w:rPr>
+                <w:color w:val="1C3A36"/>
+                <w:sz w:val="16"/>
+              </w:rPr>
+              <w:t>2026-02-11</w:t>
+            </w:r>
+          </w:p>
+        </w:tc>
+        <w:tc>
+          <w:tcPr>
+            <w:tcW w:type="dxa" w:w="5472"/>
+          </w:tcPr>
+          <w:p>
+            <w:pPr>
+              <w:spacing w:after="20"/>
+              <w:jc w:val="right"/>
+            </w:pPr>
+            <w:r>
+              <w:rPr>
+                <w:color w:val="1C3A36"/>
+                <w:sz w:val="16"/>
+              </w:rPr>
+              <w:t>Share capital note 13, FY2025 audited statements: 16,000,000 thousand shares of AED 0.10 each, unchanged since listing</w:t>
+            </w:r>
+          </w:p>
+        </w:tc>
+      </w:tr>
+      <w:tr>
+        <w:tc>
+          <w:tcPr>
+            <w:tcW w:type="dxa" w:w="2088"/>
+          </w:tcPr>
+          <w:p>
+            <w:pPr>
+              <w:spacing w:after="20"/>
+            </w:pPr>
+            <w:r>
+              <w:rPr>
+                <w:color w:val="1C3A36"/>
+                <w:sz w:val="16"/>
+              </w:rPr>
+              <w:t>ta fy23</w:t>
+            </w:r>
+          </w:p>
+        </w:tc>
+        <w:tc>
+          <w:tcPr>
+            <w:tcW w:type="dxa" w:w="1296"/>
+          </w:tcPr>
+          <w:p>
+            <w:pPr>
+              <w:spacing w:after="20"/>
+              <w:jc w:val="right"/>
+            </w:pPr>
+            <w:r>
+              <w:rPr>
+                <w:color w:val="1C3A36"/>
+                <w:sz w:val="16"/>
+              </w:rPr>
+              <w:t>6,740,125.0</w:t>
+            </w:r>
+          </w:p>
+        </w:tc>
+        <w:tc>
+          <w:tcPr>
+            <w:tcW w:type="dxa" w:w="1224"/>
+          </w:tcPr>
+          <w:p>
+            <w:pPr>
+              <w:spacing w:after="20"/>
+              <w:jc w:val="right"/>
+            </w:pPr>
+            <w:r>
+              <w:rPr>
+                <w:color w:val="1C3A36"/>
+                <w:sz w:val="16"/>
+              </w:rPr>
+              <w:t>2024-02-12</w:t>
+            </w:r>
+          </w:p>
+        </w:tc>
+        <w:tc>
+          <w:tcPr>
+            <w:tcW w:type="dxa" w:w="5472"/>
+          </w:tcPr>
+          <w:p>
+            <w:pPr>
+              <w:spacing w:after="20"/>
+              <w:jc w:val="right"/>
+            </w:pPr>
+            <w:r>
+              <w:rPr>
+                <w:color w:val="1C3A36"/>
+                <w:sz w:val="16"/>
+              </w:rPr>
+              <w:t>Total assets, FY2023 audited consolidated financial statements (KPMG Lower Gulf Limited, unqualified)</w:t>
+            </w:r>
+          </w:p>
+        </w:tc>
+      </w:tr>
+      <w:tr>
+        <w:tc>
+          <w:tcPr>
+            <w:tcW w:type="dxa" w:w="2088"/>
+          </w:tcPr>
+          <w:p>
+            <w:pPr>
+              <w:spacing w:after="20"/>
+            </w:pPr>
+            <w:r>
+              <w:rPr>
+                <w:color w:val="1C3A36"/>
+                <w:sz w:val="16"/>
+              </w:rPr>
+              <w:t>ta fy24</w:t>
+            </w:r>
+          </w:p>
+        </w:tc>
+        <w:tc>
+          <w:tcPr>
+            <w:tcW w:type="dxa" w:w="1296"/>
+          </w:tcPr>
+          <w:p>
+            <w:pPr>
+              <w:spacing w:after="20"/>
+              <w:jc w:val="right"/>
+            </w:pPr>
+            <w:r>
+              <w:rPr>
+                <w:color w:val="1C3A36"/>
+                <w:sz w:val="16"/>
+              </w:rPr>
+              <w:t>7,766,471.0</w:t>
+            </w:r>
+          </w:p>
+        </w:tc>
+        <w:tc>
+          <w:tcPr>
+            <w:tcW w:type="dxa" w:w="1224"/>
+          </w:tcPr>
+          <w:p>
+            <w:pPr>
+              <w:spacing w:after="20"/>
+              <w:jc w:val="right"/>
+            </w:pPr>
+            <w:r>
+              <w:rPr>
+                <w:color w:val="1C3A36"/>
+                <w:sz w:val="16"/>
+              </w:rPr>
+              <w:t>2025-02-11</w:t>
+            </w:r>
+          </w:p>
+        </w:tc>
+        <w:tc>
+          <w:tcPr>
+            <w:tcW w:type="dxa" w:w="5472"/>
+          </w:tcPr>
+          <w:p>
+            <w:pPr>
+              <w:spacing w:after="20"/>
+              <w:jc w:val="right"/>
+            </w:pPr>
+            <w:r>
+              <w:rPr>
+                <w:color w:val="1C3A36"/>
+                <w:sz w:val="16"/>
+              </w:rPr>
+              <w:t>Total assets, FY2024 audited consolidated financial statements (Deloitte &amp; Touche (M.E.), unqualified)</w:t>
+            </w:r>
+          </w:p>
+        </w:tc>
+      </w:tr>
+      <w:tr>
+        <w:tc>
+          <w:tcPr>
+            <w:tcW w:type="dxa" w:w="2088"/>
+          </w:tcPr>
+          <w:p>
+            <w:pPr>
+              <w:spacing w:after="20"/>
+            </w:pPr>
+            <w:r>
+              <w:rPr>
+                <w:color w:val="1C3A36"/>
+                <w:sz w:val="16"/>
+              </w:rPr>
+              <w:t>ta fy25</w:t>
+            </w:r>
+          </w:p>
+        </w:tc>
+        <w:tc>
+          <w:tcPr>
+            <w:tcW w:type="dxa" w:w="1296"/>
+          </w:tcPr>
+          <w:p>
+            <w:pPr>
+              <w:spacing w:after="20"/>
+              <w:jc w:val="right"/>
+            </w:pPr>
+            <w:r>
+              <w:rPr>
+                <w:color w:val="1C3A36"/>
+                <w:sz w:val="16"/>
+              </w:rPr>
+              <w:t>8,101,408.0</w:t>
+            </w:r>
+          </w:p>
+        </w:tc>
+        <w:tc>
+          <w:tcPr>
+            <w:tcW w:type="dxa" w:w="1224"/>
+          </w:tcPr>
+          <w:p>
+            <w:pPr>
+              <w:spacing w:after="20"/>
+              <w:jc w:val="right"/>
+            </w:pPr>
+            <w:r>
+              <w:rPr>
+                <w:color w:val="1C3A36"/>
+                <w:sz w:val="16"/>
+              </w:rPr>
+              <w:t>2026-02-11</w:t>
+            </w:r>
+          </w:p>
+        </w:tc>
+        <w:tc>
+          <w:tcPr>
+            <w:tcW w:type="dxa" w:w="5472"/>
+          </w:tcPr>
+          <w:p>
+            <w:pPr>
+              <w:spacing w:after="20"/>
+              <w:jc w:val="right"/>
+            </w:pPr>
+            <w:r>
+              <w:rPr>
+                <w:color w:val="1C3A36"/>
+                <w:sz w:val="16"/>
+              </w:rPr>
+              <w:t>Total assets, FY2025 audited consolidated financial statements (Deloitte &amp; Touche (M.E.), unqualified)</w:t>
+            </w:r>
+          </w:p>
+        </w:tc>
+      </w:tr>
+      <w:tr>
+        <w:tc>
+          <w:tcPr>
+            <w:tcW w:type="dxa" w:w="2088"/>
+          </w:tcPr>
+          <w:p>
+            <w:pPr>
+              <w:spacing w:after="20"/>
+            </w:pPr>
+            <w:r>
+              <w:rPr>
+                <w:color w:val="1C3A36"/>
+                <w:sz w:val="16"/>
+              </w:rPr>
+              <w:t>tax fy23</w:t>
+            </w:r>
+          </w:p>
+        </w:tc>
+        <w:tc>
+          <w:tcPr>
+            <w:tcW w:type="dxa" w:w="1296"/>
+          </w:tcPr>
+          <w:p>
+            <w:pPr>
+              <w:spacing w:after="20"/>
+              <w:jc w:val="right"/>
+            </w:pPr>
+            <w:r>
+              <w:rPr>
+                <w:color w:val="1C3A36"/>
+                <w:sz w:val="16"/>
+              </w:rPr>
+              <w:t>0.0000</w:t>
+            </w:r>
+          </w:p>
+        </w:tc>
+        <w:tc>
+          <w:tcPr>
+            <w:tcW w:type="dxa" w:w="1224"/>
+          </w:tcPr>
+          <w:p>
+            <w:pPr>
+              <w:spacing w:after="20"/>
+              <w:jc w:val="right"/>
+            </w:pPr>
+            <w:r>
+              <w:rPr>
+                <w:color w:val="1C3A36"/>
+                <w:sz w:val="16"/>
+              </w:rPr>
+              <w:t>2024-02-12</w:t>
+            </w:r>
+          </w:p>
+        </w:tc>
+        <w:tc>
+          <w:tcPr>
+            <w:tcW w:type="dxa" w:w="5472"/>
+          </w:tcPr>
+          <w:p>
+            <w:pPr>
+              <w:spacing w:after="20"/>
+              <w:jc w:val="right"/>
+            </w:pPr>
+            <w:r>
+              <w:rPr>
+                <w:color w:val="1C3A36"/>
+                <w:sz w:val="16"/>
+              </w:rPr>
+              <w:t>Income tax, FY2023 audited consolidated financial statements (KPMG Lower Gulf Limited, unqualified) — the Abu Dhabi fiscal arrangement took effect 1 January 2024, so FY2023 carries no corporate income tax charge</w:t>
+            </w:r>
+          </w:p>
+        </w:tc>
+      </w:tr>
+      <w:tr>
+        <w:tc>
+          <w:tcPr>
+            <w:tcW w:type="dxa" w:w="2088"/>
+          </w:tcPr>
+          <w:p>
+            <w:pPr>
+              <w:spacing w:after="20"/>
+            </w:pPr>
+            <w:r>
+              <w:rPr>
+                <w:color w:val="1C3A36"/>
+                <w:sz w:val="16"/>
+              </w:rPr>
+              <w:t>tax fy24</w:t>
+            </w:r>
+          </w:p>
+        </w:tc>
+        <w:tc>
+          <w:tcPr>
+            <w:tcW w:type="dxa" w:w="1296"/>
+          </w:tcPr>
+          <w:p>
+            <w:pPr>
+              <w:spacing w:after="20"/>
+              <w:jc w:val="right"/>
+            </w:pPr>
+            <w:r>
+              <w:rPr>
+                <w:color w:val="1C3A36"/>
+                <w:sz w:val="16"/>
+              </w:rPr>
+              <w:t>128,510.0</w:t>
+            </w:r>
+          </w:p>
+        </w:tc>
+        <w:tc>
+          <w:tcPr>
+            <w:tcW w:type="dxa" w:w="1224"/>
+          </w:tcPr>
+          <w:p>
+            <w:pPr>
+              <w:spacing w:after="20"/>
+              <w:jc w:val="right"/>
+            </w:pPr>
+            <w:r>
+              <w:rPr>
+                <w:color w:val="1C3A36"/>
+                <w:sz w:val="16"/>
+              </w:rPr>
+              <w:t>2025-02-11</w:t>
+            </w:r>
+          </w:p>
+        </w:tc>
+        <w:tc>
+          <w:tcPr>
+            <w:tcW w:type="dxa" w:w="5472"/>
+          </w:tcPr>
+          <w:p>
+            <w:pPr>
+              <w:spacing w:after="20"/>
+              <w:jc w:val="right"/>
+            </w:pPr>
+            <w:r>
+              <w:rPr>
+                <w:color w:val="1C3A36"/>
+                <w:sz w:val="16"/>
+              </w:rPr>
+              <w:t>Income tax note 30, FY2024 audited consolidated financial statements (Deloitte &amp; Touche (M.E.), unqualified)</w:t>
+            </w:r>
+          </w:p>
+        </w:tc>
+      </w:tr>
+      <w:tr>
+        <w:tc>
+          <w:tcPr>
+            <w:tcW w:type="dxa" w:w="2088"/>
+          </w:tcPr>
+          <w:p>
+            <w:pPr>
+              <w:spacing w:after="20"/>
+            </w:pPr>
+            <w:r>
+              <w:rPr>
+                <w:color w:val="1C3A36"/>
+                <w:sz w:val="16"/>
+              </w:rPr>
+              <w:t>tax fy25</w:t>
+            </w:r>
+          </w:p>
+        </w:tc>
+        <w:tc>
+          <w:tcPr>
+            <w:tcW w:type="dxa" w:w="1296"/>
+          </w:tcPr>
+          <w:p>
+            <w:pPr>
+              <w:spacing w:after="20"/>
+              <w:jc w:val="right"/>
+            </w:pPr>
+            <w:r>
+              <w:rPr>
+                <w:color w:val="1C3A36"/>
+                <w:sz w:val="16"/>
+              </w:rPr>
+              <w:t>139,099.0</w:t>
+            </w:r>
+          </w:p>
+        </w:tc>
+        <w:tc>
+          <w:tcPr>
+            <w:tcW w:type="dxa" w:w="1224"/>
+          </w:tcPr>
+          <w:p>
+            <w:pPr>
+              <w:spacing w:after="20"/>
+              <w:jc w:val="right"/>
+            </w:pPr>
+            <w:r>
+              <w:rPr>
+                <w:color w:val="1C3A36"/>
+                <w:sz w:val="16"/>
+              </w:rPr>
+              <w:t>2026-02-11</w:t>
+            </w:r>
+          </w:p>
+        </w:tc>
+        <w:tc>
+          <w:tcPr>
+            <w:tcW w:type="dxa" w:w="5472"/>
+          </w:tcPr>
+          <w:p>
+            <w:pPr>
+              <w:spacing w:after="20"/>
+              <w:jc w:val="right"/>
+            </w:pPr>
+            <w:r>
+              <w:rPr>
+                <w:color w:val="1C3A36"/>
+                <w:sz w:val="16"/>
+              </w:rPr>
+              <w:t>Income tax note 30, FY2025 audited consolidated financial statements (Deloitte &amp; Touche (M.E.), unqualified): current 138,930 plus deferred 169</w:t>
+            </w:r>
+          </w:p>
+        </w:tc>
+      </w:tr>
+      <w:tr>
+        <w:tc>
+          <w:tcPr>
+            <w:tcW w:type="dxa" w:w="2088"/>
+          </w:tcPr>
+          <w:p>
+            <w:pPr>
+              <w:spacing w:after="20"/>
+            </w:pPr>
+            <w:r>
+              <w:rPr>
+                <w:color w:val="1C3A36"/>
+                <w:sz w:val="16"/>
+              </w:rPr>
+              <w:t>tax rate</w:t>
+            </w:r>
+          </w:p>
+        </w:tc>
+        <w:tc>
+          <w:tcPr>
+            <w:tcW w:type="dxa" w:w="1296"/>
+          </w:tcPr>
+          <w:p>
+            <w:pPr>
+              <w:spacing w:after="20"/>
+              <w:jc w:val="right"/>
+            </w:pPr>
+            <w:r>
+              <w:rPr>
+                <w:color w:val="1C3A36"/>
+                <w:sz w:val="16"/>
+              </w:rPr>
+              <w:t>0.0900</w:t>
+            </w:r>
+          </w:p>
+        </w:tc>
+        <w:tc>
+          <w:tcPr>
+            <w:tcW w:type="dxa" w:w="1224"/>
+          </w:tcPr>
+          <w:p>
+            <w:pPr>
+              <w:spacing w:after="20"/>
+              <w:jc w:val="right"/>
+            </w:pPr>
+            <w:r>
+              <w:rPr>
+                <w:color w:val="1C3A36"/>
+                <w:sz w:val="16"/>
+              </w:rPr>
+              <w:t>2026-02-11</w:t>
+            </w:r>
+          </w:p>
+        </w:tc>
+        <w:tc>
+          <w:tcPr>
+            <w:tcW w:type="dxa" w:w="5472"/>
+          </w:tcPr>
+          <w:p>
+            <w:pPr>
+              <w:spacing w:after="20"/>
+              <w:jc w:val="right"/>
+            </w:pPr>
+            <w:r>
+              <w:rPr>
+                <w:color w:val="1C3A36"/>
+                <w:sz w:val="16"/>
+              </w:rPr>
+              <w:t>Income tax note 30, FY2025 audited consolidated financial statements (Deloitte &amp; Touche (M.E.), unqualified): 'The Group is subject to income tax at 9% on its taxable profits in accordance with the fiscal arrangement with Abu Dhabi Supreme Council for Financial and Economic Affairs effective 1 January 2024.' The same 9% is the UAE statutory corporate rate in the Damodaran country file</w:t>
+            </w:r>
+          </w:p>
+        </w:tc>
+      </w:tr>
+      <w:tr>
+        <w:tc>
+          <w:tcPr>
+            <w:tcW w:type="dxa" w:w="2088"/>
+          </w:tcPr>
+          <w:p>
+            <w:pPr>
+              <w:spacing w:after="20"/>
+            </w:pPr>
+            <w:r>
+              <w:rPr>
+                <w:color w:val="1C3A36"/>
+                <w:sz w:val="16"/>
+              </w:rPr>
+              <w:t>taxpay fy23</w:t>
+            </w:r>
+          </w:p>
+        </w:tc>
+        <w:tc>
+          <w:tcPr>
+            <w:tcW w:type="dxa" w:w="1296"/>
+          </w:tcPr>
+          <w:p>
+            <w:pPr>
+              <w:spacing w:after="20"/>
+              <w:jc w:val="right"/>
+            </w:pPr>
+            <w:r>
+              <w:rPr>
+                <w:color w:val="1C3A36"/>
+                <w:sz w:val="16"/>
+              </w:rPr>
+              <w:t>0.0000</w:t>
+            </w:r>
+          </w:p>
+        </w:tc>
+        <w:tc>
+          <w:tcPr>
+            <w:tcW w:type="dxa" w:w="1224"/>
+          </w:tcPr>
+          <w:p>
+            <w:pPr>
+              <w:spacing w:after="20"/>
+              <w:jc w:val="right"/>
+            </w:pPr>
+            <w:r>
+              <w:rPr>
+                <w:color w:val="1C3A36"/>
+                <w:sz w:val="16"/>
+              </w:rPr>
+              <w:t>2024-02-12</w:t>
+            </w:r>
+          </w:p>
+        </w:tc>
+        <w:tc>
+          <w:tcPr>
+            <w:tcW w:type="dxa" w:w="5472"/>
+          </w:tcPr>
+          <w:p>
+            <w:pPr>
+              <w:spacing w:after="20"/>
+              <w:jc w:val="right"/>
+            </w:pPr>
+            <w:r>
+              <w:rPr>
+                <w:color w:val="1C3A36"/>
+                <w:sz w:val="16"/>
+              </w:rPr>
+              <w:t>Income tax payable, FY2023 audited consolidated financial statements (KPMG Lower Gulf Limited, unqualified) — nil</w:t>
+            </w:r>
+          </w:p>
+        </w:tc>
+      </w:tr>
+      <w:tr>
+        <w:tc>
+          <w:tcPr>
+            <w:tcW w:type="dxa" w:w="2088"/>
+          </w:tcPr>
+          <w:p>
+            <w:pPr>
+              <w:spacing w:after="20"/>
+            </w:pPr>
+            <w:r>
+              <w:rPr>
+                <w:color w:val="1C3A36"/>
+                <w:sz w:val="16"/>
+              </w:rPr>
+              <w:t>taxpay fy24</w:t>
+            </w:r>
+          </w:p>
+        </w:tc>
+        <w:tc>
+          <w:tcPr>
+            <w:tcW w:type="dxa" w:w="1296"/>
+          </w:tcPr>
+          <w:p>
+            <w:pPr>
+              <w:spacing w:after="20"/>
+              <w:jc w:val="right"/>
+            </w:pPr>
+            <w:r>
+              <w:rPr>
+                <w:color w:val="1C3A36"/>
+                <w:sz w:val="16"/>
+              </w:rPr>
+              <w:t>15,000.0</w:t>
+            </w:r>
+          </w:p>
+        </w:tc>
+        <w:tc>
+          <w:tcPr>
+            <w:tcW w:type="dxa" w:w="1224"/>
+          </w:tcPr>
+          <w:p>
+            <w:pPr>
+              <w:spacing w:after="20"/>
+              <w:jc w:val="right"/>
+            </w:pPr>
+            <w:r>
+              <w:rPr>
+                <w:color w:val="1C3A36"/>
+                <w:sz w:val="16"/>
+              </w:rPr>
+              <w:t>2025-02-11</w:t>
+            </w:r>
+          </w:p>
+        </w:tc>
+        <w:tc>
+          <w:tcPr>
+            <w:tcW w:type="dxa" w:w="5472"/>
+          </w:tcPr>
+          <w:p>
+            <w:pPr>
+              <w:spacing w:after="20"/>
+              <w:jc w:val="right"/>
+            </w:pPr>
+            <w:r>
+              <w:rPr>
+                <w:color w:val="1C3A36"/>
+                <w:sz w:val="16"/>
+              </w:rPr>
+              <w:t>Income tax payable, FY2024 audited consolidated financial statements (Deloitte &amp; Touche (M.E.), unqualified)</w:t>
+            </w:r>
+          </w:p>
+        </w:tc>
+      </w:tr>
+      <w:tr>
+        <w:tc>
+          <w:tcPr>
+            <w:tcW w:type="dxa" w:w="2088"/>
+          </w:tcPr>
+          <w:p>
+            <w:pPr>
+              <w:spacing w:after="20"/>
+            </w:pPr>
+            <w:r>
+              <w:rPr>
+                <w:color w:val="1C3A36"/>
+                <w:sz w:val="16"/>
+              </w:rPr>
+              <w:t>taxpay fy25</w:t>
+            </w:r>
+          </w:p>
+        </w:tc>
+        <w:tc>
+          <w:tcPr>
+            <w:tcW w:type="dxa" w:w="1296"/>
+          </w:tcPr>
+          <w:p>
+            <w:pPr>
+              <w:spacing w:after="20"/>
+              <w:jc w:val="right"/>
+            </w:pPr>
+            <w:r>
+              <w:rPr>
+                <w:color w:val="1C3A36"/>
+                <w:sz w:val="16"/>
+              </w:rPr>
+              <w:t>11,000.0</w:t>
+            </w:r>
+          </w:p>
+        </w:tc>
+        <w:tc>
+          <w:tcPr>
+            <w:tcW w:type="dxa" w:w="1224"/>
+          </w:tcPr>
+          <w:p>
+            <w:pPr>
+              <w:spacing w:after="20"/>
+              <w:jc w:val="right"/>
+            </w:pPr>
+            <w:r>
+              <w:rPr>
+                <w:color w:val="1C3A36"/>
+                <w:sz w:val="16"/>
+              </w:rPr>
+              <w:t>2026-02-11</w:t>
+            </w:r>
+          </w:p>
+        </w:tc>
+        <w:tc>
+          <w:tcPr>
+            <w:tcW w:type="dxa" w:w="5472"/>
+          </w:tcPr>
+          <w:p>
+            <w:pPr>
+              <w:spacing w:after="20"/>
+              <w:jc w:val="right"/>
+            </w:pPr>
+            <w:r>
+              <w:rPr>
+                <w:color w:val="1C3A36"/>
+                <w:sz w:val="16"/>
+              </w:rPr>
+              <w:t>Income tax payable, FY2025 audited consolidated financial statements (Deloitte &amp; Touche (M.E.), unqualified)</w:t>
+            </w:r>
+          </w:p>
+        </w:tc>
+      </w:tr>
+      <w:tr>
+        <w:tc>
+          <w:tcPr>
+            <w:tcW w:type="dxa" w:w="2088"/>
+          </w:tcPr>
+          <w:p>
+            <w:pPr>
+              <w:spacing w:after="20"/>
+            </w:pPr>
+            <w:r>
+              <w:rPr>
+                <w:color w:val="1C3A36"/>
+                <w:sz w:val="16"/>
+              </w:rPr>
+              <w:t>tp 1h26</w:t>
+            </w:r>
+          </w:p>
+        </w:tc>
+        <w:tc>
+          <w:tcPr>
+            <w:tcW w:type="dxa" w:w="1296"/>
+          </w:tcPr>
+          <w:p>
+            <w:pPr>
+              <w:spacing w:after="20"/>
+              <w:jc w:val="right"/>
+            </w:pPr>
+            <w:r>
+              <w:rPr>
+                <w:color w:val="1C3A36"/>
+                <w:sz w:val="16"/>
+              </w:rPr>
+              <w:t>1,238,037.0</w:t>
+            </w:r>
+          </w:p>
+        </w:tc>
+        <w:tc>
+          <w:tcPr>
+            <w:tcW w:type="dxa" w:w="1224"/>
+          </w:tcPr>
+          <w:p>
+            <w:pPr>
+              <w:spacing w:after="20"/>
+              <w:jc w:val="right"/>
+            </w:pPr>
+            <w:r>
+              <w:rPr>
+                <w:color w:val="1C3A36"/>
+                <w:sz w:val="16"/>
+              </w:rPr>
+              <w:t>2026-06-30</w:t>
+            </w:r>
+          </w:p>
+        </w:tc>
+        <w:tc>
+          <w:tcPr>
+            <w:tcW w:type="dxa" w:w="5472"/>
+          </w:tcPr>
+          <w:p>
+            <w:pPr>
+              <w:spacing w:after="20"/>
+              <w:jc w:val="right"/>
+            </w:pPr>
+            <w:r>
+              <w:rPr>
+                <w:color w:val="1C3A36"/>
+                <w:sz w:val="16"/>
+              </w:rPr>
+              <w:t>Trade and other payables, 1H-2026 condensed consolidated interim financial information (reviewed): non-current 40,533 plus current 1,197,504</w:t>
+            </w:r>
+          </w:p>
+        </w:tc>
+      </w:tr>
+      <w:tr>
+        <w:tc>
+          <w:tcPr>
+            <w:tcW w:type="dxa" w:w="2088"/>
+          </w:tcPr>
+          <w:p>
+            <w:pPr>
+              <w:spacing w:after="20"/>
+            </w:pPr>
+            <w:r>
+              <w:rPr>
+                <w:color w:val="1C3A36"/>
+                <w:sz w:val="16"/>
+              </w:rPr>
+              <w:t>tp fy23</w:t>
+            </w:r>
+          </w:p>
+        </w:tc>
+        <w:tc>
+          <w:tcPr>
+            <w:tcW w:type="dxa" w:w="1296"/>
+          </w:tcPr>
+          <w:p>
+            <w:pPr>
+              <w:spacing w:after="20"/>
+              <w:jc w:val="right"/>
+            </w:pPr>
+            <w:r>
+              <w:rPr>
+                <w:color w:val="1C3A36"/>
+                <w:sz w:val="16"/>
+              </w:rPr>
+              <w:t>929,770.0</w:t>
+            </w:r>
+          </w:p>
+        </w:tc>
+        <w:tc>
+          <w:tcPr>
+            <w:tcW w:type="dxa" w:w="1224"/>
+          </w:tcPr>
+          <w:p>
+            <w:pPr>
+              <w:spacing w:after="20"/>
+              <w:jc w:val="right"/>
+            </w:pPr>
+            <w:r>
+              <w:rPr>
+                <w:color w:val="1C3A36"/>
+                <w:sz w:val="16"/>
+              </w:rPr>
+              <w:t>2024-02-12</w:t>
+            </w:r>
+          </w:p>
+        </w:tc>
+        <w:tc>
+          <w:tcPr>
+            <w:tcW w:type="dxa" w:w="5472"/>
+          </w:tcPr>
+          <w:p>
+            <w:pPr>
+              <w:spacing w:after="20"/>
+              <w:jc w:val="right"/>
+            </w:pPr>
+            <w:r>
+              <w:rPr>
+                <w:color w:val="1C3A36"/>
+                <w:sz w:val="16"/>
+              </w:rPr>
+              <w:t>Trade and other payables, FY2023 audited consolidated financial statements (KPMG Lower Gulf Limited, unqualified): non-current 80,936 plus current 848,834</w:t>
+            </w:r>
+          </w:p>
+        </w:tc>
+      </w:tr>
+      <w:tr>
+        <w:tc>
+          <w:tcPr>
+            <w:tcW w:type="dxa" w:w="2088"/>
+          </w:tcPr>
+          <w:p>
+            <w:pPr>
+              <w:spacing w:after="20"/>
+            </w:pPr>
+            <w:r>
+              <w:rPr>
+                <w:color w:val="1C3A36"/>
+                <w:sz w:val="16"/>
+              </w:rPr>
+              <w:t>tp fy24</w:t>
+            </w:r>
+          </w:p>
+        </w:tc>
+        <w:tc>
+          <w:tcPr>
+            <w:tcW w:type="dxa" w:w="1296"/>
+          </w:tcPr>
+          <w:p>
+            <w:pPr>
+              <w:spacing w:after="20"/>
+              <w:jc w:val="right"/>
+            </w:pPr>
+            <w:r>
+              <w:rPr>
+                <w:color w:val="1C3A36"/>
+                <w:sz w:val="16"/>
+              </w:rPr>
+              <w:t>1,240,598.0</w:t>
+            </w:r>
+          </w:p>
+        </w:tc>
+        <w:tc>
+          <w:tcPr>
+            <w:tcW w:type="dxa" w:w="1224"/>
+          </w:tcPr>
+          <w:p>
+            <w:pPr>
+              <w:spacing w:after="20"/>
+              <w:jc w:val="right"/>
+            </w:pPr>
+            <w:r>
+              <w:rPr>
+                <w:color w:val="1C3A36"/>
+                <w:sz w:val="16"/>
+              </w:rPr>
+              <w:t>2025-02-11</w:t>
+            </w:r>
+          </w:p>
+        </w:tc>
+        <w:tc>
+          <w:tcPr>
+            <w:tcW w:type="dxa" w:w="5472"/>
+          </w:tcPr>
+          <w:p>
+            <w:pPr>
+              <w:spacing w:after="20"/>
+              <w:jc w:val="right"/>
+            </w:pPr>
+            <w:r>
+              <w:rPr>
+                <w:color w:val="1C3A36"/>
+                <w:sz w:val="16"/>
+              </w:rPr>
+              <w:t>Trade and other payables note 17, FY2024 audited consolidated financial statements (Deloitte &amp; Touche (M.E.), unqualified): non-current 64,849 plus current 1,175,749</w:t>
+            </w:r>
+          </w:p>
+        </w:tc>
+      </w:tr>
+      <w:tr>
+        <w:tc>
+          <w:tcPr>
+            <w:tcW w:type="dxa" w:w="2088"/>
+          </w:tcPr>
+          <w:p>
+            <w:pPr>
+              <w:spacing w:after="20"/>
+            </w:pPr>
+            <w:r>
+              <w:rPr>
+                <w:color w:val="1C3A36"/>
+                <w:sz w:val="16"/>
+              </w:rPr>
+              <w:t>tp fy25</w:t>
+            </w:r>
+          </w:p>
+        </w:tc>
+        <w:tc>
+          <w:tcPr>
+            <w:tcW w:type="dxa" w:w="1296"/>
+          </w:tcPr>
+          <w:p>
+            <w:pPr>
+              <w:spacing w:after="20"/>
+              <w:jc w:val="right"/>
+            </w:pPr>
+            <w:r>
+              <w:rPr>
+                <w:color w:val="1C3A36"/>
+                <w:sz w:val="16"/>
+              </w:rPr>
+              <w:t>1,114,818.0</w:t>
+            </w:r>
+          </w:p>
+        </w:tc>
+        <w:tc>
+          <w:tcPr>
+            <w:tcW w:type="dxa" w:w="1224"/>
+          </w:tcPr>
+          <w:p>
+            <w:pPr>
+              <w:spacing w:after="20"/>
+              <w:jc w:val="right"/>
+            </w:pPr>
+            <w:r>
+              <w:rPr>
+                <w:color w:val="1C3A36"/>
+                <w:sz w:val="16"/>
+              </w:rPr>
+              <w:t>2026-02-11</w:t>
+            </w:r>
+          </w:p>
+        </w:tc>
+        <w:tc>
+          <w:tcPr>
+            <w:tcW w:type="dxa" w:w="5472"/>
+          </w:tcPr>
+          <w:p>
+            <w:pPr>
+              <w:spacing w:after="20"/>
+              <w:jc w:val="right"/>
+            </w:pPr>
+            <w:r>
+              <w:rPr>
+                <w:color w:val="1C3A36"/>
+                <w:sz w:val="16"/>
+              </w:rPr>
+              <w:t>Trade and other payables note 17, FY2025 audited consolidated financial statements (Deloitte &amp; Touche (M.E.), unqualified): non-current 75,399 plus current 1,039,419</w:t>
+            </w:r>
+          </w:p>
+        </w:tc>
+      </w:tr>
+      <w:tr>
+        <w:tc>
+          <w:tcPr>
+            <w:tcW w:type="dxa" w:w="2088"/>
+          </w:tcPr>
+          <w:p>
+            <w:pPr>
+              <w:spacing w:after="20"/>
+            </w:pPr>
+            <w:r>
+              <w:rPr>
+                <w:color w:val="1C3A36"/>
+                <w:sz w:val="16"/>
+              </w:rPr>
+              <w:t>tr fy23</w:t>
+            </w:r>
+          </w:p>
+        </w:tc>
+        <w:tc>
+          <w:tcPr>
+            <w:tcW w:type="dxa" w:w="1296"/>
+          </w:tcPr>
+          <w:p>
+            <w:pPr>
+              <w:spacing w:after="20"/>
+              <w:jc w:val="right"/>
+            </w:pPr>
+            <w:r>
+              <w:rPr>
+                <w:color w:val="1C3A36"/>
+                <w:sz w:val="16"/>
+              </w:rPr>
+              <w:t>153,946.0</w:t>
+            </w:r>
+          </w:p>
+        </w:tc>
+        <w:tc>
+          <w:tcPr>
+            <w:tcW w:type="dxa" w:w="1224"/>
+          </w:tcPr>
+          <w:p>
+            <w:pPr>
+              <w:spacing w:after="20"/>
+              <w:jc w:val="right"/>
+            </w:pPr>
+            <w:r>
+              <w:rPr>
+                <w:color w:val="1C3A36"/>
+                <w:sz w:val="16"/>
+              </w:rPr>
+              <w:t>2024-02-12</w:t>
+            </w:r>
+          </w:p>
+        </w:tc>
+        <w:tc>
+          <w:tcPr>
+            <w:tcW w:type="dxa" w:w="5472"/>
+          </w:tcPr>
+          <w:p>
+            <w:pPr>
+              <w:spacing w:after="20"/>
+              <w:jc w:val="right"/>
+            </w:pPr>
+            <w:r>
+              <w:rPr>
+                <w:color w:val="1C3A36"/>
+                <w:sz w:val="16"/>
+              </w:rPr>
+              <w:t>Trade and other receivables, FY2023 audited consolidated financial statements (KPMG Lower Gulf Limited, unqualified)</w:t>
+            </w:r>
+          </w:p>
+        </w:tc>
+      </w:tr>
+      <w:tr>
+        <w:tc>
+          <w:tcPr>
+            <w:tcW w:type="dxa" w:w="2088"/>
+          </w:tcPr>
+          <w:p>
+            <w:pPr>
+              <w:spacing w:after="20"/>
+            </w:pPr>
+            <w:r>
+              <w:rPr>
+                <w:color w:val="1C3A36"/>
+                <w:sz w:val="16"/>
+              </w:rPr>
+              <w:t>tr fy24</w:t>
+            </w:r>
+          </w:p>
+        </w:tc>
+        <w:tc>
+          <w:tcPr>
+            <w:tcW w:type="dxa" w:w="1296"/>
+          </w:tcPr>
+          <w:p>
+            <w:pPr>
+              <w:spacing w:after="20"/>
+              <w:jc w:val="right"/>
+            </w:pPr>
+            <w:r>
+              <w:rPr>
+                <w:color w:val="1C3A36"/>
+                <w:sz w:val="16"/>
+              </w:rPr>
+              <w:t>185,958.0</w:t>
+            </w:r>
+          </w:p>
+        </w:tc>
+        <w:tc>
+          <w:tcPr>
+            <w:tcW w:type="dxa" w:w="1224"/>
+          </w:tcPr>
+          <w:p>
+            <w:pPr>
+              <w:spacing w:after="20"/>
+              <w:jc w:val="right"/>
+            </w:pPr>
+            <w:r>
+              <w:rPr>
+                <w:color w:val="1C3A36"/>
+                <w:sz w:val="16"/>
+              </w:rPr>
+              <w:t>2025-02-11</w:t>
+            </w:r>
+          </w:p>
+        </w:tc>
+        <w:tc>
+          <w:tcPr>
+            <w:tcW w:type="dxa" w:w="5472"/>
+          </w:tcPr>
+          <w:p>
+            <w:pPr>
+              <w:spacing w:after="20"/>
+              <w:jc w:val="right"/>
+            </w:pPr>
+            <w:r>
+              <w:rPr>
+                <w:color w:val="1C3A36"/>
+                <w:sz w:val="16"/>
+              </w:rPr>
+              <w:t>Trade and other receivables, FY2024 audited consolidated financial statements (Deloitte &amp; Touche (M.E.), unqualified)</w:t>
+            </w:r>
+          </w:p>
+        </w:tc>
+      </w:tr>
+      <w:tr>
+        <w:tc>
+          <w:tcPr>
+            <w:tcW w:type="dxa" w:w="2088"/>
+          </w:tcPr>
+          <w:p>
+            <w:pPr>
+              <w:spacing w:after="20"/>
+            </w:pPr>
+            <w:r>
+              <w:rPr>
+                <w:color w:val="1C3A36"/>
+                <w:sz w:val="16"/>
+              </w:rPr>
+              <w:t>tr fy25</w:t>
+            </w:r>
+          </w:p>
+        </w:tc>
+        <w:tc>
+          <w:tcPr>
+            <w:tcW w:type="dxa" w:w="1296"/>
+          </w:tcPr>
+          <w:p>
+            <w:pPr>
+              <w:spacing w:after="20"/>
+              <w:jc w:val="right"/>
+            </w:pPr>
+            <w:r>
+              <w:rPr>
+                <w:color w:val="1C3A36"/>
+                <w:sz w:val="16"/>
+              </w:rPr>
+              <w:t>150,376.0</w:t>
+            </w:r>
+          </w:p>
+        </w:tc>
+        <w:tc>
+          <w:tcPr>
+            <w:tcW w:type="dxa" w:w="1224"/>
+          </w:tcPr>
+          <w:p>
+            <w:pPr>
+              <w:spacing w:after="20"/>
+              <w:jc w:val="right"/>
+            </w:pPr>
+            <w:r>
+              <w:rPr>
+                <w:color w:val="1C3A36"/>
+                <w:sz w:val="16"/>
+              </w:rPr>
+              <w:t>2026-02-11</w:t>
+            </w:r>
+          </w:p>
+        </w:tc>
+        <w:tc>
+          <w:tcPr>
+            <w:tcW w:type="dxa" w:w="5472"/>
+          </w:tcPr>
+          <w:p>
+            <w:pPr>
+              <w:spacing w:after="20"/>
+              <w:jc w:val="right"/>
+            </w:pPr>
+            <w:r>
+              <w:rPr>
+                <w:color w:val="1C3A36"/>
+                <w:sz w:val="16"/>
+              </w:rPr>
+              <w:t>Trade and other receivables, FY2025 audited consolidated financial statements (Deloitte &amp; Touche (M.E.), unqualified)</w:t>
+            </w:r>
+          </w:p>
+        </w:tc>
+      </w:tr>
+      <w:tr>
+        <w:tc>
+          <w:tcPr>
+            <w:tcW w:type="dxa" w:w="2088"/>
+          </w:tcPr>
+          <w:p>
+            <w:pPr>
+              <w:spacing w:after="20"/>
+            </w:pPr>
+            <w:r>
+              <w:rPr>
+                <w:color w:val="1C3A36"/>
+                <w:sz w:val="16"/>
+              </w:rPr>
               <w:t>treasury shares k</w:t>
             </w:r>
           </w:p>
@@ -11730,6 +13993,152 @@
                 <w:sz w:val="16"/>
               </w:rPr>
               <w:t>Note 14, 1H-2026 interim: the appointed market maker held 7,349 thousand shares on the company's behalf at 30 June 2026, classified as treasury shares in equity (31 Dec 2025: 9,279 thousand)</w:t>
+            </w:r>
+          </w:p>
+        </w:tc>
+      </w:tr>
+      <w:tr>
+        <w:tc>
+          <w:tcPr>
+            <w:tcW w:type="dxa" w:w="2088"/>
+          </w:tcPr>
+          <w:p>
+            <w:pPr>
+              <w:spacing w:after="20"/>
+            </w:pPr>
+            <w:r>
+              <w:rPr>
+                <w:color w:val="1C3A36"/>
+                <w:sz w:val="16"/>
+              </w:rPr>
+              <w:t>wc move 1h25</w:t>
+            </w:r>
+          </w:p>
+        </w:tc>
+        <w:tc>
+          <w:tcPr>
+            <w:tcW w:type="dxa" w:w="1296"/>
+          </w:tcPr>
+          <w:p>
+            <w:pPr>
+              <w:spacing w:after="20"/>
+              <w:jc w:val="right"/>
+            </w:pPr>
+            <w:r>
+              <w:rPr>
+                <w:color w:val="1C3A36"/>
+                <w:sz w:val="16"/>
+              </w:rPr>
+              <w:t>154,080.0</w:t>
+            </w:r>
+          </w:p>
+        </w:tc>
+        <w:tc>
+          <w:tcPr>
+            <w:tcW w:type="dxa" w:w="1224"/>
+          </w:tcPr>
+          <w:p>
+            <w:pPr>
+              <w:spacing w:after="20"/>
+              <w:jc w:val="right"/>
+            </w:pPr>
+            <w:r>
+              <w:rPr>
+                <w:color w:val="1C3A36"/>
+                <w:sz w:val="16"/>
+              </w:rPr>
+              <w:t>2026-07-30</w:t>
+            </w:r>
+          </w:p>
+        </w:tc>
+        <w:tc>
+          <w:tcPr>
+            <w:tcW w:type="dxa" w:w="5472"/>
+          </w:tcPr>
+          <w:p>
+            <w:pPr>
+              <w:spacing w:after="20"/>
+              <w:jc w:val="right"/>
+            </w:pPr>
+            <w:r>
+              <w:rPr>
+                <w:color w:val="1C3A36"/>
+                <w:sz w:val="16"/>
+              </w:rPr>
+              <w:t>1H-2026 condensed consolidated interim financial information (reviewed) statement of cash flows, 1H-2025 comparative column — inventories (6,132), receivables (3,671), due from related parties (57,523), payables 58,261, due to related parties 163,145; a net RELEASE of working capital of 154,080 over the first half of 2025</w:t>
+            </w:r>
+          </w:p>
+        </w:tc>
+      </w:tr>
+      <w:tr>
+        <w:tc>
+          <w:tcPr>
+            <w:tcW w:type="dxa" w:w="2088"/>
+          </w:tcPr>
+          <w:p>
+            <w:pPr>
+              <w:spacing w:after="20"/>
+            </w:pPr>
+            <w:r>
+              <w:rPr>
+                <w:color w:val="1C3A36"/>
+                <w:sz w:val="16"/>
+              </w:rPr>
+              <w:t>wc move 1h26</w:t>
+            </w:r>
+          </w:p>
+        </w:tc>
+        <w:tc>
+          <w:tcPr>
+            <w:tcW w:type="dxa" w:w="1296"/>
+          </w:tcPr>
+          <w:p>
+            <w:pPr>
+              <w:spacing w:after="20"/>
+              <w:jc w:val="right"/>
+            </w:pPr>
+            <w:r>
+              <w:rPr>
+                <w:color w:val="1C3A36"/>
+                <w:sz w:val="16"/>
+              </w:rPr>
+              <w:t>-172,636.0</w:t>
+            </w:r>
+          </w:p>
+        </w:tc>
+        <w:tc>
+          <w:tcPr>
+            <w:tcW w:type="dxa" w:w="1224"/>
+          </w:tcPr>
+          <w:p>
+            <w:pPr>
+              <w:spacing w:after="20"/>
+              <w:jc w:val="right"/>
+            </w:pPr>
+            <w:r>
+              <w:rPr>
+                <w:color w:val="1C3A36"/>
+                <w:sz w:val="16"/>
+              </w:rPr>
+              <w:t>2026-07-30</w:t>
+            </w:r>
+          </w:p>
+        </w:tc>
+        <w:tc>
+          <w:tcPr>
+            <w:tcW w:type="dxa" w:w="5472"/>
+          </w:tcPr>
+          <w:p>
+            <w:pPr>
+              <w:spacing w:after="20"/>
+              <w:jc w:val="right"/>
+            </w:pPr>
+            <w:r>
+              <w:rPr>
+                <w:color w:val="1C3A36"/>
+                <w:sz w:val="16"/>
+              </w:rPr>
+              <w:t>1H-2026 condensed consolidated interim financial information (reviewed) statement of cash flows — inventories (50,645), receivables (2,127), due from related parties (53,442), payables 36,787, due to related parties (103,209); a net ABSORPTION of 172,636 over the first half of 2026, before the working capital that arrived with the acquisitions</w:t>
             </w:r>
           </w:p>
         </w:tc>
@@ -11947,7 +14356,7 @@
                 <w:color w:val="1C3A36"/>
                 <w:sz w:val="16"/>
               </w:rPr>
-              <w:t>conv ebitda margin fy25</w:t>
+              <w:t>conv ebitda margin fy24</w:t>
             </w:r>
           </w:p>
         </w:tc>
@@ -11965,7 +14374,7 @@
                 <w:color w:val="1C3A36"/>
                 <w:sz w:val="16"/>
               </w:rPr>
-              <w:t>0.5100</w:t>
+              <w:t>0.5200</w:t>
             </w:r>
           </w:p>
         </w:tc>
@@ -11983,7 +14392,7 @@
                 <w:color w:val="1C3A36"/>
                 <w:sz w:val="16"/>
               </w:rPr>
-              <w:t>2026-02-11</w:t>
+              <w:t>2025-02-11</w:t>
             </w:r>
           </w:p>
         </w:tc>
@@ -12001,7 +14410,7 @@
                 <w:color w:val="1C3A36"/>
                 <w:sz w:val="16"/>
               </w:rPr>
-              <w:t>FY2025 management discussion and analysis financial summary — conventional EBITDA margin for FY2025, defined by the company as excluding the contribution of the unconventional business</w:t>
+              <w:t>FY2024 management discussion and analysis financial summary — conventional EBITDA margin for FY2024, on the same definition</w:t>
             </w:r>
           </w:p>
         </w:tc>
@@ -12020,7 +14429,7 @@
                 <w:color w:val="1C3A36"/>
                 <w:sz w:val="16"/>
               </w:rPr>
-              <w:t>g26 capex hi</w:t>
+              <w:t>conv ebitda margin fy25</w:t>
             </w:r>
           </w:p>
         </w:tc>
@@ -12038,7 +14447,7 @@
                 <w:color w:val="1C3A36"/>
                 <w:sz w:val="16"/>
               </w:rPr>
-              <w:t>800,000.0</w:t>
+              <w:t>0.5100</w:t>
             </w:r>
           </w:p>
         </w:tc>
@@ -12056,7 +14465,7 @@
                 <w:color w:val="1C3A36"/>
                 <w:sz w:val="16"/>
               </w:rPr>
-              <w:t>2026-07-30</w:t>
+              <w:t>2026-02-11</w:t>
             </w:r>
           </w:p>
         </w:tc>
@@ -12074,7 +14483,7 @@
                 <w:color w:val="1C3A36"/>
                 <w:sz w:val="16"/>
               </w:rPr>
-              <w:t>1H-2026 earnings press release guidance — cash capital expenditure excluding mergers and acquisitions of $0.6-0.8 billion</w:t>
+              <w:t>FY2025 management discussion and analysis financial summary — conventional EBITDA margin for FY2025, defined by the company as excluding the contribution of the unconventional business</w:t>
             </w:r>
           </w:p>
         </w:tc>
@@ -12093,7 +14502,7 @@
                 <w:color w:val="1C3A36"/>
                 <w:sz w:val="16"/>
               </w:rPr>
-              <w:t>g26 capex lo</w:t>
+              <w:t>discrete 2q26</w:t>
             </w:r>
           </w:p>
         </w:tc>
@@ -12111,7 +14520,7 @@
                 <w:color w:val="1C3A36"/>
                 <w:sz w:val="16"/>
               </w:rPr>
-              <w:t>600,000.0</w:t>
+              <w:t>53.000</w:t>
             </w:r>
           </w:p>
         </w:tc>
@@ -12147,7 +14556,7 @@
                 <w:color w:val="1C3A36"/>
                 <w:sz w:val="16"/>
               </w:rPr>
-              <w:t>1H-2026 earnings press release guidance — cash capital expenditure excluding mergers and acquisitions of $0.6-0.8 billion</w:t>
+              <w:t>1H-2026 management discussion and analysis: 'at least one discrete service was delivered across an additional 53 rigs... resulting in OFS coverage across a total of 114 rigs'</w:t>
             </w:r>
           </w:p>
         </w:tc>
@@ -12166,7 +14575,7 @@
                 <w:color w:val="1C3A36"/>
                 <w:sz w:val="16"/>
               </w:rPr>
-              <w:t>g26 dividend</w:t>
+              <w:t>discrete fy24</w:t>
             </w:r>
           </w:p>
         </w:tc>
@@ -12184,7 +14593,7 @@
                 <w:color w:val="1C3A36"/>
                 <w:sz w:val="16"/>
               </w:rPr>
-              <w:t>1,050,000.0</w:t>
+              <w:t>48.000</w:t>
             </w:r>
           </w:p>
         </w:tc>
@@ -12202,7 +14611,7 @@
                 <w:color w:val="1C3A36"/>
                 <w:sz w:val="16"/>
               </w:rPr>
-              <w:t>2026-07-30</w:t>
+              <w:t>2025-02-11</w:t>
             </w:r>
           </w:p>
         </w:tc>
@@ -12220,7 +14629,7 @@
                 <w:color w:val="1C3A36"/>
                 <w:sz w:val="16"/>
               </w:rPr>
-              <w:t>1H-2026 earnings press release guidance — dividend floor of $1.05 billion, up 5% year on year</w:t>
+              <w:t>FY2024 MD&amp;A: 'offered at least one discrete service to an additional 48 rigs between onshore and offshore'</w:t>
             </w:r>
           </w:p>
         </w:tc>
@@ -12239,7 +14648,7 @@
                 <w:color w:val="1C3A36"/>
                 <w:sz w:val="16"/>
               </w:rPr>
-              <w:t>g26 ebitda hi</w:t>
+              <w:t>discrete fy25</w:t>
             </w:r>
           </w:p>
         </w:tc>
@@ -12257,7 +14666,7 @@
                 <w:color w:val="1C3A36"/>
                 <w:sz w:val="16"/>
               </w:rPr>
-              <w:t>2,300,000.0</w:t>
+              <w:t>58.000</w:t>
             </w:r>
           </w:p>
         </w:tc>
@@ -12275,7 +14684,7 @@
                 <w:color w:val="1C3A36"/>
                 <w:sz w:val="16"/>
               </w:rPr>
-              <w:t>2026-07-30</w:t>
+              <w:t>2026-02-11</w:t>
             </w:r>
           </w:p>
         </w:tc>
@@ -12293,7 +14702,7 @@
                 <w:color w:val="1C3A36"/>
                 <w:sz w:val="16"/>
               </w:rPr>
-              <w:t>1H-2026 earnings press release guidance — EBITDA of $2.2-2.3 billion</w:t>
+              <w:t>FY2025 management discussion and analysis: 'The segment offered at least one discrete service to an additional 58 rigs between onshore and offshore in the fourth quarter. All in all, oilfield services are offered to 118 rigs'</w:t>
             </w:r>
           </w:p>
         </w:tc>
@@ -12312,7 +14721,7 @@
                 <w:color w:val="1C3A36"/>
                 <w:sz w:val="16"/>
               </w:rPr>
-              <w:t>g26 ebitda lo</w:t>
+              <w:t>ebitda 1h25</w:t>
             </w:r>
           </w:p>
         </w:tc>
@@ -12330,7 +14739,7 @@
                 <w:color w:val="1C3A36"/>
                 <w:sz w:val="16"/>
               </w:rPr>
-              <w:t>2,200,000.0</w:t>
+              <w:t>1,078,000.0</w:t>
             </w:r>
           </w:p>
         </w:tc>
@@ -12366,7 +14775,7 @@
                 <w:color w:val="1C3A36"/>
                 <w:sz w:val="16"/>
               </w:rPr>
-              <w:t>1H-2026 earnings press release guidance — EBITDA of $2.2-2.3 billion</w:t>
+              <w:t>1H-2026 management discussion and analysis financial summary, 1H-2025 comparative column — group EBITDA of $1,078 million</w:t>
             </w:r>
           </w:p>
         </w:tc>
@@ -12385,7 +14794,7 @@
                 <w:color w:val="1C3A36"/>
                 <w:sz w:val="16"/>
               </w:rPr>
-              <w:t>g26 rev offshore</w:t>
+              <w:t>g26 capex hi</w:t>
             </w:r>
           </w:p>
         </w:tc>
@@ -12403,7 +14812,7 @@
                 <w:color w:val="1C3A36"/>
                 <w:sz w:val="16"/>
               </w:rPr>
-              <w:t>1,500,000.0</w:t>
+              <w:t>800,000.0</w:t>
             </w:r>
           </w:p>
         </w:tc>
@@ -12439,7 +14848,7 @@
                 <w:color w:val="1C3A36"/>
                 <w:sz w:val="16"/>
               </w:rPr>
-              <w:t>1H-2026 earnings press release guidance — Offshore revenue of approximately $1.5 billion</w:t>
+              <w:t>1H-2026 earnings press release guidance — cash capital expenditure excluding mergers and acquisitions of $0.6-0.8 billion</w:t>
             </w:r>
           </w:p>
         </w:tc>
@@ -12458,7 +14867,7 @@
                 <w:color w:val="1C3A36"/>
                 <w:sz w:val="16"/>
               </w:rPr>
-              <w:t>g26 rev ofs</w:t>
+              <w:t>g26 capex lo</w:t>
             </w:r>
           </w:p>
         </w:tc>
@@ -12476,7 +14885,7 @@
                 <w:color w:val="1C3A36"/>
                 <w:sz w:val="16"/>
               </w:rPr>
-              <w:t>1,500,000.0</w:t>
+              <w:t>600,000.0</w:t>
             </w:r>
           </w:p>
         </w:tc>
@@ -12512,7 +14921,7 @@
                 <w:color w:val="1C3A36"/>
                 <w:sz w:val="16"/>
               </w:rPr>
-              <w:t>1H-2026 earnings press release guidance — Oilfield Services revenue of approximately $1.5 billion</w:t>
+              <w:t>1H-2026 earnings press release guidance — cash capital expenditure excluding mergers and acquisitions of $0.6-0.8 billion</w:t>
             </w:r>
           </w:p>
         </w:tc>
@@ -12531,7 +14940,7 @@
                 <w:color w:val="1C3A36"/>
                 <w:sz w:val="16"/>
               </w:rPr>
-              <w:t>g26 rev onshore</w:t>
+              <w:t>g26 dividend</w:t>
             </w:r>
           </w:p>
         </w:tc>
@@ -12549,7 +14958,7 @@
                 <w:color w:val="1C3A36"/>
                 <w:sz w:val="16"/>
               </w:rPr>
-              <w:t>2,000,000.0</w:t>
+              <w:t>1,050,000.0</w:t>
             </w:r>
           </w:p>
         </w:tc>
@@ -12585,7 +14994,7 @@
                 <w:color w:val="1C3A36"/>
                 <w:sz w:val="16"/>
               </w:rPr>
-              <w:t>1H-2026 earnings press release guidance — Onshore revenue of approximately $2 billion</w:t>
+              <w:t>1H-2026 earnings press release guidance — dividend floor of $1.05 billion, up 5% year on year</w:t>
             </w:r>
           </w:p>
         </w:tc>
@@ -12604,7 +15013,7 @@
                 <w:color w:val="1C3A36"/>
                 <w:sz w:val="16"/>
               </w:rPr>
-              <w:t>g26 revenue</w:t>
+              <w:t>g26 ebitda hi</w:t>
             </w:r>
           </w:p>
         </w:tc>
@@ -12622,7 +15031,7 @@
                 <w:color w:val="1C3A36"/>
                 <w:sz w:val="16"/>
               </w:rPr>
-              <w:t>5,000,000.0</w:t>
+              <w:t>2,300,000.0</w:t>
             </w:r>
           </w:p>
         </w:tc>
@@ -12658,7 +15067,7 @@
                 <w:color w:val="1C3A36"/>
                 <w:sz w:val="16"/>
               </w:rPr>
-              <w:t>1H-2026 earnings press release full-year 2026 guidance — revenue of approximately $5 billion, reaffirmed at the 1H-2026 results</w:t>
+              <w:t>1H-2026 earnings press release guidance — EBITDA of $2.2-2.3 billion</w:t>
             </w:r>
           </w:p>
         </w:tc>
@@ -12677,7 +15086,7 @@
                 <w:color w:val="1C3A36"/>
                 <w:sz w:val="16"/>
               </w:rPr>
-              <w:t>g conv margin mt</w:t>
+              <w:t>g26 ebitda lo</w:t>
             </w:r>
           </w:p>
         </w:tc>
@@ -12695,7 +15104,7 @@
                 <w:color w:val="1C3A36"/>
                 <w:sz w:val="16"/>
               </w:rPr>
-              <w:t>0.5000</w:t>
+              <w:t>2,200,000.0</w:t>
             </w:r>
           </w:p>
         </w:tc>
@@ -12731,7 +15140,7 @@
                 <w:color w:val="1C3A36"/>
                 <w:sz w:val="16"/>
               </w:rPr>
-              <w:t>1H-2026 earnings press release: 'management is focused on preserving a healthy EBITDA margin of circa 50% in the domestic conventional drilling business'</w:t>
+              <w:t>1H-2026 earnings press release guidance — EBITDA of $2.2-2.3 billion</w:t>
             </w:r>
           </w:p>
         </w:tc>
@@ -12750,7 +15159,7 @@
                 <w:color w:val="1C3A36"/>
                 <w:sz w:val="16"/>
               </w:rPr>
-              <w:t>g maint capex</w:t>
+              <w:t>g26 rev offshore</w:t>
             </w:r>
           </w:p>
         </w:tc>
@@ -12768,7 +15177,7 @@
                 <w:color w:val="1C3A36"/>
                 <w:sz w:val="16"/>
               </w:rPr>
-              <w:t>250,000.0</w:t>
+              <w:t>1,500,000.0</w:t>
             </w:r>
           </w:p>
         </w:tc>
@@ -12786,7 +15195,7 @@
                 <w:color w:val="1C3A36"/>
                 <w:sz w:val="16"/>
               </w:rPr>
-              <w:t>2026-02-11</w:t>
+              <w:t>2026-07-30</w:t>
             </w:r>
           </w:p>
         </w:tc>
@@ -12804,7 +15213,7 @@
                 <w:color w:val="1C3A36"/>
                 <w:sz w:val="16"/>
               </w:rPr>
-              <w:t>FY2025 management discussion and analysis: 'Maintenance CapEx is expected at around $250 million per annum'</w:t>
+              <w:t>1H-2026 earnings press release guidance — Offshore revenue of approximately $1.5 billion</w:t>
             </w:r>
           </w:p>
         </w:tc>
@@ -12823,7 +15232,7 @@
                 <w:color w:val="1C3A36"/>
                 <w:sz w:val="16"/>
               </w:rPr>
-              <w:t>g ofs margin mt hi</w:t>
+              <w:t>g26 rev ofs</w:t>
             </w:r>
           </w:p>
         </w:tc>
@@ -12841,7 +15250,7 @@
                 <w:color w:val="1C3A36"/>
                 <w:sz w:val="16"/>
               </w:rPr>
-              <w:t>0.2600</w:t>
+              <w:t>1,500,000.0</w:t>
             </w:r>
           </w:p>
         </w:tc>
@@ -12877,7 +15286,7 @@
                 <w:color w:val="1C3A36"/>
                 <w:sz w:val="16"/>
               </w:rPr>
-              <w:t>1H-2026 earnings press release medium-term guidance — conventional Oilfield Services EBITDA margin of 23-26%</w:t>
+              <w:t>1H-2026 earnings press release guidance — Oilfield Services revenue of approximately $1.5 billion</w:t>
             </w:r>
           </w:p>
         </w:tc>
@@ -12896,7 +15305,7 @@
                 <w:color w:val="1C3A36"/>
                 <w:sz w:val="16"/>
               </w:rPr>
-              <w:t>g ofs margin mt lo</w:t>
+              <w:t>g26 rev onshore</w:t>
             </w:r>
           </w:p>
         </w:tc>
@@ -12914,7 +15323,7 @@
                 <w:color w:val="1C3A36"/>
                 <w:sz w:val="16"/>
               </w:rPr>
-              <w:t>0.2300</w:t>
+              <w:t>2,000,000.0</w:t>
             </w:r>
           </w:p>
         </w:tc>
@@ -12950,7 +15359,7 @@
                 <w:color w:val="1C3A36"/>
                 <w:sz w:val="16"/>
               </w:rPr>
-              <w:t>1H-2026 earnings press release medium-term guidance — conventional Oilfield Services EBITDA margin of 23-26%</w:t>
+              <w:t>1H-2026 earnings press release guidance — Onshore revenue of approximately $2 billion</w:t>
             </w:r>
           </w:p>
         </w:tc>
@@ -12969,7 +15378,7 @@
                 <w:color w:val="1C3A36"/>
                 <w:sz w:val="16"/>
               </w:rPr>
-              <w:t>ids 2q26</w:t>
+              <w:t>g26 revenue</w:t>
             </w:r>
           </w:p>
         </w:tc>
@@ -12987,7 +15396,7 @@
                 <w:color w:val="1C3A36"/>
                 <w:sz w:val="16"/>
               </w:rPr>
-              <w:t>61.000</w:t>
+              <w:t>5,000,000.0</w:t>
             </w:r>
           </w:p>
         </w:tc>
@@ -13023,7 +15432,7 @@
                 <w:color w:val="1C3A36"/>
                 <w:sz w:val="16"/>
               </w:rPr>
-              <w:t>1H-2026 management discussion and analysis — integrated-drilling-services rigs at 30 June 2026</w:t>
+              <w:t>1H-2026 earnings press release full-year 2026 guidance — revenue of approximately $5 billion, reaffirmed at the 1H-2026 results</w:t>
             </w:r>
           </w:p>
         </w:tc>
@@ -13042,7 +15451,7 @@
                 <w:color w:val="1C3A36"/>
                 <w:sz w:val="16"/>
               </w:rPr>
-              <w:t>ids fy23</w:t>
+              <w:t>g conv margin mt</w:t>
             </w:r>
           </w:p>
         </w:tc>
@@ -13060,7 +15469,7 @@
                 <w:color w:val="1C3A36"/>
                 <w:sz w:val="16"/>
               </w:rPr>
-              <w:t>48.000</w:t>
+              <w:t>0.5000</w:t>
             </w:r>
           </w:p>
         </w:tc>
@@ -13078,7 +15487,7 @@
                 <w:color w:val="1C3A36"/>
                 <w:sz w:val="16"/>
               </w:rPr>
-              <w:t>2024-02-12</w:t>
+              <w:t>2026-07-30</w:t>
             </w:r>
           </w:p>
         </w:tc>
@@ -13096,7 +15505,7 @@
                 <w:color w:val="1C3A36"/>
                 <w:sz w:val="16"/>
               </w:rPr>
-              <w:t>FY2023 MD&amp;A — integrated-drilling-services rigs at year end (2022: 40)</w:t>
+              <w:t>1H-2026 earnings press release: 'management is focused on preserving a healthy EBITDA margin of circa 50% in the domestic conventional drilling business'</w:t>
             </w:r>
           </w:p>
         </w:tc>
@@ -13115,7 +15524,7 @@
                 <w:color w:val="1C3A36"/>
                 <w:sz w:val="16"/>
               </w:rPr>
-              <w:t>ids fy24</w:t>
+              <w:t>g maint capex</w:t>
             </w:r>
           </w:p>
         </w:tc>
@@ -13133,7 +15542,7 @@
                 <w:color w:val="1C3A36"/>
                 <w:sz w:val="16"/>
               </w:rPr>
-              <w:t>57.000</w:t>
+              <w:t>250,000.0</w:t>
             </w:r>
           </w:p>
         </w:tc>
@@ -13151,7 +15560,7 @@
                 <w:color w:val="1C3A36"/>
                 <w:sz w:val="16"/>
               </w:rPr>
-              <w:t>2025-02-11</w:t>
+              <w:t>2026-02-11</w:t>
             </w:r>
           </w:p>
         </w:tc>
@@ -13169,7 +15578,7 @@
                 <w:color w:val="1C3A36"/>
                 <w:sz w:val="16"/>
               </w:rPr>
-              <w:t>FY2024 MD&amp;A — integrated-drilling-services rigs at year end</w:t>
+              <w:t>FY2025 management discussion and analysis: 'Maintenance CapEx is expected at around $250 million per annum'</w:t>
             </w:r>
           </w:p>
         </w:tc>
@@ -13188,7 +15597,7 @@
                 <w:color w:val="1C3A36"/>
                 <w:sz w:val="16"/>
               </w:rPr>
-              <w:t>ids fy25</w:t>
+              <w:t>g ofs margin mt hi</w:t>
             </w:r>
           </w:p>
         </w:tc>
@@ -13206,7 +15615,7 @@
                 <w:color w:val="1C3A36"/>
                 <w:sz w:val="16"/>
               </w:rPr>
-              <w:t>60.000</w:t>
+              <w:t>0.2600</w:t>
             </w:r>
           </w:p>
         </w:tc>
@@ -13224,7 +15633,7 @@
                 <w:color w:val="1C3A36"/>
                 <w:sz w:val="16"/>
               </w:rPr>
-              <w:t>2026-02-11</w:t>
+              <w:t>2026-07-30</w:t>
             </w:r>
           </w:p>
         </w:tc>
@@ -13242,7 +15651,7 @@
                 <w:color w:val="1C3A36"/>
                 <w:sz w:val="16"/>
               </w:rPr>
-              <w:t>FY2025 management discussion and analysis — integrated-drilling-services rigs at year end</w:t>
+              <w:t>1H-2026 earnings press release medium-term guidance — conventional Oilfield Services EBITDA margin of 23-26%</w:t>
             </w:r>
           </w:p>
         </w:tc>
@@ -13261,7 +15670,7 @@
                 <w:color w:val="1C3A36"/>
                 <w:sz w:val="16"/>
               </w:rPr>
-              <w:t>ids target fy26</w:t>
+              <w:t>g ofs margin mt lo</w:t>
             </w:r>
           </w:p>
         </w:tc>
@@ -13279,7 +15688,7 @@
                 <w:color w:val="1C3A36"/>
                 <w:sz w:val="16"/>
               </w:rPr>
-              <w:t>70.000</w:t>
+              <w:t>0.2300</w:t>
             </w:r>
           </w:p>
         </w:tc>
@@ -13315,7 +15724,7 @@
                 <w:color w:val="1C3A36"/>
                 <w:sz w:val="16"/>
               </w:rPr>
-              <w:t>1H-2026 earnings press release: 'ADNOC Drilling targets to deploy approximately 70 IDS rigs by the end of 2026'</w:t>
+              <w:t>1H-2026 earnings press release medium-term guidance — conventional Oilfield Services EBITDA margin of 23-26%</w:t>
             </w:r>
           </w:p>
         </w:tc>
@@ -13334,7 +15743,7 @@
                 <w:color w:val="1C3A36"/>
                 <w:sz w:val="16"/>
               </w:rPr>
-              <w:t>island rigs ordered</w:t>
+              <w:t>ids 2q26</w:t>
             </w:r>
           </w:p>
         </w:tc>
@@ -13352,7 +15761,7 @@
                 <w:color w:val="1C3A36"/>
                 <w:sz w:val="16"/>
               </w:rPr>
-              <w:t>6.000</w:t>
+              <w:t>61.000</w:t>
             </w:r>
           </w:p>
         </w:tc>
@@ -13370,7 +15779,7 @@
                 <w:color w:val="1C3A36"/>
                 <w:sz w:val="16"/>
               </w:rPr>
-              <w:t>2026-02-11</w:t>
+              <w:t>2026-07-30</w:t>
             </w:r>
           </w:p>
         </w:tc>
@@ -13388,7 +15797,7 @@
                 <w:color w:val="1C3A36"/>
                 <w:sz w:val="16"/>
               </w:rPr>
-              <w:t>FY2025 management discussion and analysis: 'the Company has ordered an additional six new island rigs that are expected to join the fleet gradually between 2026 and 2028'</w:t>
+              <w:t>1H-2026 management discussion and analysis — integrated-drilling-services rigs at 30 June 2026</w:t>
             </w:r>
           </w:p>
         </w:tc>
@@ -13407,7 +15816,7 @@
                 <w:color w:val="1C3A36"/>
                 <w:sz w:val="16"/>
               </w:rPr>
-              <w:t>rigs island fy22</w:t>
+              <w:t>ids fy22</w:t>
             </w:r>
           </w:p>
         </w:tc>
@@ -13425,7 +15834,7 @@
                 <w:color w:val="1C3A36"/>
                 <w:sz w:val="16"/>
               </w:rPr>
-              <w:t>10.000</w:t>
+              <w:t>40.000</w:t>
             </w:r>
           </w:p>
         </w:tc>
@@ -13461,7 +15870,7 @@
                 <w:color w:val="1C3A36"/>
                 <w:sz w:val="16"/>
               </w:rPr>
-              <w:t>FY2023 MD&amp;A, FY22 comparative — offshore island rigs</w:t>
+              <w:t>FY2023 MD&amp;A operational highlights, FY2022 comparative column — integrated-drilling-services rigs at year end</w:t>
             </w:r>
           </w:p>
         </w:tc>
@@ -13480,7 +15889,7 @@
                 <w:color w:val="1C3A36"/>
                 <w:sz w:val="16"/>
               </w:rPr>
-              <w:t>rigs island fy23</w:t>
+              <w:t>ids fy23</w:t>
             </w:r>
           </w:p>
         </w:tc>
@@ -13498,7 +15907,7 @@
                 <w:color w:val="1C3A36"/>
                 <w:sz w:val="16"/>
               </w:rPr>
-              <w:t>10.000</w:t>
+              <w:t>48.000</w:t>
             </w:r>
           </w:p>
         </w:tc>
@@ -13534,7 +15943,7 @@
                 <w:color w:val="1C3A36"/>
                 <w:sz w:val="16"/>
               </w:rPr>
-              <w:t>FY2023 MD&amp;A — offshore island rigs at year end</w:t>
+              <w:t>FY2023 MD&amp;A — integrated-drilling-services rigs at year end (2022: 40)</w:t>
             </w:r>
           </w:p>
         </w:tc>
@@ -13553,7 +15962,7 @@
                 <w:color w:val="1C3A36"/>
                 <w:sz w:val="16"/>
               </w:rPr>
-              <w:t>rigs island fy24</w:t>
+              <w:t>ids fy24</w:t>
             </w:r>
           </w:p>
         </w:tc>
@@ -13571,7 +15980,7 @@
                 <w:color w:val="1C3A36"/>
                 <w:sz w:val="16"/>
               </w:rPr>
-              <w:t>10.000</w:t>
+              <w:t>57.000</w:t>
             </w:r>
           </w:p>
         </w:tc>
@@ -13607,7 +16016,7 @@
                 <w:color w:val="1C3A36"/>
                 <w:sz w:val="16"/>
               </w:rPr>
-              <w:t>FY2024 MD&amp;A — offshore island rigs at year end</w:t>
+              <w:t>FY2024 MD&amp;A — integrated-drilling-services rigs at year end</w:t>
             </w:r>
           </w:p>
         </w:tc>
@@ -13626,7 +16035,7 @@
                 <w:color w:val="1C3A36"/>
                 <w:sz w:val="16"/>
               </w:rPr>
-              <w:t>rigs island fy25</w:t>
+              <w:t>ids fy25</w:t>
             </w:r>
           </w:p>
         </w:tc>
@@ -13644,7 +16053,7 @@
                 <w:color w:val="1C3A36"/>
                 <w:sz w:val="16"/>
               </w:rPr>
-              <w:t>12.000</w:t>
+              <w:t>60.000</w:t>
             </w:r>
           </w:p>
         </w:tc>
@@ -13680,7 +16089,7 @@
                 <w:color w:val="1C3A36"/>
                 <w:sz w:val="16"/>
               </w:rPr>
-              <w:t>FY2025 management discussion and analysis — offshore island rigs at year end</w:t>
+              <w:t>FY2025 management discussion and analysis — integrated-drilling-services rigs at year end</w:t>
             </w:r>
           </w:p>
         </w:tc>
@@ -13699,7 +16108,7 @@
                 <w:color w:val="1C3A36"/>
                 <w:sz w:val="16"/>
               </w:rPr>
-              <w:t>rigs jackup fy22</w:t>
+              <w:t>ids target fy26</w:t>
             </w:r>
           </w:p>
         </w:tc>
@@ -13717,7 +16126,7 @@
                 <w:color w:val="1C3A36"/>
                 <w:sz w:val="16"/>
               </w:rPr>
-              <w:t>31.000</w:t>
+              <w:t>70.000</w:t>
             </w:r>
           </w:p>
         </w:tc>
@@ -13735,7 +16144,7 @@
                 <w:color w:val="1C3A36"/>
                 <w:sz w:val="16"/>
               </w:rPr>
-              <w:t>2024-02-12</w:t>
+              <w:t>2026-07-30</w:t>
             </w:r>
           </w:p>
         </w:tc>
@@ -13753,7 +16162,7 @@
                 <w:color w:val="1C3A36"/>
                 <w:sz w:val="16"/>
               </w:rPr>
-              <w:t>FY2023 MD&amp;A, FY22 comparative — offshore jack-up rigs</w:t>
+              <w:t>1H-2026 earnings press release: 'ADNOC Drilling targets to deploy approximately 70 IDS rigs by the end of 2026'</w:t>
             </w:r>
           </w:p>
         </w:tc>
@@ -13772,7 +16181,7 @@
                 <w:color w:val="1C3A36"/>
                 <w:sz w:val="16"/>
               </w:rPr>
-              <w:t>rigs jackup fy23</w:t>
+              <w:t>island rigs ordered</w:t>
             </w:r>
           </w:p>
         </w:tc>
@@ -13790,7 +16199,7 @@
                 <w:color w:val="1C3A36"/>
                 <w:sz w:val="16"/>
               </w:rPr>
-              <w:t>35.000</w:t>
+              <w:t>6.000</w:t>
             </w:r>
           </w:p>
         </w:tc>
@@ -13808,7 +16217,7 @@
                 <w:color w:val="1C3A36"/>
                 <w:sz w:val="16"/>
               </w:rPr>
-              <w:t>2024-02-12</w:t>
+              <w:t>2026-02-11</w:t>
             </w:r>
           </w:p>
         </w:tc>
@@ -13826,7 +16235,7 @@
                 <w:color w:val="1C3A36"/>
                 <w:sz w:val="16"/>
               </w:rPr>
-              <w:t>FY2023 MD&amp;A — offshore jack-up rigs at year end</w:t>
+              <w:t>FY2025 management discussion and analysis: 'the Company has ordered an additional six new island rigs that are expected to join the fleet gradually between 2026 and 2028'</w:t>
             </w:r>
           </w:p>
         </w:tc>
@@ -13845,7 +16254,7 @@
                 <w:color w:val="1C3A36"/>
                 <w:sz w:val="16"/>
               </w:rPr>
-              <w:t>rigs jackup fy24</w:t>
+              <w:t>rigs island 2q26</w:t>
             </w:r>
           </w:p>
         </w:tc>
@@ -13863,7 +16272,7 @@
                 <w:color w:val="1C3A36"/>
                 <w:sz w:val="16"/>
               </w:rPr>
-              <w:t>37.000</w:t>
+              <w:t>13.000</w:t>
             </w:r>
           </w:p>
         </w:tc>
@@ -13881,7 +16290,7 @@
                 <w:color w:val="1C3A36"/>
                 <w:sz w:val="16"/>
               </w:rPr>
-              <w:t>2025-02-11</w:t>
+              <w:t>2026-07-30</w:t>
             </w:r>
           </w:p>
         </w:tc>
@@ -13899,7 +16308,7 @@
                 <w:color w:val="1C3A36"/>
                 <w:sz w:val="16"/>
               </w:rPr>
-              <w:t>FY2024 MD&amp;A — offshore jack-up rigs at year end</w:t>
+              <w:t>1H-2026 management discussion and analysis: 'One additional AI-enabled Island rig entered the domestic fleet during the second quarter, ahead of schedule' — 12 at 31 December 2025 plus one</w:t>
             </w:r>
           </w:p>
         </w:tc>
@@ -13918,7 +16327,7 @@
                 <w:color w:val="1C3A36"/>
                 <w:sz w:val="16"/>
               </w:rPr>
-              <w:t>rigs jackup fy25</w:t>
+              <w:t>rigs island fy22</w:t>
             </w:r>
           </w:p>
         </w:tc>
@@ -13936,7 +16345,7 @@
                 <w:color w:val="1C3A36"/>
                 <w:sz w:val="16"/>
               </w:rPr>
-              <w:t>36.000</w:t>
+              <w:t>10.000</w:t>
             </w:r>
           </w:p>
         </w:tc>
@@ -13954,7 +16363,7 @@
                 <w:color w:val="1C3A36"/>
                 <w:sz w:val="16"/>
               </w:rPr>
-              <w:t>2026-02-11</w:t>
+              <w:t>2024-02-12</w:t>
             </w:r>
           </w:p>
         </w:tc>
@@ -13972,7 +16381,7 @@
                 <w:color w:val="1C3A36"/>
                 <w:sz w:val="16"/>
               </w:rPr>
-              <w:t>FY2025 management discussion and analysis — offshore jack-up rigs at year end</w:t>
+              <w:t>FY2023 MD&amp;A, FY22 comparative — offshore island rigs</w:t>
             </w:r>
           </w:p>
         </w:tc>
@@ -13991,7 +16400,7 @@
                 <w:color w:val="1C3A36"/>
                 <w:sz w:val="16"/>
               </w:rPr>
-              <w:t>rigs onshore fy22</w:t>
+              <w:t>rigs island fy23</w:t>
             </w:r>
           </w:p>
         </w:tc>
@@ -14009,7 +16418,7 @@
                 <w:color w:val="1C3A36"/>
                 <w:sz w:val="16"/>
               </w:rPr>
-              <w:t>74.000</w:t>
+              <w:t>10.000</w:t>
             </w:r>
           </w:p>
         </w:tc>
@@ -14045,7 +16454,7 @@
                 <w:color w:val="1C3A36"/>
                 <w:sz w:val="16"/>
               </w:rPr>
-              <w:t>FY2023 MD&amp;A operational highlights, FY22 comparative column — onshore rigs at year end</w:t>
+              <w:t>FY2023 MD&amp;A — offshore island rigs at year end</w:t>
             </w:r>
           </w:p>
         </w:tc>
@@ -14064,7 +16473,7 @@
                 <w:color w:val="1C3A36"/>
                 <w:sz w:val="16"/>
               </w:rPr>
-              <w:t>rigs onshore fy23</w:t>
+              <w:t>rigs island fy24</w:t>
             </w:r>
           </w:p>
         </w:tc>
@@ -14082,7 +16491,7 @@
                 <w:color w:val="1C3A36"/>
                 <w:sz w:val="16"/>
               </w:rPr>
-              <w:t>84.000</w:t>
+              <w:t>10.000</w:t>
             </w:r>
           </w:p>
         </w:tc>
@@ -14100,7 +16509,7 @@
                 <w:color w:val="1C3A36"/>
                 <w:sz w:val="16"/>
               </w:rPr>
-              <w:t>2024-02-12</w:t>
+              <w:t>2025-02-11</w:t>
             </w:r>
           </w:p>
         </w:tc>
@@ -14118,7 +16527,7 @@
                 <w:color w:val="1C3A36"/>
                 <w:sz w:val="16"/>
               </w:rPr>
-              <w:t>FY2023 MD&amp;A operational highlights — onshore rigs at year end (includes 4 lease-to-own land rigs)</w:t>
+              <w:t>FY2024 MD&amp;A — offshore island rigs at year end</w:t>
             </w:r>
           </w:p>
         </w:tc>
@@ -14137,7 +16546,7 @@
                 <w:color w:val="1C3A36"/>
                 <w:sz w:val="16"/>
               </w:rPr>
-              <w:t>rigs onshore fy24</w:t>
+              <w:t>rigs island fy25</w:t>
             </w:r>
           </w:p>
         </w:tc>
@@ -14155,7 +16564,7 @@
                 <w:color w:val="1C3A36"/>
                 <w:sz w:val="16"/>
               </w:rPr>
-              <w:t>95.000</w:t>
+              <w:t>12.000</w:t>
             </w:r>
           </w:p>
         </w:tc>
@@ -14173,7 +16582,7 @@
                 <w:color w:val="1C3A36"/>
                 <w:sz w:val="16"/>
               </w:rPr>
-              <w:t>2025-02-11</w:t>
+              <w:t>2026-02-11</w:t>
             </w:r>
           </w:p>
         </w:tc>
@@ -14191,7 +16600,7 @@
                 <w:color w:val="1C3A36"/>
                 <w:sz w:val="16"/>
               </w:rPr>
-              <w:t>FY2024 MD&amp;A operational highlights — onshore rigs at year end</w:t>
+              <w:t>FY2025 management discussion and analysis — offshore island rigs at year end</w:t>
             </w:r>
           </w:p>
         </w:tc>
@@ -14210,7 +16619,7 @@
                 <w:color w:val="1C3A36"/>
                 <w:sz w:val="16"/>
               </w:rPr>
-              <w:t>rigs onshore fy25</w:t>
+              <w:t>rigs jackup fy22</w:t>
             </w:r>
           </w:p>
         </w:tc>
@@ -14228,7 +16637,7 @@
                 <w:color w:val="1C3A36"/>
                 <w:sz w:val="16"/>
               </w:rPr>
-              <w:t>92.000</w:t>
+              <w:t>31.000</w:t>
             </w:r>
           </w:p>
         </w:tc>
@@ -14246,7 +16655,7 @@
                 <w:color w:val="1C3A36"/>
                 <w:sz w:val="16"/>
               </w:rPr>
-              <w:t>2026-02-11</w:t>
+              <w:t>2024-02-12</w:t>
             </w:r>
           </w:p>
         </w:tc>
@@ -14264,7 +16673,7 @@
                 <w:color w:val="1C3A36"/>
                 <w:sz w:val="16"/>
               </w:rPr>
-              <w:t>FY2025 management discussion and analysis operational highlights — Abu Dhabi onshore rigs at year end</w:t>
+              <w:t>FY2023 MD&amp;A, FY22 comparative — offshore jack-up rigs</w:t>
             </w:r>
           </w:p>
         </w:tc>
@@ -14283,7 +16692,7 @@
                 <w:color w:val="1C3A36"/>
                 <w:sz w:val="16"/>
               </w:rPr>
-              <w:t>rigs regional 2q26</w:t>
+              <w:t>rigs jackup fy23</w:t>
             </w:r>
           </w:p>
         </w:tc>
@@ -14301,7 +16710,7 @@
                 <w:color w:val="1C3A36"/>
                 <w:sz w:val="16"/>
               </w:rPr>
-              <w:t>30.000</w:t>
+              <w:t>35.000</w:t>
             </w:r>
           </w:p>
         </w:tc>
@@ -14319,7 +16728,7 @@
                 <w:color w:val="1C3A36"/>
                 <w:sz w:val="16"/>
               </w:rPr>
-              <w:t>2026-06-30</w:t>
+              <w:t>2024-02-12</w:t>
             </w:r>
           </w:p>
         </w:tc>
@@ -14337,7 +16746,7 @@
                 <w:color w:val="1C3A36"/>
                 <w:sz w:val="16"/>
               </w:rPr>
-              <w:t>1H-2026 management discussion and analysis: 30 regional rigs outside the UAE at 30 June 2026 — 8 in Oman and Kuwait from the 70%-owned SLDC joint venture with SLB (completed January 2026) and 22 from the 80% stake in MBPS</w:t>
+              <w:t>FY2023 MD&amp;A — offshore jack-up rigs at year end</w:t>
             </w:r>
           </w:p>
         </w:tc>
@@ -14356,7 +16765,7 @@
                 <w:color w:val="1C3A36"/>
                 <w:sz w:val="16"/>
               </w:rPr>
-              <w:t>unconv 1h26</w:t>
+              <w:t>rigs jackup fy24</w:t>
             </w:r>
           </w:p>
         </w:tc>
@@ -14374,7 +16783,7 @@
                 <w:color w:val="1C3A36"/>
                 <w:sz w:val="16"/>
               </w:rPr>
-              <w:t>206,000.0</w:t>
+              <w:t>37.000</w:t>
             </w:r>
           </w:p>
         </w:tc>
@@ -14392,7 +16801,7 @@
                 <w:color w:val="1C3A36"/>
                 <w:sz w:val="16"/>
               </w:rPr>
-              <w:t>2026-07-30</w:t>
+              <w:t>2025-02-11</w:t>
             </w:r>
           </w:p>
         </w:tc>
@@ -14410,7 +16819,7 @@
                 <w:color w:val="1C3A36"/>
                 <w:sz w:val="16"/>
               </w:rPr>
-              <w:t>1Q-2026 MD&amp;A ($131 million) plus 1H-2026 management discussion and analysis ($75 million in 2Q26, split $60 million Oilfield Services and $15 million Onshore)</w:t>
+              <w:t>FY2024 MD&amp;A — offshore jack-up rigs at year end</w:t>
             </w:r>
           </w:p>
         </w:tc>
@@ -14429,7 +16838,7 @@
                 <w:color w:val="1C3A36"/>
                 <w:sz w:val="16"/>
               </w:rPr>
-              <w:t>unconv fy24</w:t>
+              <w:t>rigs jackup fy25</w:t>
             </w:r>
           </w:p>
         </w:tc>
@@ -14447,7 +16856,7 @@
                 <w:color w:val="1C3A36"/>
                 <w:sz w:val="16"/>
               </w:rPr>
-              <w:t>117,000.0</w:t>
+              <w:t>36.000</w:t>
             </w:r>
           </w:p>
         </w:tc>
@@ -14465,7 +16874,7 @@
                 <w:color w:val="1C3A36"/>
                 <w:sz w:val="16"/>
               </w:rPr>
-              <w:t>2025-02-11</w:t>
+              <w:t>2026-02-11</w:t>
             </w:r>
           </w:p>
         </w:tc>
@@ -14483,7 +16892,7 @@
                 <w:color w:val="1C3A36"/>
                 <w:sz w:val="16"/>
               </w:rPr>
-              <w:t>FY2024 MD&amp;A — unconventional business revenue contribution</w:t>
+              <w:t>FY2025 management discussion and analysis — offshore jack-up rigs at year end</w:t>
             </w:r>
           </w:p>
         </w:tc>
@@ -14502,6 +16911,517 @@
                 <w:color w:val="1C3A36"/>
                 <w:sz w:val="16"/>
               </w:rPr>
+              <w:t>rigs onshore fy22</w:t>
+            </w:r>
+          </w:p>
+        </w:tc>
+        <w:tc>
+          <w:tcPr>
+            <w:tcW w:type="dxa" w:w="1296"/>
+          </w:tcPr>
+          <w:p>
+            <w:pPr>
+              <w:spacing w:after="20"/>
+              <w:jc w:val="right"/>
+            </w:pPr>
+            <w:r>
+              <w:rPr>
+                <w:color w:val="1C3A36"/>
+                <w:sz w:val="16"/>
+              </w:rPr>
+              <w:t>74.000</w:t>
+            </w:r>
+          </w:p>
+        </w:tc>
+        <w:tc>
+          <w:tcPr>
+            <w:tcW w:type="dxa" w:w="1224"/>
+          </w:tcPr>
+          <w:p>
+            <w:pPr>
+              <w:spacing w:after="20"/>
+              <w:jc w:val="right"/>
+            </w:pPr>
+            <w:r>
+              <w:rPr>
+                <w:color w:val="1C3A36"/>
+                <w:sz w:val="16"/>
+              </w:rPr>
+              <w:t>2024-02-12</w:t>
+            </w:r>
+          </w:p>
+        </w:tc>
+        <w:tc>
+          <w:tcPr>
+            <w:tcW w:type="dxa" w:w="5472"/>
+          </w:tcPr>
+          <w:p>
+            <w:pPr>
+              <w:spacing w:after="20"/>
+              <w:jc w:val="right"/>
+            </w:pPr>
+            <w:r>
+              <w:rPr>
+                <w:color w:val="1C3A36"/>
+                <w:sz w:val="16"/>
+              </w:rPr>
+              <w:t>FY2023 MD&amp;A operational highlights, FY22 comparative column — onshore rigs at year end</w:t>
+            </w:r>
+          </w:p>
+        </w:tc>
+      </w:tr>
+      <w:tr>
+        <w:tc>
+          <w:tcPr>
+            <w:tcW w:type="dxa" w:w="2088"/>
+          </w:tcPr>
+          <w:p>
+            <w:pPr>
+              <w:spacing w:after="20"/>
+            </w:pPr>
+            <w:r>
+              <w:rPr>
+                <w:color w:val="1C3A36"/>
+                <w:sz w:val="16"/>
+              </w:rPr>
+              <w:t>rigs onshore fy23</w:t>
+            </w:r>
+          </w:p>
+        </w:tc>
+        <w:tc>
+          <w:tcPr>
+            <w:tcW w:type="dxa" w:w="1296"/>
+          </w:tcPr>
+          <w:p>
+            <w:pPr>
+              <w:spacing w:after="20"/>
+              <w:jc w:val="right"/>
+            </w:pPr>
+            <w:r>
+              <w:rPr>
+                <w:color w:val="1C3A36"/>
+                <w:sz w:val="16"/>
+              </w:rPr>
+              <w:t>84.000</w:t>
+            </w:r>
+          </w:p>
+        </w:tc>
+        <w:tc>
+          <w:tcPr>
+            <w:tcW w:type="dxa" w:w="1224"/>
+          </w:tcPr>
+          <w:p>
+            <w:pPr>
+              <w:spacing w:after="20"/>
+              <w:jc w:val="right"/>
+            </w:pPr>
+            <w:r>
+              <w:rPr>
+                <w:color w:val="1C3A36"/>
+                <w:sz w:val="16"/>
+              </w:rPr>
+              <w:t>2024-02-12</w:t>
+            </w:r>
+          </w:p>
+        </w:tc>
+        <w:tc>
+          <w:tcPr>
+            <w:tcW w:type="dxa" w:w="5472"/>
+          </w:tcPr>
+          <w:p>
+            <w:pPr>
+              <w:spacing w:after="20"/>
+              <w:jc w:val="right"/>
+            </w:pPr>
+            <w:r>
+              <w:rPr>
+                <w:color w:val="1C3A36"/>
+                <w:sz w:val="16"/>
+              </w:rPr>
+              <w:t>FY2023 MD&amp;A operational highlights — onshore rigs at year end (includes 4 lease-to-own land rigs)</w:t>
+            </w:r>
+          </w:p>
+        </w:tc>
+      </w:tr>
+      <w:tr>
+        <w:tc>
+          <w:tcPr>
+            <w:tcW w:type="dxa" w:w="2088"/>
+          </w:tcPr>
+          <w:p>
+            <w:pPr>
+              <w:spacing w:after="20"/>
+            </w:pPr>
+            <w:r>
+              <w:rPr>
+                <w:color w:val="1C3A36"/>
+                <w:sz w:val="16"/>
+              </w:rPr>
+              <w:t>rigs onshore fy24</w:t>
+            </w:r>
+          </w:p>
+        </w:tc>
+        <w:tc>
+          <w:tcPr>
+            <w:tcW w:type="dxa" w:w="1296"/>
+          </w:tcPr>
+          <w:p>
+            <w:pPr>
+              <w:spacing w:after="20"/>
+              <w:jc w:val="right"/>
+            </w:pPr>
+            <w:r>
+              <w:rPr>
+                <w:color w:val="1C3A36"/>
+                <w:sz w:val="16"/>
+              </w:rPr>
+              <w:t>95.000</w:t>
+            </w:r>
+          </w:p>
+        </w:tc>
+        <w:tc>
+          <w:tcPr>
+            <w:tcW w:type="dxa" w:w="1224"/>
+          </w:tcPr>
+          <w:p>
+            <w:pPr>
+              <w:spacing w:after="20"/>
+              <w:jc w:val="right"/>
+            </w:pPr>
+            <w:r>
+              <w:rPr>
+                <w:color w:val="1C3A36"/>
+                <w:sz w:val="16"/>
+              </w:rPr>
+              <w:t>2025-02-11</w:t>
+            </w:r>
+          </w:p>
+        </w:tc>
+        <w:tc>
+          <w:tcPr>
+            <w:tcW w:type="dxa" w:w="5472"/>
+          </w:tcPr>
+          <w:p>
+            <w:pPr>
+              <w:spacing w:after="20"/>
+              <w:jc w:val="right"/>
+            </w:pPr>
+            <w:r>
+              <w:rPr>
+                <w:color w:val="1C3A36"/>
+                <w:sz w:val="16"/>
+              </w:rPr>
+              <w:t>FY2024 MD&amp;A operational highlights — onshore rigs at year end</w:t>
+            </w:r>
+          </w:p>
+        </w:tc>
+      </w:tr>
+      <w:tr>
+        <w:tc>
+          <w:tcPr>
+            <w:tcW w:type="dxa" w:w="2088"/>
+          </w:tcPr>
+          <w:p>
+            <w:pPr>
+              <w:spacing w:after="20"/>
+            </w:pPr>
+            <w:r>
+              <w:rPr>
+                <w:color w:val="1C3A36"/>
+                <w:sz w:val="16"/>
+              </w:rPr>
+              <w:t>rigs onshore fy25</w:t>
+            </w:r>
+          </w:p>
+        </w:tc>
+        <w:tc>
+          <w:tcPr>
+            <w:tcW w:type="dxa" w:w="1296"/>
+          </w:tcPr>
+          <w:p>
+            <w:pPr>
+              <w:spacing w:after="20"/>
+              <w:jc w:val="right"/>
+            </w:pPr>
+            <w:r>
+              <w:rPr>
+                <w:color w:val="1C3A36"/>
+                <w:sz w:val="16"/>
+              </w:rPr>
+              <w:t>92.000</w:t>
+            </w:r>
+          </w:p>
+        </w:tc>
+        <w:tc>
+          <w:tcPr>
+            <w:tcW w:type="dxa" w:w="1224"/>
+          </w:tcPr>
+          <w:p>
+            <w:pPr>
+              <w:spacing w:after="20"/>
+              <w:jc w:val="right"/>
+            </w:pPr>
+            <w:r>
+              <w:rPr>
+                <w:color w:val="1C3A36"/>
+                <w:sz w:val="16"/>
+              </w:rPr>
+              <w:t>2026-02-11</w:t>
+            </w:r>
+          </w:p>
+        </w:tc>
+        <w:tc>
+          <w:tcPr>
+            <w:tcW w:type="dxa" w:w="5472"/>
+          </w:tcPr>
+          <w:p>
+            <w:pPr>
+              <w:spacing w:after="20"/>
+              <w:jc w:val="right"/>
+            </w:pPr>
+            <w:r>
+              <w:rPr>
+                <w:color w:val="1C3A36"/>
+                <w:sz w:val="16"/>
+              </w:rPr>
+              <w:t>FY2025 management discussion and analysis operational highlights — Abu Dhabi onshore rigs at year end</w:t>
+            </w:r>
+          </w:p>
+        </w:tc>
+      </w:tr>
+      <w:tr>
+        <w:tc>
+          <w:tcPr>
+            <w:tcW w:type="dxa" w:w="2088"/>
+          </w:tcPr>
+          <w:p>
+            <w:pPr>
+              <w:spacing w:after="20"/>
+            </w:pPr>
+            <w:r>
+              <w:rPr>
+                <w:color w:val="1C3A36"/>
+                <w:sz w:val="16"/>
+              </w:rPr>
+              <w:t>rigs regional 2q26</w:t>
+            </w:r>
+          </w:p>
+        </w:tc>
+        <w:tc>
+          <w:tcPr>
+            <w:tcW w:type="dxa" w:w="1296"/>
+          </w:tcPr>
+          <w:p>
+            <w:pPr>
+              <w:spacing w:after="20"/>
+              <w:jc w:val="right"/>
+            </w:pPr>
+            <w:r>
+              <w:rPr>
+                <w:color w:val="1C3A36"/>
+                <w:sz w:val="16"/>
+              </w:rPr>
+              <w:t>30.000</w:t>
+            </w:r>
+          </w:p>
+        </w:tc>
+        <w:tc>
+          <w:tcPr>
+            <w:tcW w:type="dxa" w:w="1224"/>
+          </w:tcPr>
+          <w:p>
+            <w:pPr>
+              <w:spacing w:after="20"/>
+              <w:jc w:val="right"/>
+            </w:pPr>
+            <w:r>
+              <w:rPr>
+                <w:color w:val="1C3A36"/>
+                <w:sz w:val="16"/>
+              </w:rPr>
+              <w:t>2026-06-30</w:t>
+            </w:r>
+          </w:p>
+        </w:tc>
+        <w:tc>
+          <w:tcPr>
+            <w:tcW w:type="dxa" w:w="5472"/>
+          </w:tcPr>
+          <w:p>
+            <w:pPr>
+              <w:spacing w:after="20"/>
+              <w:jc w:val="right"/>
+            </w:pPr>
+            <w:r>
+              <w:rPr>
+                <w:color w:val="1C3A36"/>
+                <w:sz w:val="16"/>
+              </w:rPr>
+              <w:t>1H-2026 management discussion and analysis: 30 regional rigs outside the UAE at 30 June 2026 — 8 in Oman and Kuwait from the 70%-owned SLDC joint venture with SLB (completed January 2026) and 22 from the 80% stake in MBPS</w:t>
+            </w:r>
+          </w:p>
+        </w:tc>
+      </w:tr>
+      <w:tr>
+        <w:tc>
+          <w:tcPr>
+            <w:tcW w:type="dxa" w:w="2088"/>
+          </w:tcPr>
+          <w:p>
+            <w:pPr>
+              <w:spacing w:after="20"/>
+            </w:pPr>
+            <w:r>
+              <w:rPr>
+                <w:color w:val="1C3A36"/>
+                <w:sz w:val="16"/>
+              </w:rPr>
+              <w:t>unconv 1h26</w:t>
+            </w:r>
+          </w:p>
+        </w:tc>
+        <w:tc>
+          <w:tcPr>
+            <w:tcW w:type="dxa" w:w="1296"/>
+          </w:tcPr>
+          <w:p>
+            <w:pPr>
+              <w:spacing w:after="20"/>
+              <w:jc w:val="right"/>
+            </w:pPr>
+            <w:r>
+              <w:rPr>
+                <w:color w:val="1C3A36"/>
+                <w:sz w:val="16"/>
+              </w:rPr>
+              <w:t>206,000.0</w:t>
+            </w:r>
+          </w:p>
+        </w:tc>
+        <w:tc>
+          <w:tcPr>
+            <w:tcW w:type="dxa" w:w="1224"/>
+          </w:tcPr>
+          <w:p>
+            <w:pPr>
+              <w:spacing w:after="20"/>
+              <w:jc w:val="right"/>
+            </w:pPr>
+            <w:r>
+              <w:rPr>
+                <w:color w:val="1C3A36"/>
+                <w:sz w:val="16"/>
+              </w:rPr>
+              <w:t>2026-07-30</w:t>
+            </w:r>
+          </w:p>
+        </w:tc>
+        <w:tc>
+          <w:tcPr>
+            <w:tcW w:type="dxa" w:w="5472"/>
+          </w:tcPr>
+          <w:p>
+            <w:pPr>
+              <w:spacing w:after="20"/>
+              <w:jc w:val="right"/>
+            </w:pPr>
+            <w:r>
+              <w:rPr>
+                <w:color w:val="1C3A36"/>
+                <w:sz w:val="16"/>
+              </w:rPr>
+              <w:t>1Q-2026 MD&amp;A ($131 million) plus 1H-2026 management discussion and analysis ($75 million in 2Q26, split $60 million Oilfield Services and $15 million Onshore)</w:t>
+            </w:r>
+          </w:p>
+        </w:tc>
+      </w:tr>
+      <w:tr>
+        <w:tc>
+          <w:tcPr>
+            <w:tcW w:type="dxa" w:w="2088"/>
+          </w:tcPr>
+          <w:p>
+            <w:pPr>
+              <w:spacing w:after="20"/>
+            </w:pPr>
+            <w:r>
+              <w:rPr>
+                <w:color w:val="1C3A36"/>
+                <w:sz w:val="16"/>
+              </w:rPr>
+              <w:t>unconv fy24</w:t>
+            </w:r>
+          </w:p>
+        </w:tc>
+        <w:tc>
+          <w:tcPr>
+            <w:tcW w:type="dxa" w:w="1296"/>
+          </w:tcPr>
+          <w:p>
+            <w:pPr>
+              <w:spacing w:after="20"/>
+              <w:jc w:val="right"/>
+            </w:pPr>
+            <w:r>
+              <w:rPr>
+                <w:color w:val="1C3A36"/>
+                <w:sz w:val="16"/>
+              </w:rPr>
+              <w:t>117,000.0</w:t>
+            </w:r>
+          </w:p>
+        </w:tc>
+        <w:tc>
+          <w:tcPr>
+            <w:tcW w:type="dxa" w:w="1224"/>
+          </w:tcPr>
+          <w:p>
+            <w:pPr>
+              <w:spacing w:after="20"/>
+              <w:jc w:val="right"/>
+            </w:pPr>
+            <w:r>
+              <w:rPr>
+                <w:color w:val="1C3A36"/>
+                <w:sz w:val="16"/>
+              </w:rPr>
+              <w:t>2025-02-11</w:t>
+            </w:r>
+          </w:p>
+        </w:tc>
+        <w:tc>
+          <w:tcPr>
+            <w:tcW w:type="dxa" w:w="5472"/>
+          </w:tcPr>
+          <w:p>
+            <w:pPr>
+              <w:spacing w:after="20"/>
+              <w:jc w:val="right"/>
+            </w:pPr>
+            <w:r>
+              <w:rPr>
+                <w:color w:val="1C3A36"/>
+                <w:sz w:val="16"/>
+              </w:rPr>
+              <w:t>FY2024 MD&amp;A — unconventional business revenue contribution</w:t>
+            </w:r>
+          </w:p>
+        </w:tc>
+      </w:tr>
+      <w:tr>
+        <w:tc>
+          <w:tcPr>
+            <w:tcW w:type="dxa" w:w="2088"/>
+          </w:tcPr>
+          <w:p>
+            <w:pPr>
+              <w:spacing w:after="20"/>
+            </w:pPr>
+            <w:r>
+              <w:rPr>
+                <w:color w:val="1C3A36"/>
+                <w:sz w:val="16"/>
+              </w:rPr>
               <w:t>unconv fy25</w:t>
             </w:r>
           </w:p>
@@ -14557,6 +17477,79 @@
                 <w:sz w:val="16"/>
               </w:rPr>
               <w:t>FY2025 management discussion and analysis: unconventional revenue of $692 million in full year 2025, split $534 million in Oilfield Services and $158 million in Onshore land drilling</w:t>
+            </w:r>
+          </w:p>
+        </w:tc>
+      </w:tr>
+      <w:tr>
+        <w:tc>
+          <w:tcPr>
+            <w:tcW w:type="dxa" w:w="2088"/>
+          </w:tcPr>
+          <w:p>
+            <w:pPr>
+              <w:spacing w:after="20"/>
+            </w:pPr>
+            <w:r>
+              <w:rPr>
+                <w:color w:val="1C3A36"/>
+                <w:sz w:val="16"/>
+              </w:rPr>
+              <w:t>unconv ofs fy24</w:t>
+            </w:r>
+          </w:p>
+        </w:tc>
+        <w:tc>
+          <w:tcPr>
+            <w:tcW w:type="dxa" w:w="1296"/>
+          </w:tcPr>
+          <w:p>
+            <w:pPr>
+              <w:spacing w:after="20"/>
+              <w:jc w:val="right"/>
+            </w:pPr>
+            <w:r>
+              <w:rPr>
+                <w:color w:val="1C3A36"/>
+                <w:sz w:val="16"/>
+              </w:rPr>
+              <w:t>95,000.0</w:t>
+            </w:r>
+          </w:p>
+        </w:tc>
+        <w:tc>
+          <w:tcPr>
+            <w:tcW w:type="dxa" w:w="1224"/>
+          </w:tcPr>
+          <w:p>
+            <w:pPr>
+              <w:spacing w:after="20"/>
+              <w:jc w:val="right"/>
+            </w:pPr>
+            <w:r>
+              <w:rPr>
+                <w:color w:val="1C3A36"/>
+                <w:sz w:val="16"/>
+              </w:rPr>
+              <w:t>2026-02-11</w:t>
+            </w:r>
+          </w:p>
+        </w:tc>
+        <w:tc>
+          <w:tcPr>
+            <w:tcW w:type="dxa" w:w="5472"/>
+          </w:tcPr>
+          <w:p>
+            <w:pPr>
+              <w:spacing w:after="20"/>
+              <w:jc w:val="right"/>
+            </w:pPr>
+            <w:r>
+              <w:rPr>
+                <w:color w:val="1C3A36"/>
+                <w:sz w:val="16"/>
+              </w:rPr>
+              <w:t>FY2025 management discussion and analysis Oilfield Services commentary, prior-year comparative — the unconventional contribution inside Oilfield Services was $95 million in 2024</w:t>
             </w:r>
           </w:p>
         </w:tc>
@@ -16667,6 +19660,152 @@
                 <w:sz w:val="16"/>
               </w:rPr>
               <w:t>Own-stock 5-year weekly regression against the FTSE ADX General Index — the headline index of the exchange the stock actually trades on, held at engine/raw_indices/AE/ADXGENERAL.csv (3,884 sessions, 02-Jan-2011 to 24-Jul-2026, screened for blanks, duplicate dates, limit-exceeding single-session moves and trading-day density before use). n=247 weekly observations, R-squared 0.128, standard error 0.133, 90% interval 0.58 to 1.01. Clears the regression usability gate (n&gt;=24, R-squared&gt;=5%, standard error below the absolute beta), so the first tier of the beta hierarchy applies and no peer beta is needed. SUPERSEDES a prior 0.664 measured against an equal-weight composite of the 18-name UAE price library; that composite under-weights the large-capitalisation names the published index is concentrated in, and it is retained as a robustness check rather than as the regressor. The index series ends 24-Jul-2026 against a 07-Aug-2026 price anchor, a 14-day gap that costs the regression two of roughly 250 weekly observations. Source: engine/adnocdrill_study/beta_reg.py</w:t>
+            </w:r>
+          </w:p>
+        </w:tc>
+      </w:tr>
+      <w:tr>
+        <w:tc>
+          <w:tcPr>
+            <w:tcW w:type="dxa" w:w="2088"/>
+          </w:tcPr>
+          <w:p>
+            <w:pPr>
+              <w:spacing w:after="20"/>
+            </w:pPr>
+            <w:r>
+              <w:rPr>
+                <w:color w:val="1C3A36"/>
+                <w:sz w:val="16"/>
+              </w:rPr>
+              <w:t>days dec25 to anchor</w:t>
+            </w:r>
+          </w:p>
+        </w:tc>
+        <w:tc>
+          <w:tcPr>
+            <w:tcW w:type="dxa" w:w="1296"/>
+          </w:tcPr>
+          <w:p>
+            <w:pPr>
+              <w:spacing w:after="20"/>
+              <w:jc w:val="right"/>
+            </w:pPr>
+            <w:r>
+              <w:rPr>
+                <w:color w:val="1C3A36"/>
+                <w:sz w:val="16"/>
+              </w:rPr>
+              <w:t>219.000</w:t>
+            </w:r>
+          </w:p>
+        </w:tc>
+        <w:tc>
+          <w:tcPr>
+            <w:tcW w:type="dxa" w:w="1224"/>
+          </w:tcPr>
+          <w:p>
+            <w:pPr>
+              <w:spacing w:after="20"/>
+              <w:jc w:val="right"/>
+            </w:pPr>
+            <w:r>
+              <w:rPr>
+                <w:color w:val="1C3A36"/>
+                <w:sz w:val="16"/>
+              </w:rPr>
+              <w:t>2026-08-07</w:t>
+            </w:r>
+          </w:p>
+        </w:tc>
+        <w:tc>
+          <w:tcPr>
+            <w:tcW w:type="dxa" w:w="5472"/>
+          </w:tcPr>
+          <w:p>
+            <w:pPr>
+              <w:spacing w:after="20"/>
+              <w:jc w:val="right"/>
+            </w:pPr>
+            <w:r>
+              <w:rPr>
+                <w:color w:val="1C3A36"/>
+                <w:sz w:val="16"/>
+              </w:rPr>
+              <w:t>Calendar days from 31 December 2025, the date the discounting convention places enterprise value on, to the 7 August 2026 price anchor</w:t>
+            </w:r>
+          </w:p>
+        </w:tc>
+      </w:tr>
+      <w:tr>
+        <w:tc>
+          <w:tcPr>
+            <w:tcW w:type="dxa" w:w="2088"/>
+          </w:tcPr>
+          <w:p>
+            <w:pPr>
+              <w:spacing w:after="20"/>
+            </w:pPr>
+            <w:r>
+              <w:rPr>
+                <w:color w:val="1C3A36"/>
+                <w:sz w:val="16"/>
+              </w:rPr>
+              <w:t>days jun26 to anchor</w:t>
+            </w:r>
+          </w:p>
+        </w:tc>
+        <w:tc>
+          <w:tcPr>
+            <w:tcW w:type="dxa" w:w="1296"/>
+          </w:tcPr>
+          <w:p>
+            <w:pPr>
+              <w:spacing w:after="20"/>
+              <w:jc w:val="right"/>
+            </w:pPr>
+            <w:r>
+              <w:rPr>
+                <w:color w:val="1C3A36"/>
+                <w:sz w:val="16"/>
+              </w:rPr>
+              <w:t>38.000</w:t>
+            </w:r>
+          </w:p>
+        </w:tc>
+        <w:tc>
+          <w:tcPr>
+            <w:tcW w:type="dxa" w:w="1224"/>
+          </w:tcPr>
+          <w:p>
+            <w:pPr>
+              <w:spacing w:after="20"/>
+              <w:jc w:val="right"/>
+            </w:pPr>
+            <w:r>
+              <w:rPr>
+                <w:color w:val="1C3A36"/>
+                <w:sz w:val="16"/>
+              </w:rPr>
+              <w:t>2026-08-07</w:t>
+            </w:r>
+          </w:p>
+        </w:tc>
+        <w:tc>
+          <w:tcPr>
+            <w:tcW w:type="dxa" w:w="5472"/>
+          </w:tcPr>
+          <w:p>
+            <w:pPr>
+              <w:spacing w:after="20"/>
+              <w:jc w:val="right"/>
+            </w:pPr>
+            <w:r>
+              <w:rPr>
+                <w:color w:val="1C3A36"/>
+                <w:sz w:val="16"/>
+              </w:rPr>
+              <w:t>Calendar days from 30 June 2026, the date the bridge is struck on, to the 7 August 2026 price anchor</w:t>
             </w:r>
           </w:p>
         </w:tc>

--- a/engine/adnocdrill_study/ADNOCDRILL_Bibliography_09-08-2026.docx
+++ b/engine/adnocdrill_study/ADNOCDRILL_Bibliography_09-08-2026.docx
@@ -19842,7 +19842,7 @@
                 <w:color w:val="1C3A36"/>
                 <w:sz w:val="16"/>
               </w:rPr>
-              <w:t>5.940</w:t>
+              <w:t>5.800</w:t>
             </w:r>
           </w:p>
         </w:tc>
@@ -19860,7 +19860,7 @@
                 <w:color w:val="1C3A36"/>
                 <w:sz w:val="16"/>
               </w:rPr>
-              <w:t>2026-08-07</w:t>
+              <w:t>2026-09-03</w:t>
             </w:r>
           </w:p>
         </w:tc>
@@ -19878,7 +19878,7 @@
                 <w:color w:val="1C3A36"/>
                 <w:sz w:val="16"/>
               </w:rPr>
-              <w:t>Uploaded ADX daily price history for ADNOCDRILL, last close 07-Aug-2026</w:t>
+              <w:t>Uploaded ADX daily price history for ADNOCDRILL, last close 03-Sep-2026 — the latest price supplied to this repository (SUPPLIED_03-09-2026.json). Superseded: AED 5.94 of 7 August 2026, on which every edition before this one was struck</w:t>
             </w:r>
           </w:p>
         </w:tc>
